--- a/ViettelPostLogistics.docx
+++ b/ViettelPostLogistics.docx
@@ -1,88 +1,74 @@
 
 <file path=word/document.xml><?xml version="1.0" encoding="utf-8"?>
-<w:document xmlns:mc="http://schemas.openxmlformats.org/markup-compatibility/2006" xmlns:o="urn:schemas-microsoft-com:office:office" xmlns:r="http://schemas.openxmlformats.org/officeDocument/2006/relationships" xmlns:m="http://schemas.openxmlformats.org/officeDocument/2006/math" xmlns:v="urn:schemas-microsoft-com:vml" xmlns:wp="http://schemas.openxmlformats.org/drawingml/2006/wordprocessingDrawing" xmlns:w10="urn:schemas-microsoft-com:office:word" xmlns:w="http://schemas.openxmlformats.org/wordprocessingml/2006/main" xmlns:wne="http://schemas.microsoft.com/office/word/2006/wordml" xmlns:sl="http://schemas.openxmlformats.org/schemaLibrary/2006/main" xmlns:a="http://schemas.openxmlformats.org/drawingml/2006/main" xmlns:pic="http://schemas.openxmlformats.org/drawingml/2006/picture" xmlns:c="http://schemas.openxmlformats.org/drawingml/2006/chart" xmlns:lc="http://schemas.openxmlformats.org/drawingml/2006/lockedCanvas" xmlns:dgm="http://schemas.openxmlformats.org/drawingml/2006/diagram" xmlns:wps="http://schemas.microsoft.com/office/word/2010/wordprocessingShape" xmlns:wpg="http://schemas.microsoft.com/office/word/2010/wordprocessingGroup" xmlns:w14="http://schemas.microsoft.com/office/word/2010/wordml" xmlns:w15="http://schemas.microsoft.com/office/word/2012/wordml" xmlns:w16="http://schemas.microsoft.com/office/word/2018/wordml" xmlns:w16cex="http://schemas.microsoft.com/office/word/2018/wordml/cex" xmlns:w16cid="http://schemas.microsoft.com/office/word/2016/wordml/cid" xmlns="http://schemas.microsoft.com/office/tasks/2019/documenttasks" xmlns:cr="http://schemas.microsoft.com/office/comments/2020/reactions">
+<w:document xmlns:wpc="http://schemas.microsoft.com/office/word/2010/wordprocessingCanvas" xmlns:cx="http://schemas.microsoft.com/office/drawing/2014/chartex" xmlns:cx1="http://schemas.microsoft.com/office/drawing/2015/9/8/chartex" xmlns:cx2="http://schemas.microsoft.com/office/drawing/2015/10/21/chartex" xmlns:cx3="http://schemas.microsoft.com/office/drawing/2016/5/9/chartex" xmlns:cx4="http://schemas.microsoft.com/office/drawing/2016/5/10/chartex" xmlns:cx5="http://schemas.microsoft.com/office/drawing/2016/5/11/chartex" xmlns:cx6="http://schemas.microsoft.com/office/drawing/2016/5/12/chartex" xmlns:cx7="http://schemas.microsoft.com/office/drawing/2016/5/13/chartex" xmlns:cx8="http://schemas.microsoft.com/office/drawing/2016/5/14/chartex" xmlns:mc="http://schemas.openxmlformats.org/markup-compatibility/2006" xmlns:aink="http://schemas.microsoft.com/office/drawing/2016/ink" xmlns:am3d="http://schemas.microsoft.com/office/drawing/2017/model3d" xmlns:o="urn:schemas-microsoft-com:office:office" xmlns:oel="http://schemas.microsoft.com/office/2019/extlst" xmlns:r="http://schemas.openxmlformats.org/officeDocument/2006/relationships" xmlns:m="http://schemas.openxmlformats.org/officeDocument/2006/math" xmlns:v="urn:schemas-microsoft-com:vml" xmlns:wp14="http://schemas.microsoft.com/office/word/2010/wordprocessingDrawing" xmlns:wp="http://schemas.openxmlformats.org/drawingml/2006/wordprocessingDrawing" xmlns:w10="urn:schemas-microsoft-com:office:word" xmlns:w="http://schemas.openxmlformats.org/wordprocessingml/2006/main" xmlns:w14="http://schemas.microsoft.com/office/word/2010/wordml" xmlns:w15="http://schemas.microsoft.com/office/word/2012/wordml" xmlns:w16cex="http://schemas.microsoft.com/office/word/2018/wordml/cex" xmlns:w16cid="http://schemas.microsoft.com/office/word/2016/wordml/cid" xmlns:w16="http://schemas.microsoft.com/office/word/2018/wordml" xmlns:w16du="http://schemas.microsoft.com/office/word/2023/wordml/word16du" xmlns:w16sdtdh="http://schemas.microsoft.com/office/word/2020/wordml/sdtdatahash" xmlns:w16sdtfl="http://schemas.microsoft.com/office/word/2024/wordml/sdtformatlock" xmlns:w16se="http://schemas.microsoft.com/office/word/2015/wordml/symex" xmlns:wpg="http://schemas.microsoft.com/office/word/2010/wordprocessingGroup" xmlns:wpi="http://schemas.microsoft.com/office/word/2010/wordprocessingInk" xmlns:wne="http://schemas.microsoft.com/office/word/2006/wordml" xmlns:wps="http://schemas.microsoft.com/office/word/2010/wordprocessingShape" mc:Ignorable="w14 w15 w16se w16cid w16 w16cex w16sdtdh w16sdtfl w16du wp14">
   <w:body>
     <w:p>
       <w:pPr>
-        <w:spacing w:after="120" w:before="0" w:line="360" w:lineRule="auto"/>
+        <w:spacing w:after="120" w:line="360" w:lineRule="auto"/>
         <w:jc w:val="both"/>
         <w:rPr>
-          <w:rFonts w:ascii="Times New Roman" w:cs="Times New Roman" w:eastAsia="Times New Roman" w:hAnsi="Times New Roman"/>
-          <w:b w:val="1"/>
-          <w:bCs w:val="1"/>
+          <w:rFonts w:ascii="Times New Roman" w:eastAsia="Times New Roman" w:hAnsi="Times New Roman" w:cs="Times New Roman"/>
+          <w:b/>
+          <w:bCs/>
           <w:sz w:val="26"/>
           <w:szCs w:val="26"/>
         </w:rPr>
       </w:pPr>
-      <w:r>
-        <w:rPr>
-          <w:rtl w:val="0"/>
-        </w:rPr>
-      </w:r>
-    </w:p>
-    <w:p>
-      <w:pPr>
-        <w:spacing w:after="120" w:before="0" w:line="360" w:lineRule="auto"/>
-        <w:jc w:val="left"/>
-        <w:rPr>
-          <w:rFonts w:ascii="Times New Roman" w:cs="Times New Roman" w:eastAsia="Times New Roman" w:hAnsi="Times New Roman"/>
+    </w:p>
+    <w:p>
+      <w:pPr>
+        <w:spacing w:after="120" w:line="360" w:lineRule="auto"/>
+        <w:rPr>
+          <w:rFonts w:ascii="Times New Roman" w:eastAsia="Times New Roman" w:hAnsi="Times New Roman" w:cs="Times New Roman"/>
           <w:sz w:val="26"/>
           <w:szCs w:val="26"/>
         </w:rPr>
       </w:pPr>
-      <w:r>
-        <w:rPr>
-          <w:rtl w:val="0"/>
-        </w:rPr>
-      </w:r>
-    </w:p>
-    <w:p>
-      <w:pPr>
-        <w:spacing w:after="120" w:before="0" w:line="360" w:lineRule="auto"/>
+    </w:p>
+    <w:p>
+      <w:pPr>
+        <w:spacing w:after="120" w:line="360" w:lineRule="auto"/>
         <w:jc w:val="center"/>
         <w:rPr>
-          <w:rFonts w:ascii="Times New Roman" w:cs="Times New Roman" w:eastAsia="Times New Roman" w:hAnsi="Times New Roman"/>
+          <w:rFonts w:ascii="Times New Roman" w:eastAsia="Times New Roman" w:hAnsi="Times New Roman" w:cs="Times New Roman"/>
           <w:sz w:val="26"/>
           <w:szCs w:val="26"/>
         </w:rPr>
       </w:pPr>
-      <w:r>
-        <w:rPr>
-          <w:rtl w:val="0"/>
-        </w:rPr>
-      </w:r>
-    </w:p>
-    <w:p>
-      <w:pPr>
-        <w:spacing w:after="120" w:before="0" w:line="360" w:lineRule="auto"/>
+    </w:p>
+    <w:p>
+      <w:pPr>
+        <w:spacing w:after="120" w:line="360" w:lineRule="auto"/>
         <w:jc w:val="center"/>
         <w:rPr>
-          <w:rFonts w:ascii="Times New Roman" w:cs="Times New Roman" w:eastAsia="Times New Roman" w:hAnsi="Times New Roman"/>
+          <w:rFonts w:ascii="Times New Roman" w:eastAsia="Times New Roman" w:hAnsi="Times New Roman" w:cs="Times New Roman"/>
           <w:sz w:val="26"/>
           <w:szCs w:val="26"/>
         </w:rPr>
       </w:pPr>
       <w:r>
         <w:rPr>
-          <w:rFonts w:ascii="Times New Roman" w:cs="Times New Roman" w:eastAsia="Times New Roman" w:hAnsi="Times New Roman"/>
+          <w:rFonts w:ascii="Times New Roman" w:eastAsia="Times New Roman" w:hAnsi="Times New Roman" w:cs="Times New Roman"/>
+          <w:noProof/>
           <w:sz w:val="26"/>
           <w:szCs w:val="26"/>
         </w:rPr>
         <w:drawing>
-          <wp:inline distB="0" distT="0" distL="0" distR="0">
+          <wp:inline distT="0" distB="0" distL="0" distR="0" wp14:anchorId="50046D8F" wp14:editId="54EBE74E">
             <wp:extent cx="1969137" cy="1623143"/>
-            <wp:effectExtent b="0" l="0" r="0" t="0"/>
+            <wp:effectExtent l="0" t="0" r="0" b="0"/>
             <wp:docPr id="2" name="image1.png"/>
-            <a:graphic>
+            <wp:cNvGraphicFramePr/>
+            <a:graphic xmlns:a="http://schemas.openxmlformats.org/drawingml/2006/main">
               <a:graphicData uri="http://schemas.openxmlformats.org/drawingml/2006/picture">
-                <pic:pic>
+                <pic:pic xmlns:pic="http://schemas.openxmlformats.org/drawingml/2006/picture">
                   <pic:nvPicPr>
                     <pic:cNvPr id="0" name="image1.png"/>
                     <pic:cNvPicPr preferRelativeResize="0"/>
                   </pic:nvPicPr>
                   <pic:blipFill>
-                    <a:blip r:embed="rId7"/>
-                    <a:srcRect b="0" l="0" r="0" t="0"/>
+                    <a:blip r:embed="rId8"/>
+                    <a:srcRect/>
                     <a:stretch>
                       <a:fillRect/>
                     </a:stretch>
@@ -92,7 +78,9 @@
                       <a:off x="0" y="0"/>
                       <a:ext cx="1969137" cy="1623143"/>
                     </a:xfrm>
-                    <a:prstGeom prst="rect"/>
+                    <a:prstGeom prst="rect">
+                      <a:avLst/>
+                    </a:prstGeom>
                     <a:ln/>
                   </pic:spPr>
                 </pic:pic>
@@ -101,155 +89,124 @@
           </wp:inline>
         </w:drawing>
       </w:r>
-      <w:r>
-        <w:rPr>
-          <w:rtl w:val="0"/>
-        </w:rPr>
-      </w:r>
-    </w:p>
-    <w:p>
-      <w:pPr>
-        <w:spacing w:after="120" w:before="0" w:line="360" w:lineRule="auto"/>
+    </w:p>
+    <w:p>
+      <w:pPr>
+        <w:spacing w:after="120" w:line="360" w:lineRule="auto"/>
         <w:jc w:val="center"/>
         <w:rPr>
-          <w:rFonts w:ascii="Times New Roman" w:cs="Times New Roman" w:eastAsia="Times New Roman" w:hAnsi="Times New Roman"/>
+          <w:rFonts w:ascii="Times New Roman" w:eastAsia="Times New Roman" w:hAnsi="Times New Roman" w:cs="Times New Roman"/>
           <w:sz w:val="26"/>
           <w:szCs w:val="26"/>
         </w:rPr>
       </w:pPr>
-      <w:r>
-        <w:rPr>
-          <w:rtl w:val="0"/>
-        </w:rPr>
-      </w:r>
-    </w:p>
-    <w:p>
-      <w:pPr>
-        <w:spacing w:after="120" w:before="0" w:line="360" w:lineRule="auto"/>
+    </w:p>
+    <w:p>
+      <w:pPr>
+        <w:spacing w:after="120" w:line="360" w:lineRule="auto"/>
         <w:jc w:val="center"/>
         <w:rPr>
-          <w:rFonts w:ascii="Times New Roman" w:cs="Times New Roman" w:eastAsia="Times New Roman" w:hAnsi="Times New Roman"/>
-          <w:b w:val="1"/>
-          <w:bCs w:val="1"/>
+          <w:rFonts w:ascii="Times New Roman" w:eastAsia="Times New Roman" w:hAnsi="Times New Roman" w:cs="Times New Roman"/>
+          <w:b/>
+          <w:bCs/>
           <w:sz w:val="32"/>
           <w:szCs w:val="32"/>
         </w:rPr>
       </w:pPr>
       <w:r>
         <w:rPr>
-          <w:rFonts w:ascii="Times New Roman" w:cs="Times New Roman" w:eastAsia="Times New Roman" w:hAnsi="Times New Roman"/>
-          <w:b w:val="1"/>
-          <w:bCs w:val="1"/>
+          <w:rFonts w:ascii="Times New Roman" w:eastAsia="Times New Roman" w:hAnsi="Times New Roman" w:cs="Times New Roman"/>
+          <w:b/>
+          <w:bCs/>
           <w:sz w:val="32"/>
           <w:szCs w:val="32"/>
-          <w:rtl w:val="0"/>
-        </w:rPr>
-        <w:t xml:space="preserve">ĐỒ ÁN KẾT THÚC MÔN</w:t>
+        </w:rPr>
+        <w:t>ĐỒ ÁN KẾT THÚC MÔN</w:t>
       </w:r>
     </w:p>
     <w:p>
       <w:pPr>
-        <w:spacing w:after="120" w:before="0" w:line="360" w:lineRule="auto"/>
+        <w:spacing w:after="120" w:line="360" w:lineRule="auto"/>
         <w:jc w:val="center"/>
         <w:rPr>
-          <w:rFonts w:ascii="Times New Roman" w:cs="Times New Roman" w:eastAsia="Times New Roman" w:hAnsi="Times New Roman"/>
-          <w:b w:val="1"/>
-          <w:bCs w:val="1"/>
+          <w:rFonts w:ascii="Times New Roman" w:eastAsia="Times New Roman" w:hAnsi="Times New Roman" w:cs="Times New Roman"/>
+          <w:b/>
+          <w:bCs/>
           <w:sz w:val="32"/>
           <w:szCs w:val="32"/>
         </w:rPr>
       </w:pPr>
       <w:r>
         <w:rPr>
-          <w:rFonts w:ascii="Times New Roman" w:cs="Times New Roman" w:eastAsia="Times New Roman" w:hAnsi="Times New Roman"/>
-          <w:b w:val="1"/>
-          <w:bCs w:val="1"/>
+          <w:rFonts w:ascii="Times New Roman" w:eastAsia="Times New Roman" w:hAnsi="Times New Roman" w:cs="Times New Roman"/>
+          <w:b/>
+          <w:bCs/>
           <w:sz w:val="32"/>
           <w:szCs w:val="32"/>
-          <w:rtl w:val="0"/>
-        </w:rPr>
-        <w:t xml:space="preserve">VIETTEL POST</w:t>
+        </w:rPr>
+        <w:t>VIETTEL POST</w:t>
       </w:r>
     </w:p>
     <w:p>
       <w:pPr>
-        <w:spacing w:after="120" w:before="0" w:line="360" w:lineRule="auto"/>
+        <w:spacing w:after="120" w:line="360" w:lineRule="auto"/>
         <w:jc w:val="center"/>
         <w:rPr>
-          <w:rFonts w:ascii="Roboto" w:cs="Roboto" w:eastAsia="Roboto" w:hAnsi="Roboto"/>
-          <w:b w:val="1"/>
-          <w:bCs w:val="1"/>
+          <w:rFonts w:ascii="Roboto" w:eastAsia="Roboto" w:hAnsi="Roboto" w:cs="Roboto"/>
+          <w:b/>
+          <w:bCs/>
           <w:sz w:val="28"/>
           <w:szCs w:val="28"/>
         </w:rPr>
       </w:pPr>
       <w:r>
         <w:rPr>
-          <w:rFonts w:ascii="Times New Roman" w:cs="Times New Roman" w:eastAsia="Times New Roman" w:hAnsi="Times New Roman"/>
-          <w:b w:val="1"/>
-          <w:bCs w:val="1"/>
+          <w:rFonts w:ascii="Times New Roman" w:eastAsia="Times New Roman" w:hAnsi="Times New Roman" w:cs="Times New Roman"/>
+          <w:b/>
+          <w:bCs/>
           <w:sz w:val="28"/>
           <w:szCs w:val="28"/>
-          <w:rtl w:val="0"/>
-        </w:rPr>
-        <w:t xml:space="preserve">MÔN: HỆ THỐNG QUẢN TRỊ QUI TRÌNH NGHIỆP VỤ</w:t>
+        </w:rPr>
+        <w:t>MÔN: HỆ THỐNG QUẢN TRỊ QUI TRÌNH NGHIỆP VỤ</w:t>
       </w:r>
-      <w:r>
-        <w:rPr>
-          <w:rtl w:val="0"/>
-        </w:rPr>
-      </w:r>
-    </w:p>
-    <w:p>
-      <w:pPr>
-        <w:spacing w:after="120" w:before="0" w:line="360" w:lineRule="auto"/>
-        <w:jc w:val="left"/>
-        <w:rPr>
-          <w:rFonts w:ascii="Times New Roman" w:cs="Times New Roman" w:eastAsia="Times New Roman" w:hAnsi="Times New Roman"/>
+    </w:p>
+    <w:p>
+      <w:pPr>
+        <w:spacing w:after="120" w:line="360" w:lineRule="auto"/>
+        <w:rPr>
+          <w:rFonts w:ascii="Times New Roman" w:eastAsia="Times New Roman" w:hAnsi="Times New Roman" w:cs="Times New Roman"/>
           <w:sz w:val="28"/>
           <w:szCs w:val="28"/>
         </w:rPr>
       </w:pPr>
-      <w:r>
-        <w:rPr>
-          <w:rtl w:val="0"/>
-        </w:rPr>
-      </w:r>
-    </w:p>
-    <w:p>
-      <w:pPr>
-        <w:spacing w:after="120" w:before="0" w:line="360" w:lineRule="auto"/>
-        <w:jc w:val="left"/>
-        <w:rPr>
-          <w:rFonts w:ascii="Times New Roman" w:cs="Times New Roman" w:eastAsia="Times New Roman" w:hAnsi="Times New Roman"/>
+    </w:p>
+    <w:p>
+      <w:pPr>
+        <w:spacing w:after="120" w:line="360" w:lineRule="auto"/>
+        <w:rPr>
+          <w:rFonts w:ascii="Times New Roman" w:eastAsia="Times New Roman" w:hAnsi="Times New Roman" w:cs="Times New Roman"/>
           <w:sz w:val="28"/>
           <w:szCs w:val="28"/>
         </w:rPr>
       </w:pPr>
-      <w:r>
-        <w:rPr>
-          <w:rtl w:val="0"/>
-        </w:rPr>
-      </w:r>
     </w:p>
     <w:p>
       <w:pPr>
         <w:spacing w:after="120" w:line="360" w:lineRule="auto"/>
         <w:jc w:val="center"/>
         <w:rPr>
-          <w:rFonts w:ascii="Times New Roman" w:cs="Times New Roman" w:eastAsia="Times New Roman" w:hAnsi="Times New Roman"/>
+          <w:rFonts w:ascii="Times New Roman" w:eastAsia="Times New Roman" w:hAnsi="Times New Roman" w:cs="Times New Roman"/>
           <w:sz w:val="28"/>
           <w:szCs w:val="28"/>
         </w:rPr>
       </w:pPr>
       <w:r>
         <w:rPr>
-          <w:rFonts w:ascii="Times New Roman" w:cs="Times New Roman" w:eastAsia="Times New Roman" w:hAnsi="Times New Roman"/>
+          <w:rFonts w:ascii="Times New Roman" w:eastAsia="Times New Roman" w:hAnsi="Times New Roman" w:cs="Times New Roman"/>
           <w:sz w:val="28"/>
           <w:szCs w:val="28"/>
-          <w:rtl w:val="0"/>
-        </w:rPr>
-        <w:t xml:space="preserve">Môn học: IE203.F32.LT.CNTT</w:t>
+        </w:rPr>
+        <w:t>Môn học: IE203.F32.LT.CNTT</w:t>
       </w:r>
     </w:p>
     <w:p>
@@ -257,69 +214,57 @@
         <w:spacing w:after="120" w:line="360" w:lineRule="auto"/>
         <w:jc w:val="center"/>
         <w:rPr>
-          <w:rFonts w:ascii="Times New Roman" w:cs="Times New Roman" w:eastAsia="Times New Roman" w:hAnsi="Times New Roman"/>
+          <w:rFonts w:ascii="Times New Roman" w:eastAsia="Times New Roman" w:hAnsi="Times New Roman" w:cs="Times New Roman"/>
           <w:sz w:val="28"/>
           <w:szCs w:val="28"/>
         </w:rPr>
       </w:pPr>
       <w:r>
         <w:rPr>
-          <w:rFonts w:ascii="Times New Roman" w:cs="Times New Roman" w:eastAsia="Times New Roman" w:hAnsi="Times New Roman"/>
+          <w:rFonts w:ascii="Times New Roman" w:eastAsia="Times New Roman" w:hAnsi="Times New Roman" w:cs="Times New Roman"/>
           <w:sz w:val="28"/>
           <w:szCs w:val="28"/>
-          <w:rtl w:val="0"/>
-        </w:rPr>
-        <w:t xml:space="preserve">Giảng viên hướng dẫn: ThS. Hà Lê Hoài Trung</w:t>
+        </w:rPr>
+        <w:t>Giảng viên hướng dẫn: ThS. Hà Lê Hoài Trung</w:t>
       </w:r>
     </w:p>
     <w:p>
       <w:pPr>
-        <w:spacing w:after="120" w:before="0" w:line="360" w:lineRule="auto"/>
+        <w:spacing w:after="120" w:line="360" w:lineRule="auto"/>
         <w:jc w:val="center"/>
         <w:rPr>
-          <w:rFonts w:ascii="Times New Roman" w:cs="Times New Roman" w:eastAsia="Times New Roman" w:hAnsi="Times New Roman"/>
+          <w:rFonts w:ascii="Times New Roman" w:eastAsia="Times New Roman" w:hAnsi="Times New Roman" w:cs="Times New Roman"/>
           <w:sz w:val="28"/>
           <w:szCs w:val="28"/>
         </w:rPr>
       </w:pPr>
-      <w:r>
-        <w:rPr>
-          <w:rtl w:val="0"/>
-        </w:rPr>
-      </w:r>
-    </w:p>
-    <w:p>
-      <w:pPr>
-        <w:spacing w:after="120" w:before="0" w:line="360" w:lineRule="auto"/>
+    </w:p>
+    <w:p>
+      <w:pPr>
+        <w:spacing w:after="120" w:line="360" w:lineRule="auto"/>
         <w:jc w:val="center"/>
         <w:rPr>
-          <w:rFonts w:ascii="Times New Roman" w:cs="Times New Roman" w:eastAsia="Times New Roman" w:hAnsi="Times New Roman"/>
+          <w:rFonts w:ascii="Times New Roman" w:eastAsia="Times New Roman" w:hAnsi="Times New Roman" w:cs="Times New Roman"/>
           <w:sz w:val="28"/>
           <w:szCs w:val="28"/>
         </w:rPr>
       </w:pPr>
-      <w:r>
-        <w:rPr>
-          <w:rtl w:val="0"/>
-        </w:rPr>
-      </w:r>
     </w:p>
     <w:p>
       <w:pPr>
         <w:spacing w:after="120" w:line="360" w:lineRule="auto"/>
         <w:jc w:val="center"/>
         <w:rPr>
-          <w:rFonts w:ascii="Times New Roman" w:cs="Times New Roman" w:eastAsia="Times New Roman" w:hAnsi="Times New Roman"/>
+          <w:rFonts w:ascii="Times New Roman" w:eastAsia="Times New Roman" w:hAnsi="Times New Roman" w:cs="Times New Roman"/>
           <w:sz w:val="28"/>
           <w:szCs w:val="28"/>
         </w:rPr>
       </w:pPr>
       <w:r>
         <w:rPr>
-          <w:rFonts w:ascii="Times New Roman" w:cs="Times New Roman" w:eastAsia="Times New Roman" w:hAnsi="Times New Roman"/>
+          <w:rFonts w:ascii="Times New Roman" w:eastAsia="Times New Roman" w:hAnsi="Times New Roman" w:cs="Times New Roman"/>
           <w:sz w:val="28"/>
           <w:szCs w:val="28"/>
-          <w:rtl w:val="0"/>
         </w:rPr>
         <w:t xml:space="preserve">Thông tin nhóm thực hiện: </w:t>
       </w:r>
@@ -329,19 +274,18 @@
         <w:spacing w:after="120" w:line="360" w:lineRule="auto"/>
         <w:jc w:val="center"/>
         <w:rPr>
-          <w:rFonts w:ascii="Times New Roman" w:cs="Times New Roman" w:eastAsia="Times New Roman" w:hAnsi="Times New Roman"/>
+          <w:rFonts w:ascii="Times New Roman" w:eastAsia="Times New Roman" w:hAnsi="Times New Roman" w:cs="Times New Roman"/>
           <w:sz w:val="28"/>
           <w:szCs w:val="28"/>
         </w:rPr>
       </w:pPr>
       <w:r>
         <w:rPr>
-          <w:rFonts w:ascii="Times New Roman" w:cs="Times New Roman" w:eastAsia="Times New Roman" w:hAnsi="Times New Roman"/>
+          <w:rFonts w:ascii="Times New Roman" w:eastAsia="Times New Roman" w:hAnsi="Times New Roman" w:cs="Times New Roman"/>
           <w:sz w:val="28"/>
           <w:szCs w:val="28"/>
-          <w:rtl w:val="0"/>
-        </w:rPr>
-        <w:t xml:space="preserve">Danh sách nhóm: Toàn bộ sinh viên trong danh sách nhóm</w:t>
+        </w:rPr>
+        <w:t>Danh sách nhóm: Toàn bộ sinh viên trong danh sách nhóm</w:t>
       </w:r>
     </w:p>
     <w:p>
@@ -349,19 +293,18 @@
         <w:spacing w:after="120" w:line="360" w:lineRule="auto"/>
         <w:jc w:val="center"/>
         <w:rPr>
-          <w:rFonts w:ascii="Times New Roman" w:cs="Times New Roman" w:eastAsia="Times New Roman" w:hAnsi="Times New Roman"/>
+          <w:rFonts w:ascii="Times New Roman" w:eastAsia="Times New Roman" w:hAnsi="Times New Roman" w:cs="Times New Roman"/>
           <w:sz w:val="28"/>
           <w:szCs w:val="28"/>
         </w:rPr>
       </w:pPr>
       <w:r>
         <w:rPr>
-          <w:rFonts w:ascii="Times New Roman" w:cs="Times New Roman" w:eastAsia="Times New Roman" w:hAnsi="Times New Roman"/>
+          <w:rFonts w:ascii="Times New Roman" w:eastAsia="Times New Roman" w:hAnsi="Times New Roman" w:cs="Times New Roman"/>
           <w:sz w:val="28"/>
           <w:szCs w:val="28"/>
-          <w:rtl w:val="0"/>
-        </w:rPr>
-        <w:t xml:space="preserve">Lớp: LT.K2025.2-CNTT</w:t>
+        </w:rPr>
+        <w:t>Lớp: LT.K2025.2-CNTT</w:t>
       </w:r>
     </w:p>
     <w:p>
@@ -369,143 +312,113 @@
         <w:spacing w:after="120" w:line="360" w:lineRule="auto"/>
         <w:jc w:val="center"/>
         <w:rPr>
-          <w:rFonts w:ascii="Times New Roman" w:cs="Times New Roman" w:eastAsia="Times New Roman" w:hAnsi="Times New Roman"/>
+          <w:rFonts w:ascii="Times New Roman" w:eastAsia="Times New Roman" w:hAnsi="Times New Roman" w:cs="Times New Roman"/>
           <w:sz w:val="28"/>
           <w:szCs w:val="28"/>
         </w:rPr>
       </w:pPr>
       <w:r>
         <w:rPr>
-          <w:rFonts w:ascii="Times New Roman" w:cs="Times New Roman" w:eastAsia="Times New Roman" w:hAnsi="Times New Roman"/>
+          <w:rFonts w:ascii="Times New Roman" w:eastAsia="Times New Roman" w:hAnsi="Times New Roman" w:cs="Times New Roman"/>
           <w:sz w:val="28"/>
           <w:szCs w:val="28"/>
-          <w:rtl w:val="0"/>
-        </w:rPr>
-        <w:t xml:space="preserve">Ngày thực hiện: 9/7/2026</w:t>
+        </w:rPr>
+        <w:t>Ngày thực hiện: 9/7/2026</w:t>
       </w:r>
     </w:p>
     <w:p>
       <w:pPr>
-        <w:spacing w:after="120" w:before="0" w:line="360" w:lineRule="auto"/>
-        <w:jc w:val="left"/>
-        <w:rPr>
-          <w:rFonts w:ascii="Times New Roman" w:cs="Times New Roman" w:eastAsia="Times New Roman" w:hAnsi="Times New Roman"/>
+        <w:spacing w:after="120" w:line="360" w:lineRule="auto"/>
+        <w:rPr>
+          <w:rFonts w:ascii="Times New Roman" w:eastAsia="Times New Roman" w:hAnsi="Times New Roman" w:cs="Times New Roman"/>
           <w:sz w:val="28"/>
           <w:szCs w:val="28"/>
         </w:rPr>
       </w:pPr>
-      <w:r>
-        <w:rPr>
-          <w:rtl w:val="0"/>
-        </w:rPr>
-      </w:r>
     </w:p>
     <w:p>
       <w:pPr>
         <w:pStyle w:val="Title"/>
-        <w:spacing w:after="120" w:before="0" w:line="360" w:lineRule="auto"/>
-        <w:jc w:val="left"/>
-        <w:rPr>
-          <w:rFonts w:ascii="Times New Roman" w:cs="Times New Roman" w:eastAsia="Times New Roman" w:hAnsi="Times New Roman"/>
-          <w:b w:val="1"/>
-          <w:bCs w:val="1"/>
+        <w:spacing w:after="120" w:line="360" w:lineRule="auto"/>
+        <w:rPr>
+          <w:rFonts w:ascii="Times New Roman" w:eastAsia="Times New Roman" w:hAnsi="Times New Roman" w:cs="Times New Roman"/>
+          <w:b/>
+          <w:bCs/>
           <w:sz w:val="26"/>
           <w:szCs w:val="26"/>
         </w:rPr>
       </w:pPr>
-      <w:bookmarkStart w:colFirst="0" w:colLast="0" w:name="_heading=h.apr395htqfvf" w:id="0"/>
+      <w:bookmarkStart w:id="0" w:name="_heading=h.apr395htqfvf" w:colFirst="0" w:colLast="0"/>
       <w:bookmarkEnd w:id="0"/>
-      <w:r>
-        <w:rPr>
-          <w:rtl w:val="0"/>
-        </w:rPr>
-      </w:r>
-    </w:p>
-    <w:p>
-      <w:pPr>
-        <w:rPr/>
-      </w:pPr>
-      <w:r>
-        <w:rPr>
-          <w:rtl w:val="0"/>
-        </w:rPr>
-      </w:r>
-    </w:p>
+    </w:p>
+    <w:p/>
     <w:p>
       <w:pPr>
         <w:pStyle w:val="Title"/>
         <w:spacing w:after="120" w:line="360" w:lineRule="auto"/>
         <w:jc w:val="center"/>
         <w:rPr>
-          <w:rFonts w:ascii="Times New Roman" w:cs="Times New Roman" w:eastAsia="Times New Roman" w:hAnsi="Times New Roman"/>
-          <w:b w:val="1"/>
-          <w:bCs w:val="1"/>
+          <w:rFonts w:ascii="Times New Roman" w:eastAsia="Times New Roman" w:hAnsi="Times New Roman" w:cs="Times New Roman"/>
+          <w:b/>
+          <w:bCs/>
           <w:sz w:val="28"/>
           <w:szCs w:val="28"/>
         </w:rPr>
       </w:pPr>
-      <w:bookmarkStart w:colFirst="0" w:colLast="0" w:name="_heading=h.bs8iwhvq77s7" w:id="1"/>
+      <w:bookmarkStart w:id="1" w:name="_heading=h.bs8iwhvq77s7" w:colFirst="0" w:colLast="0"/>
       <w:bookmarkEnd w:id="1"/>
       <w:r>
         <w:rPr>
-          <w:rFonts w:ascii="Times New Roman" w:cs="Times New Roman" w:eastAsia="Times New Roman" w:hAnsi="Times New Roman"/>
-          <w:b w:val="1"/>
-          <w:bCs w:val="1"/>
+          <w:rFonts w:ascii="Times New Roman" w:eastAsia="Times New Roman" w:hAnsi="Times New Roman" w:cs="Times New Roman"/>
+          <w:b/>
+          <w:bCs/>
           <w:sz w:val="28"/>
           <w:szCs w:val="28"/>
-          <w:rtl w:val="0"/>
-        </w:rPr>
-        <w:t xml:space="preserve">DANH SÁCH NHÓM</w:t>
+        </w:rPr>
+        <w:t>DANH SÁCH NHÓM</w:t>
       </w:r>
     </w:p>
     <w:sdt>
       <w:sdtPr>
+        <w:tag w:val="goog_rdk_0"/>
+        <w:id w:val="-2042756991"/>
         <w:lock w:val="contentLocked"/>
-        <w:id w:val="-2042756991"/>
-        <w:tag w:val="goog_rdk_0"/>
       </w:sdtPr>
       <w:sdtContent>
         <w:tbl>
           <w:tblPr>
-            <w:tblStyle w:val="Table1"/>
-            <w:tblW w:w="9026.0" w:type="dxa"/>
+            <w:tblStyle w:val="a"/>
+            <w:tblW w:w="9026" w:type="dxa"/>
             <w:jc w:val="center"/>
+            <w:tblInd w:w="0" w:type="dxa"/>
             <w:tblBorders>
-              <w:top w:color="000000" w:space="0" w:sz="8" w:val="single"/>
-              <w:left w:color="000000" w:space="0" w:sz="8" w:val="single"/>
-              <w:bottom w:color="000000" w:space="0" w:sz="8" w:val="single"/>
-              <w:right w:color="000000" w:space="0" w:sz="8" w:val="single"/>
-              <w:insideH w:color="000000" w:space="0" w:sz="8" w:val="single"/>
-              <w:insideV w:color="000000" w:space="0" w:sz="8" w:val="single"/>
+              <w:top w:val="single" w:sz="8" w:space="0" w:color="000000"/>
+              <w:left w:val="single" w:sz="8" w:space="0" w:color="000000"/>
+              <w:bottom w:val="single" w:sz="8" w:space="0" w:color="000000"/>
+              <w:right w:val="single" w:sz="8" w:space="0" w:color="000000"/>
+              <w:insideH w:val="single" w:sz="8" w:space="0" w:color="000000"/>
+              <w:insideV w:val="single" w:sz="8" w:space="0" w:color="000000"/>
             </w:tblBorders>
             <w:tblLayout w:type="fixed"/>
-            <w:tblLook w:val="0600"/>
+            <w:tblLook w:val="0600" w:firstRow="0" w:lastRow="0" w:firstColumn="0" w:lastColumn="0" w:noHBand="1" w:noVBand="1"/>
           </w:tblPr>
           <w:tblGrid>
             <w:gridCol w:w="4513"/>
             <w:gridCol w:w="4513"/>
-            <w:tblGridChange w:id="0">
-              <w:tblGrid>
-                <w:gridCol w:w="4513"/>
-                <w:gridCol w:w="4513"/>
-              </w:tblGrid>
-            </w:tblGridChange>
           </w:tblGrid>
           <w:tr>
             <w:trPr>
-              <w:cantSplit w:val="0"/>
-              <w:tblHeader w:val="0"/>
+              <w:jc w:val="center"/>
             </w:trPr>
             <w:tc>
               <w:tcPr>
-                <w:shd w:fill="auto" w:val="clear"/>
+                <w:tcW w:w="4513" w:type="dxa"/>
                 <w:tcMar>
-                  <w:top w:w="100.0" w:type="dxa"/>
-                  <w:left w:w="100.0" w:type="dxa"/>
-                  <w:bottom w:w="100.0" w:type="dxa"/>
-                  <w:right w:w="100.0" w:type="dxa"/>
+                  <w:top w:w="100" w:type="dxa"/>
+                  <w:left w:w="100" w:type="dxa"/>
+                  <w:bottom w:w="100" w:type="dxa"/>
+                  <w:right w:w="100" w:type="dxa"/>
                 </w:tcMar>
-                <w:vAlign w:val="top"/>
               </w:tcPr>
               <w:p>
                 <w:pPr>
@@ -513,36 +426,34 @@
                   <w:spacing w:line="240" w:lineRule="auto"/>
                   <w:jc w:val="center"/>
                   <w:rPr>
-                    <w:rFonts w:ascii="Times New Roman" w:cs="Times New Roman" w:eastAsia="Times New Roman" w:hAnsi="Times New Roman"/>
-                    <w:b w:val="1"/>
-                    <w:bCs w:val="1"/>
+                    <w:rFonts w:ascii="Times New Roman" w:eastAsia="Times New Roman" w:hAnsi="Times New Roman" w:cs="Times New Roman"/>
+                    <w:b/>
+                    <w:bCs/>
                     <w:sz w:val="28"/>
                     <w:szCs w:val="28"/>
                   </w:rPr>
                 </w:pPr>
                 <w:r>
                   <w:rPr>
-                    <w:rFonts w:ascii="Times New Roman" w:cs="Times New Roman" w:eastAsia="Times New Roman" w:hAnsi="Times New Roman"/>
-                    <w:b w:val="1"/>
-                    <w:bCs w:val="1"/>
+                    <w:rFonts w:ascii="Times New Roman" w:eastAsia="Times New Roman" w:hAnsi="Times New Roman" w:cs="Times New Roman"/>
+                    <w:b/>
+                    <w:bCs/>
                     <w:sz w:val="28"/>
                     <w:szCs w:val="28"/>
-                    <w:rtl w:val="0"/>
                   </w:rPr>
-                  <w:t xml:space="preserve">MÃ SINH VIÊN</w:t>
+                  <w:t>MÃ SINH VIÊN</w:t>
                 </w:r>
               </w:p>
             </w:tc>
             <w:tc>
               <w:tcPr>
-                <w:shd w:fill="auto" w:val="clear"/>
+                <w:tcW w:w="4513" w:type="dxa"/>
                 <w:tcMar>
-                  <w:top w:w="100.0" w:type="dxa"/>
-                  <w:left w:w="100.0" w:type="dxa"/>
-                  <w:bottom w:w="100.0" w:type="dxa"/>
-                  <w:right w:w="100.0" w:type="dxa"/>
+                  <w:top w:w="100" w:type="dxa"/>
+                  <w:left w:w="100" w:type="dxa"/>
+                  <w:bottom w:w="100" w:type="dxa"/>
+                  <w:right w:w="100" w:type="dxa"/>
                 </w:tcMar>
-                <w:vAlign w:val="top"/>
               </w:tcPr>
               <w:p>
                 <w:pPr>
@@ -550,42 +461,39 @@
                   <w:spacing w:line="240" w:lineRule="auto"/>
                   <w:jc w:val="center"/>
                   <w:rPr>
-                    <w:rFonts w:ascii="Times New Roman" w:cs="Times New Roman" w:eastAsia="Times New Roman" w:hAnsi="Times New Roman"/>
-                    <w:b w:val="1"/>
-                    <w:bCs w:val="1"/>
+                    <w:rFonts w:ascii="Times New Roman" w:eastAsia="Times New Roman" w:hAnsi="Times New Roman" w:cs="Times New Roman"/>
+                    <w:b/>
+                    <w:bCs/>
                     <w:sz w:val="28"/>
                     <w:szCs w:val="28"/>
                   </w:rPr>
                 </w:pPr>
                 <w:r>
                   <w:rPr>
-                    <w:rFonts w:ascii="Times New Roman" w:cs="Times New Roman" w:eastAsia="Times New Roman" w:hAnsi="Times New Roman"/>
-                    <w:b w:val="1"/>
-                    <w:bCs w:val="1"/>
+                    <w:rFonts w:ascii="Times New Roman" w:eastAsia="Times New Roman" w:hAnsi="Times New Roman" w:cs="Times New Roman"/>
+                    <w:b/>
+                    <w:bCs/>
                     <w:sz w:val="28"/>
                     <w:szCs w:val="28"/>
-                    <w:rtl w:val="0"/>
                   </w:rPr>
-                  <w:t xml:space="preserve">HỌ VÀ TÊN</w:t>
+                  <w:t>HỌ VÀ TÊN</w:t>
                 </w:r>
               </w:p>
             </w:tc>
           </w:tr>
           <w:tr>
             <w:trPr>
-              <w:cantSplit w:val="0"/>
-              <w:tblHeader w:val="0"/>
+              <w:jc w:val="center"/>
             </w:trPr>
             <w:tc>
               <w:tcPr>
-                <w:shd w:fill="auto" w:val="clear"/>
+                <w:tcW w:w="4513" w:type="dxa"/>
                 <w:tcMar>
-                  <w:top w:w="100.0" w:type="dxa"/>
-                  <w:left w:w="100.0" w:type="dxa"/>
-                  <w:bottom w:w="100.0" w:type="dxa"/>
-                  <w:right w:w="100.0" w:type="dxa"/>
+                  <w:top w:w="100" w:type="dxa"/>
+                  <w:left w:w="100" w:type="dxa"/>
+                  <w:bottom w:w="100" w:type="dxa"/>
+                  <w:right w:w="100" w:type="dxa"/>
                 </w:tcMar>
-                <w:vAlign w:val="top"/>
               </w:tcPr>
               <w:p>
                 <w:pPr>
@@ -593,32 +501,30 @@
                   <w:spacing w:line="240" w:lineRule="auto"/>
                   <w:jc w:val="center"/>
                   <w:rPr>
-                    <w:rFonts w:ascii="Times New Roman" w:cs="Times New Roman" w:eastAsia="Times New Roman" w:hAnsi="Times New Roman"/>
+                    <w:rFonts w:ascii="Times New Roman" w:eastAsia="Times New Roman" w:hAnsi="Times New Roman" w:cs="Times New Roman"/>
                     <w:sz w:val="28"/>
                     <w:szCs w:val="28"/>
                   </w:rPr>
                 </w:pPr>
                 <w:r>
                   <w:rPr>
-                    <w:rFonts w:ascii="Times New Roman" w:cs="Times New Roman" w:eastAsia="Times New Roman" w:hAnsi="Times New Roman"/>
+                    <w:rFonts w:ascii="Times New Roman" w:eastAsia="Times New Roman" w:hAnsi="Times New Roman" w:cs="Times New Roman"/>
                     <w:sz w:val="28"/>
                     <w:szCs w:val="28"/>
-                    <w:rtl w:val="0"/>
                   </w:rPr>
-                  <w:t xml:space="preserve">25410232</w:t>
+                  <w:t>25410232</w:t>
                 </w:r>
               </w:p>
             </w:tc>
             <w:tc>
               <w:tcPr>
-                <w:shd w:fill="auto" w:val="clear"/>
+                <w:tcW w:w="4513" w:type="dxa"/>
                 <w:tcMar>
-                  <w:top w:w="100.0" w:type="dxa"/>
-                  <w:left w:w="100.0" w:type="dxa"/>
-                  <w:bottom w:w="100.0" w:type="dxa"/>
-                  <w:right w:w="100.0" w:type="dxa"/>
+                  <w:top w:w="100" w:type="dxa"/>
+                  <w:left w:w="100" w:type="dxa"/>
+                  <w:bottom w:w="100" w:type="dxa"/>
+                  <w:right w:w="100" w:type="dxa"/>
                 </w:tcMar>
-                <w:vAlign w:val="top"/>
               </w:tcPr>
               <w:p>
                 <w:pPr>
@@ -626,38 +532,35 @@
                   <w:spacing w:line="240" w:lineRule="auto"/>
                   <w:jc w:val="center"/>
                   <w:rPr>
-                    <w:rFonts w:ascii="Times New Roman" w:cs="Times New Roman" w:eastAsia="Times New Roman" w:hAnsi="Times New Roman"/>
+                    <w:rFonts w:ascii="Times New Roman" w:eastAsia="Times New Roman" w:hAnsi="Times New Roman" w:cs="Times New Roman"/>
                     <w:sz w:val="28"/>
                     <w:szCs w:val="28"/>
                   </w:rPr>
                 </w:pPr>
                 <w:r>
                   <w:rPr>
-                    <w:rFonts w:ascii="Times New Roman" w:cs="Times New Roman" w:eastAsia="Times New Roman" w:hAnsi="Times New Roman"/>
+                    <w:rFonts w:ascii="Times New Roman" w:eastAsia="Times New Roman" w:hAnsi="Times New Roman" w:cs="Times New Roman"/>
                     <w:sz w:val="28"/>
                     <w:szCs w:val="28"/>
-                    <w:rtl w:val="0"/>
                   </w:rPr>
-                  <w:t xml:space="preserve">TRẦN NGỌC HUY</w:t>
+                  <w:t>TRẦN NGỌC HUY</w:t>
                 </w:r>
               </w:p>
             </w:tc>
           </w:tr>
           <w:tr>
             <w:trPr>
-              <w:cantSplit w:val="0"/>
-              <w:tblHeader w:val="0"/>
+              <w:jc w:val="center"/>
             </w:trPr>
             <w:tc>
               <w:tcPr>
-                <w:shd w:fill="auto" w:val="clear"/>
+                <w:tcW w:w="4513" w:type="dxa"/>
                 <w:tcMar>
-                  <w:top w:w="100.0" w:type="dxa"/>
-                  <w:left w:w="100.0" w:type="dxa"/>
-                  <w:bottom w:w="100.0" w:type="dxa"/>
-                  <w:right w:w="100.0" w:type="dxa"/>
+                  <w:top w:w="100" w:type="dxa"/>
+                  <w:left w:w="100" w:type="dxa"/>
+                  <w:bottom w:w="100" w:type="dxa"/>
+                  <w:right w:w="100" w:type="dxa"/>
                 </w:tcMar>
-                <w:vAlign w:val="top"/>
               </w:tcPr>
               <w:p>
                 <w:pPr>
@@ -665,32 +568,30 @@
                   <w:spacing w:line="240" w:lineRule="auto"/>
                   <w:jc w:val="center"/>
                   <w:rPr>
-                    <w:rFonts w:ascii="Times New Roman" w:cs="Times New Roman" w:eastAsia="Times New Roman" w:hAnsi="Times New Roman"/>
+                    <w:rFonts w:ascii="Times New Roman" w:eastAsia="Times New Roman" w:hAnsi="Times New Roman" w:cs="Times New Roman"/>
                     <w:sz w:val="28"/>
                     <w:szCs w:val="28"/>
                   </w:rPr>
                 </w:pPr>
                 <w:r>
                   <w:rPr>
-                    <w:rFonts w:ascii="Times New Roman" w:cs="Times New Roman" w:eastAsia="Times New Roman" w:hAnsi="Times New Roman"/>
+                    <w:rFonts w:ascii="Times New Roman" w:eastAsia="Times New Roman" w:hAnsi="Times New Roman" w:cs="Times New Roman"/>
                     <w:sz w:val="28"/>
                     <w:szCs w:val="28"/>
-                    <w:rtl w:val="0"/>
                   </w:rPr>
-                  <w:t xml:space="preserve">25410198</w:t>
+                  <w:t>25410198</w:t>
                 </w:r>
               </w:p>
             </w:tc>
             <w:tc>
               <w:tcPr>
-                <w:shd w:fill="auto" w:val="clear"/>
+                <w:tcW w:w="4513" w:type="dxa"/>
                 <w:tcMar>
-                  <w:top w:w="100.0" w:type="dxa"/>
-                  <w:left w:w="100.0" w:type="dxa"/>
-                  <w:bottom w:w="100.0" w:type="dxa"/>
-                  <w:right w:w="100.0" w:type="dxa"/>
+                  <w:top w:w="100" w:type="dxa"/>
+                  <w:left w:w="100" w:type="dxa"/>
+                  <w:bottom w:w="100" w:type="dxa"/>
+                  <w:right w:w="100" w:type="dxa"/>
                 </w:tcMar>
-                <w:vAlign w:val="top"/>
               </w:tcPr>
               <w:p>
                 <w:pPr>
@@ -698,38 +599,35 @@
                   <w:spacing w:line="240" w:lineRule="auto"/>
                   <w:jc w:val="center"/>
                   <w:rPr>
-                    <w:rFonts w:ascii="Times New Roman" w:cs="Times New Roman" w:eastAsia="Times New Roman" w:hAnsi="Times New Roman"/>
+                    <w:rFonts w:ascii="Times New Roman" w:eastAsia="Times New Roman" w:hAnsi="Times New Roman" w:cs="Times New Roman"/>
                     <w:sz w:val="28"/>
                     <w:szCs w:val="28"/>
                   </w:rPr>
                 </w:pPr>
                 <w:r>
                   <w:rPr>
-                    <w:rFonts w:ascii="Times New Roman" w:cs="Times New Roman" w:eastAsia="Times New Roman" w:hAnsi="Times New Roman"/>
+                    <w:rFonts w:ascii="Times New Roman" w:eastAsia="Times New Roman" w:hAnsi="Times New Roman" w:cs="Times New Roman"/>
                     <w:sz w:val="28"/>
                     <w:szCs w:val="28"/>
-                    <w:rtl w:val="0"/>
                   </w:rPr>
-                  <w:t xml:space="preserve">TRẦN VIỆT HẢI</w:t>
+                  <w:t>TRẦN VIỆT HẢI</w:t>
                 </w:r>
               </w:p>
             </w:tc>
           </w:tr>
           <w:tr>
             <w:trPr>
-              <w:cantSplit w:val="0"/>
-              <w:tblHeader w:val="0"/>
+              <w:jc w:val="center"/>
             </w:trPr>
             <w:tc>
               <w:tcPr>
-                <w:shd w:fill="auto" w:val="clear"/>
+                <w:tcW w:w="4513" w:type="dxa"/>
                 <w:tcMar>
-                  <w:top w:w="100.0" w:type="dxa"/>
-                  <w:left w:w="100.0" w:type="dxa"/>
-                  <w:bottom w:w="100.0" w:type="dxa"/>
-                  <w:right w:w="100.0" w:type="dxa"/>
+                  <w:top w:w="100" w:type="dxa"/>
+                  <w:left w:w="100" w:type="dxa"/>
+                  <w:bottom w:w="100" w:type="dxa"/>
+                  <w:right w:w="100" w:type="dxa"/>
                 </w:tcMar>
-                <w:vAlign w:val="top"/>
               </w:tcPr>
               <w:p>
                 <w:pPr>
@@ -737,32 +635,30 @@
                   <w:spacing w:line="240" w:lineRule="auto"/>
                   <w:jc w:val="center"/>
                   <w:rPr>
-                    <w:rFonts w:ascii="Times New Roman" w:cs="Times New Roman" w:eastAsia="Times New Roman" w:hAnsi="Times New Roman"/>
+                    <w:rFonts w:ascii="Times New Roman" w:eastAsia="Times New Roman" w:hAnsi="Times New Roman" w:cs="Times New Roman"/>
                     <w:sz w:val="28"/>
                     <w:szCs w:val="28"/>
                   </w:rPr>
                 </w:pPr>
                 <w:r>
                   <w:rPr>
-                    <w:rFonts w:ascii="Times New Roman" w:cs="Times New Roman" w:eastAsia="Times New Roman" w:hAnsi="Times New Roman"/>
+                    <w:rFonts w:ascii="Times New Roman" w:eastAsia="Times New Roman" w:hAnsi="Times New Roman" w:cs="Times New Roman"/>
                     <w:sz w:val="28"/>
                     <w:szCs w:val="28"/>
-                    <w:rtl w:val="0"/>
                   </w:rPr>
-                  <w:t xml:space="preserve">25410203</w:t>
+                  <w:t>25410203</w:t>
                 </w:r>
               </w:p>
             </w:tc>
             <w:tc>
               <w:tcPr>
-                <w:shd w:fill="auto" w:val="clear"/>
+                <w:tcW w:w="4513" w:type="dxa"/>
                 <w:tcMar>
-                  <w:top w:w="100.0" w:type="dxa"/>
-                  <w:left w:w="100.0" w:type="dxa"/>
-                  <w:bottom w:w="100.0" w:type="dxa"/>
-                  <w:right w:w="100.0" w:type="dxa"/>
+                  <w:top w:w="100" w:type="dxa"/>
+                  <w:left w:w="100" w:type="dxa"/>
+                  <w:bottom w:w="100" w:type="dxa"/>
+                  <w:right w:w="100" w:type="dxa"/>
                 </w:tcMar>
-                <w:vAlign w:val="top"/>
               </w:tcPr>
               <w:p>
                 <w:pPr>
@@ -770,38 +666,35 @@
                   <w:spacing w:line="240" w:lineRule="auto"/>
                   <w:jc w:val="center"/>
                   <w:rPr>
-                    <w:rFonts w:ascii="Times New Roman" w:cs="Times New Roman" w:eastAsia="Times New Roman" w:hAnsi="Times New Roman"/>
+                    <w:rFonts w:ascii="Times New Roman" w:eastAsia="Times New Roman" w:hAnsi="Times New Roman" w:cs="Times New Roman"/>
                     <w:sz w:val="28"/>
                     <w:szCs w:val="28"/>
                   </w:rPr>
                 </w:pPr>
                 <w:r>
                   <w:rPr>
-                    <w:rFonts w:ascii="Times New Roman" w:cs="Times New Roman" w:eastAsia="Times New Roman" w:hAnsi="Times New Roman"/>
+                    <w:rFonts w:ascii="Times New Roman" w:eastAsia="Times New Roman" w:hAnsi="Times New Roman" w:cs="Times New Roman"/>
                     <w:sz w:val="28"/>
                     <w:szCs w:val="28"/>
-                    <w:rtl w:val="0"/>
                   </w:rPr>
-                  <w:t xml:space="preserve">ĐẶNG VĂN HẬU</w:t>
+                  <w:t>ĐẶNG VĂN HẬU</w:t>
                 </w:r>
               </w:p>
             </w:tc>
           </w:tr>
           <w:tr>
             <w:trPr>
-              <w:cantSplit w:val="0"/>
-              <w:tblHeader w:val="0"/>
+              <w:jc w:val="center"/>
             </w:trPr>
             <w:tc>
               <w:tcPr>
-                <w:shd w:fill="auto" w:val="clear"/>
+                <w:tcW w:w="4513" w:type="dxa"/>
                 <w:tcMar>
-                  <w:top w:w="100.0" w:type="dxa"/>
-                  <w:left w:w="100.0" w:type="dxa"/>
-                  <w:bottom w:w="100.0" w:type="dxa"/>
-                  <w:right w:w="100.0" w:type="dxa"/>
+                  <w:top w:w="100" w:type="dxa"/>
+                  <w:left w:w="100" w:type="dxa"/>
+                  <w:bottom w:w="100" w:type="dxa"/>
+                  <w:right w:w="100" w:type="dxa"/>
                 </w:tcMar>
-                <w:vAlign w:val="top"/>
               </w:tcPr>
               <w:p>
                 <w:pPr>
@@ -809,32 +702,30 @@
                   <w:spacing w:line="240" w:lineRule="auto"/>
                   <w:jc w:val="center"/>
                   <w:rPr>
-                    <w:rFonts w:ascii="Times New Roman" w:cs="Times New Roman" w:eastAsia="Times New Roman" w:hAnsi="Times New Roman"/>
+                    <w:rFonts w:ascii="Times New Roman" w:eastAsia="Times New Roman" w:hAnsi="Times New Roman" w:cs="Times New Roman"/>
                     <w:sz w:val="28"/>
                     <w:szCs w:val="28"/>
                   </w:rPr>
                 </w:pPr>
                 <w:r>
                   <w:rPr>
-                    <w:rFonts w:ascii="Times New Roman" w:cs="Times New Roman" w:eastAsia="Times New Roman" w:hAnsi="Times New Roman"/>
+                    <w:rFonts w:ascii="Times New Roman" w:eastAsia="Times New Roman" w:hAnsi="Times New Roman" w:cs="Times New Roman"/>
                     <w:sz w:val="28"/>
                     <w:szCs w:val="28"/>
-                    <w:rtl w:val="0"/>
                   </w:rPr>
-                  <w:t xml:space="preserve">25410233</w:t>
+                  <w:t>25410233</w:t>
                 </w:r>
               </w:p>
             </w:tc>
             <w:tc>
               <w:tcPr>
-                <w:shd w:fill="auto" w:val="clear"/>
+                <w:tcW w:w="4513" w:type="dxa"/>
                 <w:tcMar>
-                  <w:top w:w="100.0" w:type="dxa"/>
-                  <w:left w:w="100.0" w:type="dxa"/>
-                  <w:bottom w:w="100.0" w:type="dxa"/>
-                  <w:right w:w="100.0" w:type="dxa"/>
+                  <w:top w:w="100" w:type="dxa"/>
+                  <w:left w:w="100" w:type="dxa"/>
+                  <w:bottom w:w="100" w:type="dxa"/>
+                  <w:right w:w="100" w:type="dxa"/>
                 </w:tcMar>
-                <w:vAlign w:val="top"/>
               </w:tcPr>
               <w:p>
                 <w:pPr>
@@ -842,38 +733,35 @@
                   <w:spacing w:line="240" w:lineRule="auto"/>
                   <w:jc w:val="center"/>
                   <w:rPr>
-                    <w:rFonts w:ascii="Times New Roman" w:cs="Times New Roman" w:eastAsia="Times New Roman" w:hAnsi="Times New Roman"/>
+                    <w:rFonts w:ascii="Times New Roman" w:eastAsia="Times New Roman" w:hAnsi="Times New Roman" w:cs="Times New Roman"/>
                     <w:sz w:val="28"/>
                     <w:szCs w:val="28"/>
                   </w:rPr>
                 </w:pPr>
                 <w:r>
                   <w:rPr>
-                    <w:rFonts w:ascii="Times New Roman" w:cs="Times New Roman" w:eastAsia="Times New Roman" w:hAnsi="Times New Roman"/>
+                    <w:rFonts w:ascii="Times New Roman" w:eastAsia="Times New Roman" w:hAnsi="Times New Roman" w:cs="Times New Roman"/>
                     <w:sz w:val="28"/>
                     <w:szCs w:val="28"/>
-                    <w:rtl w:val="0"/>
                   </w:rPr>
-                  <w:t xml:space="preserve">TRẦN NGUYỄN GIA HUY</w:t>
+                  <w:t>TRẦN NGUYỄN GIA HUY</w:t>
                 </w:r>
               </w:p>
             </w:tc>
           </w:tr>
           <w:tr>
             <w:trPr>
-              <w:cantSplit w:val="0"/>
-              <w:tblHeader w:val="0"/>
+              <w:jc w:val="center"/>
             </w:trPr>
             <w:tc>
               <w:tcPr>
-                <w:shd w:fill="auto" w:val="clear"/>
+                <w:tcW w:w="4513" w:type="dxa"/>
                 <w:tcMar>
-                  <w:top w:w="100.0" w:type="dxa"/>
-                  <w:left w:w="100.0" w:type="dxa"/>
-                  <w:bottom w:w="100.0" w:type="dxa"/>
-                  <w:right w:w="100.0" w:type="dxa"/>
+                  <w:top w:w="100" w:type="dxa"/>
+                  <w:left w:w="100" w:type="dxa"/>
+                  <w:bottom w:w="100" w:type="dxa"/>
+                  <w:right w:w="100" w:type="dxa"/>
                 </w:tcMar>
-                <w:vAlign w:val="top"/>
               </w:tcPr>
               <w:p>
                 <w:pPr>
@@ -881,32 +769,30 @@
                   <w:spacing w:line="240" w:lineRule="auto"/>
                   <w:jc w:val="center"/>
                   <w:rPr>
-                    <w:rFonts w:ascii="Times New Roman" w:cs="Times New Roman" w:eastAsia="Times New Roman" w:hAnsi="Times New Roman"/>
+                    <w:rFonts w:ascii="Times New Roman" w:eastAsia="Times New Roman" w:hAnsi="Times New Roman" w:cs="Times New Roman"/>
                     <w:sz w:val="28"/>
                     <w:szCs w:val="28"/>
                   </w:rPr>
                 </w:pPr>
                 <w:r>
                   <w:rPr>
-                    <w:rFonts w:ascii="Times New Roman" w:cs="Times New Roman" w:eastAsia="Times New Roman" w:hAnsi="Times New Roman"/>
+                    <w:rFonts w:ascii="Times New Roman" w:eastAsia="Times New Roman" w:hAnsi="Times New Roman" w:cs="Times New Roman"/>
                     <w:sz w:val="28"/>
                     <w:szCs w:val="28"/>
-                    <w:rtl w:val="0"/>
                   </w:rPr>
-                  <w:t xml:space="preserve">25410194</w:t>
+                  <w:t>25410194</w:t>
                 </w:r>
               </w:p>
             </w:tc>
             <w:tc>
               <w:tcPr>
-                <w:shd w:fill="auto" w:val="clear"/>
+                <w:tcW w:w="4513" w:type="dxa"/>
                 <w:tcMar>
-                  <w:top w:w="100.0" w:type="dxa"/>
-                  <w:left w:w="100.0" w:type="dxa"/>
-                  <w:bottom w:w="100.0" w:type="dxa"/>
-                  <w:right w:w="100.0" w:type="dxa"/>
+                  <w:top w:w="100" w:type="dxa"/>
+                  <w:left w:w="100" w:type="dxa"/>
+                  <w:bottom w:w="100" w:type="dxa"/>
+                  <w:right w:w="100" w:type="dxa"/>
                 </w:tcMar>
-                <w:vAlign w:val="top"/>
               </w:tcPr>
               <w:p>
                 <w:pPr>
@@ -914,38 +800,35 @@
                   <w:spacing w:line="240" w:lineRule="auto"/>
                   <w:jc w:val="center"/>
                   <w:rPr>
-                    <w:rFonts w:ascii="Times New Roman" w:cs="Times New Roman" w:eastAsia="Times New Roman" w:hAnsi="Times New Roman"/>
+                    <w:rFonts w:ascii="Times New Roman" w:eastAsia="Times New Roman" w:hAnsi="Times New Roman" w:cs="Times New Roman"/>
                     <w:sz w:val="28"/>
                     <w:szCs w:val="28"/>
                   </w:rPr>
                 </w:pPr>
                 <w:r>
                   <w:rPr>
-                    <w:rFonts w:ascii="Times New Roman" w:cs="Times New Roman" w:eastAsia="Times New Roman" w:hAnsi="Times New Roman"/>
+                    <w:rFonts w:ascii="Times New Roman" w:eastAsia="Times New Roman" w:hAnsi="Times New Roman" w:cs="Times New Roman"/>
                     <w:sz w:val="28"/>
                     <w:szCs w:val="28"/>
-                    <w:rtl w:val="0"/>
                   </w:rPr>
-                  <w:t xml:space="preserve">NGUYỄN THANH DUY</w:t>
+                  <w:t>NGUYỄN THANH DUY</w:t>
                 </w:r>
               </w:p>
             </w:tc>
           </w:tr>
           <w:tr>
             <w:trPr>
-              <w:cantSplit w:val="0"/>
-              <w:tblHeader w:val="0"/>
+              <w:jc w:val="center"/>
             </w:trPr>
             <w:tc>
               <w:tcPr>
-                <w:shd w:fill="auto" w:val="clear"/>
+                <w:tcW w:w="4513" w:type="dxa"/>
                 <w:tcMar>
-                  <w:top w:w="100.0" w:type="dxa"/>
-                  <w:left w:w="100.0" w:type="dxa"/>
-                  <w:bottom w:w="100.0" w:type="dxa"/>
-                  <w:right w:w="100.0" w:type="dxa"/>
+                  <w:top w:w="100" w:type="dxa"/>
+                  <w:left w:w="100" w:type="dxa"/>
+                  <w:bottom w:w="100" w:type="dxa"/>
+                  <w:right w:w="100" w:type="dxa"/>
                 </w:tcMar>
-                <w:vAlign w:val="top"/>
               </w:tcPr>
               <w:p>
                 <w:pPr>
@@ -953,32 +836,30 @@
                   <w:spacing w:line="240" w:lineRule="auto"/>
                   <w:jc w:val="center"/>
                   <w:rPr>
-                    <w:rFonts w:ascii="Times New Roman" w:cs="Times New Roman" w:eastAsia="Times New Roman" w:hAnsi="Times New Roman"/>
+                    <w:rFonts w:ascii="Times New Roman" w:eastAsia="Times New Roman" w:hAnsi="Times New Roman" w:cs="Times New Roman"/>
                     <w:sz w:val="28"/>
                     <w:szCs w:val="28"/>
                   </w:rPr>
                 </w:pPr>
                 <w:r>
                   <w:rPr>
-                    <w:rFonts w:ascii="Times New Roman" w:cs="Times New Roman" w:eastAsia="Times New Roman" w:hAnsi="Times New Roman"/>
+                    <w:rFonts w:ascii="Times New Roman" w:eastAsia="Times New Roman" w:hAnsi="Times New Roman" w:cs="Times New Roman"/>
                     <w:sz w:val="28"/>
                     <w:szCs w:val="28"/>
-                    <w:rtl w:val="0"/>
                   </w:rPr>
-                  <w:t xml:space="preserve">25410246</w:t>
+                  <w:t>25410246</w:t>
                 </w:r>
               </w:p>
             </w:tc>
             <w:tc>
               <w:tcPr>
-                <w:shd w:fill="auto" w:val="clear"/>
+                <w:tcW w:w="4513" w:type="dxa"/>
                 <w:tcMar>
-                  <w:top w:w="100.0" w:type="dxa"/>
-                  <w:left w:w="100.0" w:type="dxa"/>
-                  <w:bottom w:w="100.0" w:type="dxa"/>
-                  <w:right w:w="100.0" w:type="dxa"/>
+                  <w:top w:w="100" w:type="dxa"/>
+                  <w:left w:w="100" w:type="dxa"/>
+                  <w:bottom w:w="100" w:type="dxa"/>
+                  <w:right w:w="100" w:type="dxa"/>
                 </w:tcMar>
-                <w:vAlign w:val="top"/>
               </w:tcPr>
               <w:p>
                 <w:pPr>
@@ -986,38 +867,35 @@
                   <w:spacing w:line="240" w:lineRule="auto"/>
                   <w:jc w:val="center"/>
                   <w:rPr>
-                    <w:rFonts w:ascii="Times New Roman" w:cs="Times New Roman" w:eastAsia="Times New Roman" w:hAnsi="Times New Roman"/>
+                    <w:rFonts w:ascii="Times New Roman" w:eastAsia="Times New Roman" w:hAnsi="Times New Roman" w:cs="Times New Roman"/>
                     <w:sz w:val="28"/>
                     <w:szCs w:val="28"/>
                   </w:rPr>
                 </w:pPr>
                 <w:r>
                   <w:rPr>
-                    <w:rFonts w:ascii="Times New Roman" w:cs="Times New Roman" w:eastAsia="Times New Roman" w:hAnsi="Times New Roman"/>
+                    <w:rFonts w:ascii="Times New Roman" w:eastAsia="Times New Roman" w:hAnsi="Times New Roman" w:cs="Times New Roman"/>
                     <w:sz w:val="28"/>
                     <w:szCs w:val="28"/>
-                    <w:rtl w:val="0"/>
                   </w:rPr>
-                  <w:t xml:space="preserve">HUỲNH ĐẠI LONG</w:t>
+                  <w:t>HUỲNH ĐẠI LONG</w:t>
                 </w:r>
               </w:p>
             </w:tc>
           </w:tr>
           <w:tr>
             <w:trPr>
-              <w:cantSplit w:val="0"/>
-              <w:tblHeader w:val="0"/>
+              <w:jc w:val="center"/>
             </w:trPr>
             <w:tc>
               <w:tcPr>
-                <w:shd w:fill="auto" w:val="clear"/>
+                <w:tcW w:w="4513" w:type="dxa"/>
                 <w:tcMar>
-                  <w:top w:w="100.0" w:type="dxa"/>
-                  <w:left w:w="100.0" w:type="dxa"/>
-                  <w:bottom w:w="100.0" w:type="dxa"/>
-                  <w:right w:w="100.0" w:type="dxa"/>
+                  <w:top w:w="100" w:type="dxa"/>
+                  <w:left w:w="100" w:type="dxa"/>
+                  <w:bottom w:w="100" w:type="dxa"/>
+                  <w:right w:w="100" w:type="dxa"/>
                 </w:tcMar>
-                <w:vAlign w:val="top"/>
               </w:tcPr>
               <w:p>
                 <w:pPr>
@@ -1025,32 +903,30 @@
                   <w:spacing w:line="240" w:lineRule="auto"/>
                   <w:jc w:val="center"/>
                   <w:rPr>
-                    <w:rFonts w:ascii="Times New Roman" w:cs="Times New Roman" w:eastAsia="Times New Roman" w:hAnsi="Times New Roman"/>
+                    <w:rFonts w:ascii="Times New Roman" w:eastAsia="Times New Roman" w:hAnsi="Times New Roman" w:cs="Times New Roman"/>
                     <w:sz w:val="28"/>
                     <w:szCs w:val="28"/>
                   </w:rPr>
                 </w:pPr>
                 <w:r>
                   <w:rPr>
-                    <w:rFonts w:ascii="Times New Roman" w:cs="Times New Roman" w:eastAsia="Times New Roman" w:hAnsi="Times New Roman"/>
+                    <w:rFonts w:ascii="Times New Roman" w:eastAsia="Times New Roman" w:hAnsi="Times New Roman" w:cs="Times New Roman"/>
                     <w:sz w:val="28"/>
                     <w:szCs w:val="28"/>
-                    <w:rtl w:val="0"/>
                   </w:rPr>
-                  <w:t xml:space="preserve">25410230</w:t>
+                  <w:t>25410230</w:t>
                 </w:r>
               </w:p>
             </w:tc>
             <w:tc>
               <w:tcPr>
-                <w:shd w:fill="auto" w:val="clear"/>
+                <w:tcW w:w="4513" w:type="dxa"/>
                 <w:tcMar>
-                  <w:top w:w="100.0" w:type="dxa"/>
-                  <w:left w:w="100.0" w:type="dxa"/>
-                  <w:bottom w:w="100.0" w:type="dxa"/>
-                  <w:right w:w="100.0" w:type="dxa"/>
+                  <w:top w:w="100" w:type="dxa"/>
+                  <w:left w:w="100" w:type="dxa"/>
+                  <w:bottom w:w="100" w:type="dxa"/>
+                  <w:right w:w="100" w:type="dxa"/>
                 </w:tcMar>
-                <w:vAlign w:val="top"/>
               </w:tcPr>
               <w:p>
                 <w:pPr>
@@ -1058,19 +934,18 @@
                   <w:spacing w:line="240" w:lineRule="auto"/>
                   <w:jc w:val="center"/>
                   <w:rPr>
-                    <w:rFonts w:ascii="Times New Roman" w:cs="Times New Roman" w:eastAsia="Times New Roman" w:hAnsi="Times New Roman"/>
+                    <w:rFonts w:ascii="Times New Roman" w:eastAsia="Times New Roman" w:hAnsi="Times New Roman" w:cs="Times New Roman"/>
                     <w:sz w:val="28"/>
                     <w:szCs w:val="28"/>
                   </w:rPr>
                 </w:pPr>
                 <w:r>
                   <w:rPr>
-                    <w:rFonts w:ascii="Times New Roman" w:cs="Times New Roman" w:eastAsia="Times New Roman" w:hAnsi="Times New Roman"/>
+                    <w:rFonts w:ascii="Times New Roman" w:eastAsia="Times New Roman" w:hAnsi="Times New Roman" w:cs="Times New Roman"/>
                     <w:sz w:val="28"/>
                     <w:szCs w:val="28"/>
-                    <w:rtl w:val="0"/>
                   </w:rPr>
-                  <w:t xml:space="preserve">NGUYỄN THANH HUY</w:t>
+                  <w:t>NGUYỄN THANH HUY</w:t>
                 </w:r>
               </w:p>
             </w:tc>
@@ -1081,317 +956,178 @@
     <w:p>
       <w:pPr>
         <w:pStyle w:val="Title"/>
-        <w:spacing w:after="120" w:before="0" w:line="360" w:lineRule="auto"/>
-        <w:jc w:val="left"/>
-        <w:rPr>
-          <w:rFonts w:ascii="Times New Roman" w:cs="Times New Roman" w:eastAsia="Times New Roman" w:hAnsi="Times New Roman"/>
-          <w:b w:val="1"/>
-          <w:bCs w:val="1"/>
+        <w:spacing w:after="120" w:line="360" w:lineRule="auto"/>
+        <w:rPr>
+          <w:rFonts w:ascii="Times New Roman" w:eastAsia="Times New Roman" w:hAnsi="Times New Roman" w:cs="Times New Roman"/>
+          <w:b/>
+          <w:bCs/>
           <w:sz w:val="26"/>
           <w:szCs w:val="26"/>
         </w:rPr>
       </w:pPr>
-      <w:bookmarkStart w:colFirst="0" w:colLast="0" w:name="_heading=h.n1e4ezb4lbxo" w:id="2"/>
+      <w:bookmarkStart w:id="2" w:name="_heading=h.n1e4ezb4lbxo" w:colFirst="0" w:colLast="0"/>
       <w:bookmarkEnd w:id="2"/>
-      <w:r>
-        <w:rPr>
-          <w:rtl w:val="0"/>
-        </w:rPr>
-      </w:r>
     </w:p>
     <w:p>
       <w:pPr>
         <w:pStyle w:val="Title"/>
-        <w:spacing w:after="120" w:before="0" w:line="360" w:lineRule="auto"/>
+        <w:spacing w:after="120" w:line="360" w:lineRule="auto"/>
         <w:jc w:val="center"/>
         <w:rPr>
-          <w:rFonts w:ascii="Times New Roman" w:cs="Times New Roman" w:eastAsia="Times New Roman" w:hAnsi="Times New Roman"/>
-          <w:b w:val="1"/>
-          <w:bCs w:val="1"/>
+          <w:rFonts w:ascii="Times New Roman" w:eastAsia="Times New Roman" w:hAnsi="Times New Roman" w:cs="Times New Roman"/>
+          <w:b/>
+          <w:bCs/>
           <w:sz w:val="26"/>
           <w:szCs w:val="26"/>
         </w:rPr>
       </w:pPr>
-      <w:bookmarkStart w:colFirst="0" w:colLast="0" w:name="_heading=h.x1grxj3of02c" w:id="3"/>
+      <w:bookmarkStart w:id="3" w:name="_heading=h.x1grxj3of02c" w:colFirst="0" w:colLast="0"/>
       <w:bookmarkEnd w:id="3"/>
-      <w:r>
-        <w:rPr>
-          <w:rtl w:val="0"/>
-        </w:rPr>
-      </w:r>
     </w:p>
     <w:p>
       <w:pPr>
         <w:pStyle w:val="Title"/>
-        <w:spacing w:after="120" w:before="0" w:line="360" w:lineRule="auto"/>
-        <w:jc w:val="left"/>
-        <w:rPr>
-          <w:rFonts w:ascii="Times New Roman" w:cs="Times New Roman" w:eastAsia="Times New Roman" w:hAnsi="Times New Roman"/>
-          <w:b w:val="1"/>
-          <w:bCs w:val="1"/>
+        <w:spacing w:after="120" w:line="360" w:lineRule="auto"/>
+        <w:rPr>
+          <w:rFonts w:ascii="Times New Roman" w:eastAsia="Times New Roman" w:hAnsi="Times New Roman" w:cs="Times New Roman"/>
+          <w:b/>
+          <w:bCs/>
           <w:sz w:val="26"/>
           <w:szCs w:val="26"/>
         </w:rPr>
       </w:pPr>
-      <w:bookmarkStart w:colFirst="0" w:colLast="0" w:name="_heading=h.ii8ph8qw39uv" w:id="4"/>
+      <w:bookmarkStart w:id="4" w:name="_heading=h.ii8ph8qw39uv" w:colFirst="0" w:colLast="0"/>
       <w:bookmarkEnd w:id="4"/>
-      <w:r>
-        <w:rPr>
-          <w:rtl w:val="0"/>
-        </w:rPr>
-      </w:r>
-    </w:p>
-    <w:p>
-      <w:pPr>
-        <w:rPr/>
-      </w:pPr>
-      <w:r>
-        <w:rPr>
-          <w:rtl w:val="0"/>
-        </w:rPr>
-      </w:r>
-    </w:p>
-    <w:p>
-      <w:pPr>
-        <w:rPr/>
-      </w:pPr>
-      <w:r>
-        <w:rPr>
-          <w:rtl w:val="0"/>
-        </w:rPr>
-      </w:r>
-    </w:p>
+    </w:p>
+    <w:p/>
+    <w:p/>
     <w:p>
       <w:pPr>
         <w:pStyle w:val="Title"/>
-        <w:spacing w:after="120" w:before="0" w:line="360" w:lineRule="auto"/>
+        <w:spacing w:after="120" w:line="360" w:lineRule="auto"/>
         <w:jc w:val="center"/>
         <w:rPr>
-          <w:rFonts w:ascii="Times New Roman" w:cs="Times New Roman" w:eastAsia="Times New Roman" w:hAnsi="Times New Roman"/>
-          <w:b w:val="1"/>
-          <w:bCs w:val="1"/>
+          <w:rFonts w:ascii="Times New Roman" w:eastAsia="Times New Roman" w:hAnsi="Times New Roman" w:cs="Times New Roman"/>
+          <w:b/>
+          <w:bCs/>
           <w:sz w:val="26"/>
           <w:szCs w:val="26"/>
         </w:rPr>
       </w:pPr>
-      <w:bookmarkStart w:colFirst="0" w:colLast="0" w:name="_heading=h.ri74suuuhwxe" w:id="5"/>
+      <w:bookmarkStart w:id="5" w:name="_heading=h.ri74suuuhwxe" w:colFirst="0" w:colLast="0"/>
       <w:bookmarkEnd w:id="5"/>
-      <w:r>
-        <w:rPr>
-          <w:rtl w:val="0"/>
-        </w:rPr>
-      </w:r>
     </w:p>
     <w:p>
       <w:pPr>
         <w:pStyle w:val="Title"/>
-        <w:spacing w:after="120" w:before="0" w:line="360" w:lineRule="auto"/>
+        <w:spacing w:after="120" w:line="360" w:lineRule="auto"/>
         <w:jc w:val="center"/>
         <w:rPr>
-          <w:rFonts w:ascii="Times New Roman" w:cs="Times New Roman" w:eastAsia="Times New Roman" w:hAnsi="Times New Roman"/>
-          <w:b w:val="1"/>
-          <w:bCs w:val="1"/>
+          <w:rFonts w:ascii="Times New Roman" w:eastAsia="Times New Roman" w:hAnsi="Times New Roman" w:cs="Times New Roman"/>
+          <w:b/>
+          <w:bCs/>
           <w:sz w:val="26"/>
           <w:szCs w:val="26"/>
         </w:rPr>
       </w:pPr>
-      <w:bookmarkStart w:colFirst="0" w:colLast="0" w:name="_heading=h.h98tpe1x66ib" w:id="6"/>
+      <w:bookmarkStart w:id="6" w:name="_heading=h.h98tpe1x66ib" w:colFirst="0" w:colLast="0"/>
       <w:bookmarkEnd w:id="6"/>
-      <w:r>
-        <w:rPr>
-          <w:rtl w:val="0"/>
-        </w:rPr>
-      </w:r>
     </w:p>
     <w:p>
       <w:pPr>
         <w:pStyle w:val="Title"/>
-        <w:spacing w:after="120" w:before="0" w:line="360" w:lineRule="auto"/>
+        <w:spacing w:after="120" w:line="360" w:lineRule="auto"/>
         <w:jc w:val="center"/>
         <w:rPr>
-          <w:rFonts w:ascii="Times New Roman" w:cs="Times New Roman" w:eastAsia="Times New Roman" w:hAnsi="Times New Roman"/>
-          <w:b w:val="1"/>
-          <w:bCs w:val="1"/>
+          <w:rFonts w:ascii="Times New Roman" w:eastAsia="Times New Roman" w:hAnsi="Times New Roman" w:cs="Times New Roman"/>
+          <w:b/>
+          <w:bCs/>
           <w:sz w:val="26"/>
           <w:szCs w:val="26"/>
         </w:rPr>
       </w:pPr>
-      <w:bookmarkStart w:colFirst="0" w:colLast="0" w:name="_heading=h.4wo8hccfrgpo" w:id="7"/>
+      <w:bookmarkStart w:id="7" w:name="_heading=h.4wo8hccfrgpo" w:colFirst="0" w:colLast="0"/>
       <w:bookmarkEnd w:id="7"/>
-      <w:r>
-        <w:rPr>
-          <w:rtl w:val="0"/>
-        </w:rPr>
-      </w:r>
     </w:p>
     <w:p>
       <w:pPr>
         <w:pStyle w:val="Title"/>
-        <w:spacing w:after="120" w:before="0" w:line="360" w:lineRule="auto"/>
+        <w:spacing w:after="120" w:line="360" w:lineRule="auto"/>
         <w:jc w:val="center"/>
         <w:rPr>
-          <w:rFonts w:ascii="Times New Roman" w:cs="Times New Roman" w:eastAsia="Times New Roman" w:hAnsi="Times New Roman"/>
-          <w:b w:val="1"/>
-          <w:bCs w:val="1"/>
+          <w:rFonts w:ascii="Times New Roman" w:eastAsia="Times New Roman" w:hAnsi="Times New Roman" w:cs="Times New Roman"/>
+          <w:b/>
+          <w:bCs/>
           <w:sz w:val="26"/>
           <w:szCs w:val="26"/>
         </w:rPr>
       </w:pPr>
-      <w:bookmarkStart w:colFirst="0" w:colLast="0" w:name="_heading=h.9fsat4sl1sxs" w:id="8"/>
+      <w:bookmarkStart w:id="8" w:name="_heading=h.9fsat4sl1sxs" w:colFirst="0" w:colLast="0"/>
       <w:bookmarkEnd w:id="8"/>
-      <w:r>
-        <w:rPr>
-          <w:rtl w:val="0"/>
-        </w:rPr>
-      </w:r>
     </w:p>
     <w:p>
       <w:pPr>
         <w:pStyle w:val="Title"/>
-        <w:spacing w:after="120" w:before="0" w:line="360" w:lineRule="auto"/>
-        <w:jc w:val="left"/>
-        <w:rPr>
-          <w:rFonts w:ascii="Times New Roman" w:cs="Times New Roman" w:eastAsia="Times New Roman" w:hAnsi="Times New Roman"/>
-          <w:b w:val="1"/>
-          <w:bCs w:val="1"/>
+        <w:spacing w:after="120" w:line="360" w:lineRule="auto"/>
+        <w:rPr>
+          <w:rFonts w:ascii="Times New Roman" w:eastAsia="Times New Roman" w:hAnsi="Times New Roman" w:cs="Times New Roman"/>
+          <w:b/>
+          <w:bCs/>
           <w:sz w:val="26"/>
           <w:szCs w:val="26"/>
         </w:rPr>
       </w:pPr>
-      <w:bookmarkStart w:colFirst="0" w:colLast="0" w:name="_heading=h.fwch3ucher3" w:id="9"/>
+      <w:bookmarkStart w:id="9" w:name="_heading=h.fwch3ucher3" w:colFirst="0" w:colLast="0"/>
       <w:bookmarkEnd w:id="9"/>
-      <w:r>
-        <w:rPr>
-          <w:rtl w:val="0"/>
-        </w:rPr>
-      </w:r>
-    </w:p>
-    <w:p>
-      <w:pPr>
-        <w:rPr/>
-      </w:pPr>
-      <w:r>
-        <w:rPr>
-          <w:rtl w:val="0"/>
-        </w:rPr>
-      </w:r>
-    </w:p>
-    <w:p>
-      <w:pPr>
-        <w:rPr/>
-      </w:pPr>
-      <w:r>
-        <w:rPr>
-          <w:rtl w:val="0"/>
-        </w:rPr>
-      </w:r>
-    </w:p>
-    <w:p>
-      <w:pPr>
-        <w:rPr/>
-      </w:pPr>
-      <w:r>
-        <w:rPr>
-          <w:rtl w:val="0"/>
-        </w:rPr>
-      </w:r>
-    </w:p>
-    <w:p>
-      <w:pPr>
-        <w:rPr/>
-      </w:pPr>
-      <w:r>
-        <w:rPr>
-          <w:rtl w:val="0"/>
-        </w:rPr>
-      </w:r>
-    </w:p>
-    <w:p>
-      <w:pPr>
-        <w:rPr/>
-      </w:pPr>
-      <w:r>
-        <w:rPr>
-          <w:rtl w:val="0"/>
-        </w:rPr>
-      </w:r>
-    </w:p>
-    <w:p>
-      <w:pPr>
-        <w:rPr/>
-      </w:pPr>
-      <w:r>
-        <w:rPr>
-          <w:rtl w:val="0"/>
-        </w:rPr>
-      </w:r>
-    </w:p>
-    <w:p>
-      <w:pPr>
-        <w:rPr/>
-      </w:pPr>
-      <w:r>
-        <w:rPr>
-          <w:rtl w:val="0"/>
-        </w:rPr>
-      </w:r>
-    </w:p>
-    <w:p>
-      <w:pPr>
-        <w:rPr/>
-      </w:pPr>
-      <w:r>
-        <w:rPr>
-          <w:rtl w:val="0"/>
-        </w:rPr>
-      </w:r>
-    </w:p>
+    </w:p>
+    <w:p/>
+    <w:p/>
+    <w:p/>
+    <w:p/>
+    <w:p/>
+    <w:p/>
+    <w:p/>
+    <w:p/>
     <w:p>
       <w:pPr>
         <w:pStyle w:val="Title"/>
-        <w:spacing w:after="120" w:before="0" w:line="360" w:lineRule="auto"/>
+        <w:spacing w:after="120" w:line="360" w:lineRule="auto"/>
         <w:jc w:val="center"/>
         <w:rPr>
-          <w:rFonts w:ascii="Times New Roman" w:cs="Times New Roman" w:eastAsia="Times New Roman" w:hAnsi="Times New Roman"/>
-          <w:b w:val="1"/>
-          <w:bCs w:val="1"/>
+          <w:rFonts w:ascii="Times New Roman" w:eastAsia="Times New Roman" w:hAnsi="Times New Roman" w:cs="Times New Roman"/>
+          <w:b/>
+          <w:bCs/>
           <w:sz w:val="28"/>
           <w:szCs w:val="28"/>
         </w:rPr>
       </w:pPr>
-      <w:bookmarkStart w:colFirst="0" w:colLast="0" w:name="_heading=h.fcs85kp5pvu" w:id="10"/>
+      <w:bookmarkStart w:id="10" w:name="_heading=h.fcs85kp5pvu" w:colFirst="0" w:colLast="0"/>
       <w:bookmarkEnd w:id="10"/>
-      <w:r>
-        <w:rPr>
-          <w:rtl w:val="0"/>
-        </w:rPr>
-      </w:r>
     </w:p>
     <w:p>
       <w:pPr>
         <w:pStyle w:val="Title"/>
-        <w:spacing w:after="120" w:before="0" w:line="360" w:lineRule="auto"/>
+        <w:spacing w:after="120" w:line="360" w:lineRule="auto"/>
         <w:jc w:val="center"/>
         <w:rPr>
-          <w:rFonts w:ascii="Times New Roman" w:cs="Times New Roman" w:eastAsia="Times New Roman" w:hAnsi="Times New Roman"/>
-          <w:b w:val="1"/>
-          <w:bCs w:val="1"/>
+          <w:rFonts w:ascii="Times New Roman" w:eastAsia="Times New Roman" w:hAnsi="Times New Roman" w:cs="Times New Roman"/>
+          <w:b/>
+          <w:bCs/>
           <w:sz w:val="28"/>
           <w:szCs w:val="28"/>
         </w:rPr>
       </w:pPr>
-      <w:bookmarkStart w:colFirst="0" w:colLast="0" w:name="_heading=h.j8ylmu7ba58" w:id="11"/>
+      <w:bookmarkStart w:id="11" w:name="_heading=h.j8ylmu7ba58" w:colFirst="0" w:colLast="0"/>
       <w:bookmarkEnd w:id="11"/>
       <w:r>
         <w:rPr>
-          <w:rFonts w:ascii="Times New Roman" w:cs="Times New Roman" w:eastAsia="Times New Roman" w:hAnsi="Times New Roman"/>
-          <w:b w:val="1"/>
-          <w:bCs w:val="1"/>
+          <w:rFonts w:ascii="Times New Roman" w:eastAsia="Times New Roman" w:hAnsi="Times New Roman" w:cs="Times New Roman"/>
+          <w:b/>
+          <w:bCs/>
           <w:sz w:val="28"/>
           <w:szCs w:val="28"/>
-          <w:rtl w:val="0"/>
-        </w:rPr>
-        <w:t xml:space="preserve">MỤC LỤC</w:t>
+        </w:rPr>
+        <w:t>MỤC LỤC</w:t>
       </w:r>
     </w:p>
     <w:sdt>
@@ -1399,7 +1135,7 @@
         <w:id w:val="1561179385"/>
         <w:docPartObj>
           <w:docPartGallery w:val="Table of Contents"/>
-          <w:docPartUnique w:val="1"/>
+          <w:docPartUnique/>
         </w:docPartObj>
       </w:sdtPr>
       <w:sdtContent>
@@ -1411,54 +1147,45 @@
             </w:tabs>
             <w:spacing w:before="60" w:line="240" w:lineRule="auto"/>
             <w:rPr>
-              <w:rFonts w:ascii="Arial" w:cs="Arial" w:eastAsia="Arial" w:hAnsi="Arial"/>
-              <w:b w:val="1"/>
-              <w:bCs w:val="1"/>
-              <w:i w:val="0"/>
-              <w:iCs w:val="0"/>
-              <w:smallCaps w:val="0"/>
-              <w:strike w:val="0"/>
+              <w:b/>
+              <w:bCs/>
               <w:color w:val="000000"/>
-              <w:sz w:val="22"/>
-              <w:szCs w:val="22"/>
-              <w:u w:val="none"/>
-              <w:shd w:fill="auto" w:val="clear"/>
-              <w:vertAlign w:val="baseline"/>
             </w:rPr>
           </w:pPr>
           <w:r>
             <w:fldChar w:fldCharType="begin"/>
+          </w:r>
+          <w:r>
             <w:instrText xml:space="preserve"> TOC \h \u \z \t "Heading 1,1,Heading 2,2,Heading 3,3,Heading 5,5,Heading 6,6,"</w:instrText>
+          </w:r>
+          <w:r>
             <w:fldChar w:fldCharType="separate"/>
           </w:r>
           <w:hyperlink w:anchor="_heading=h.io34nrm1031n">
             <w:r>
               <w:rPr>
-                <w:rFonts w:ascii="Times New Roman" w:cs="Times New Roman" w:eastAsia="Times New Roman" w:hAnsi="Times New Roman"/>
-                <w:b w:val="1"/>
-                <w:bCs w:val="1"/>
-                <w:i w:val="0"/>
-                <w:iCs w:val="0"/>
-                <w:smallCaps w:val="0"/>
-                <w:strike w:val="0"/>
+                <w:rFonts w:ascii="Times New Roman" w:eastAsia="Times New Roman" w:hAnsi="Times New Roman" w:cs="Times New Roman"/>
+                <w:b/>
+                <w:bCs/>
                 <w:color w:val="000000"/>
                 <w:sz w:val="28"/>
                 <w:szCs w:val="28"/>
-                <w:u w:val="none"/>
-                <w:shd w:fill="auto" w:val="clear"/>
-                <w:vertAlign w:val="baseline"/>
-                <w:rtl w:val="0"/>
               </w:rPr>
-              <w:t xml:space="preserve">ĐỀ BÀI:</w:t>
+              <w:t>ĐỀ BÀI:</w:t>
+            </w:r>
+            <w:r>
+              <w:rPr>
+                <w:rFonts w:ascii="Times New Roman" w:eastAsia="Times New Roman" w:hAnsi="Times New Roman" w:cs="Times New Roman"/>
+                <w:b/>
+                <w:bCs/>
+                <w:color w:val="000000"/>
+                <w:sz w:val="28"/>
+                <w:szCs w:val="28"/>
+              </w:rPr>
               <w:tab/>
-              <w:t xml:space="preserve">4</w:t>
+              <w:t>4</w:t>
             </w:r>
           </w:hyperlink>
-          <w:r>
-            <w:rPr>
-              <w:rtl w:val="0"/>
-            </w:rPr>
-          </w:r>
         </w:p>
         <w:p>
           <w:pPr>
@@ -1468,49 +1195,36 @@
             </w:tabs>
             <w:spacing w:before="60" w:line="240" w:lineRule="auto"/>
             <w:rPr>
-              <w:rFonts w:ascii="Arial" w:cs="Arial" w:eastAsia="Arial" w:hAnsi="Arial"/>
-              <w:b w:val="1"/>
-              <w:bCs w:val="1"/>
-              <w:i w:val="0"/>
-              <w:iCs w:val="0"/>
-              <w:smallCaps w:val="0"/>
-              <w:strike w:val="0"/>
+              <w:b/>
+              <w:bCs/>
               <w:color w:val="000000"/>
-              <w:sz w:val="22"/>
-              <w:szCs w:val="22"/>
-              <w:u w:val="none"/>
-              <w:shd w:fill="auto" w:val="clear"/>
-              <w:vertAlign w:val="baseline"/>
             </w:rPr>
           </w:pPr>
           <w:hyperlink w:anchor="_heading=h.6msoxd6raoqf">
             <w:r>
               <w:rPr>
-                <w:rFonts w:ascii="Times New Roman" w:cs="Times New Roman" w:eastAsia="Times New Roman" w:hAnsi="Times New Roman"/>
-                <w:b w:val="1"/>
-                <w:bCs w:val="1"/>
-                <w:i w:val="0"/>
-                <w:iCs w:val="0"/>
-                <w:smallCaps w:val="0"/>
-                <w:strike w:val="0"/>
+                <w:rFonts w:ascii="Times New Roman" w:eastAsia="Times New Roman" w:hAnsi="Times New Roman" w:cs="Times New Roman"/>
+                <w:b/>
+                <w:bCs/>
                 <w:color w:val="000000"/>
                 <w:sz w:val="28"/>
                 <w:szCs w:val="28"/>
-                <w:u w:val="none"/>
-                <w:shd w:fill="auto" w:val="clear"/>
-                <w:vertAlign w:val="baseline"/>
-                <w:rtl w:val="0"/>
               </w:rPr>
-              <w:t xml:space="preserve">1. Who are the actors in this process?</w:t>
+              <w:t>1. Who are the actors in this process?</w:t>
+            </w:r>
+            <w:r>
+              <w:rPr>
+                <w:rFonts w:ascii="Times New Roman" w:eastAsia="Times New Roman" w:hAnsi="Times New Roman" w:cs="Times New Roman"/>
+                <w:b/>
+                <w:bCs/>
+                <w:color w:val="000000"/>
+                <w:sz w:val="28"/>
+                <w:szCs w:val="28"/>
+              </w:rPr>
               <w:tab/>
-              <w:t xml:space="preserve">4</w:t>
+              <w:t>4</w:t>
             </w:r>
           </w:hyperlink>
-          <w:r>
-            <w:rPr>
-              <w:rtl w:val="0"/>
-            </w:rPr>
-          </w:r>
         </w:p>
         <w:p>
           <w:pPr>
@@ -1520,49 +1234,36 @@
             </w:tabs>
             <w:spacing w:before="60" w:line="240" w:lineRule="auto"/>
             <w:rPr>
-              <w:rFonts w:ascii="Arial" w:cs="Arial" w:eastAsia="Arial" w:hAnsi="Arial"/>
-              <w:b w:val="1"/>
-              <w:bCs w:val="1"/>
-              <w:i w:val="0"/>
-              <w:iCs w:val="0"/>
-              <w:smallCaps w:val="0"/>
-              <w:strike w:val="0"/>
+              <w:b/>
+              <w:bCs/>
               <w:color w:val="000000"/>
-              <w:sz w:val="22"/>
-              <w:szCs w:val="22"/>
-              <w:u w:val="none"/>
-              <w:shd w:fill="auto" w:val="clear"/>
-              <w:vertAlign w:val="baseline"/>
             </w:rPr>
           </w:pPr>
           <w:hyperlink w:anchor="_heading=h.c796kl1hfez0">
             <w:r>
               <w:rPr>
-                <w:rFonts w:ascii="Times New Roman" w:cs="Times New Roman" w:eastAsia="Times New Roman" w:hAnsi="Times New Roman"/>
-                <w:b w:val="1"/>
-                <w:bCs w:val="1"/>
-                <w:i w:val="0"/>
-                <w:iCs w:val="0"/>
-                <w:smallCaps w:val="0"/>
-                <w:strike w:val="0"/>
+                <w:rFonts w:ascii="Times New Roman" w:eastAsia="Times New Roman" w:hAnsi="Times New Roman" w:cs="Times New Roman"/>
+                <w:b/>
+                <w:bCs/>
                 <w:color w:val="000000"/>
                 <w:sz w:val="28"/>
                 <w:szCs w:val="28"/>
-                <w:u w:val="none"/>
-                <w:shd w:fill="auto" w:val="clear"/>
-                <w:vertAlign w:val="baseline"/>
-                <w:rtl w:val="0"/>
               </w:rPr>
-              <w:t xml:space="preserve">2. Which actors can be considered as customers in this process?</w:t>
+              <w:t>2. Which actors can be considered as customers in this process?</w:t>
+            </w:r>
+            <w:r>
+              <w:rPr>
+                <w:rFonts w:ascii="Times New Roman" w:eastAsia="Times New Roman" w:hAnsi="Times New Roman" w:cs="Times New Roman"/>
+                <w:b/>
+                <w:bCs/>
+                <w:color w:val="000000"/>
+                <w:sz w:val="28"/>
+                <w:szCs w:val="28"/>
+              </w:rPr>
               <w:tab/>
-              <w:t xml:space="preserve">5</w:t>
+              <w:t>5</w:t>
             </w:r>
           </w:hyperlink>
-          <w:r>
-            <w:rPr>
-              <w:rtl w:val="0"/>
-            </w:rPr>
-          </w:r>
         </w:p>
         <w:p>
           <w:pPr>
@@ -1572,49 +1273,36 @@
             </w:tabs>
             <w:spacing w:before="60" w:line="240" w:lineRule="auto"/>
             <w:rPr>
-              <w:rFonts w:ascii="Arial" w:cs="Arial" w:eastAsia="Arial" w:hAnsi="Arial"/>
-              <w:b w:val="1"/>
-              <w:bCs w:val="1"/>
-              <w:i w:val="0"/>
-              <w:iCs w:val="0"/>
-              <w:smallCaps w:val="0"/>
-              <w:strike w:val="0"/>
+              <w:b/>
+              <w:bCs/>
               <w:color w:val="000000"/>
-              <w:sz w:val="22"/>
-              <w:szCs w:val="22"/>
-              <w:u w:val="none"/>
-              <w:shd w:fill="auto" w:val="clear"/>
-              <w:vertAlign w:val="baseline"/>
             </w:rPr>
           </w:pPr>
           <w:hyperlink w:anchor="_heading=h.j12or3alkiue">
             <w:r>
               <w:rPr>
-                <w:rFonts w:ascii="Times New Roman" w:cs="Times New Roman" w:eastAsia="Times New Roman" w:hAnsi="Times New Roman"/>
-                <w:b w:val="1"/>
-                <w:bCs w:val="1"/>
-                <w:i w:val="0"/>
-                <w:iCs w:val="0"/>
-                <w:smallCaps w:val="0"/>
-                <w:strike w:val="0"/>
+                <w:rFonts w:ascii="Times New Roman" w:eastAsia="Times New Roman" w:hAnsi="Times New Roman" w:cs="Times New Roman"/>
+                <w:b/>
+                <w:bCs/>
                 <w:color w:val="000000"/>
                 <w:sz w:val="28"/>
                 <w:szCs w:val="28"/>
-                <w:u w:val="none"/>
-                <w:shd w:fill="auto" w:val="clear"/>
-                <w:vertAlign w:val="baseline"/>
-                <w:rtl w:val="0"/>
               </w:rPr>
-              <w:t xml:space="preserve">3. What value does the process deliver to its customers?</w:t>
+              <w:t>3. What value does the process deliver to its customers?</w:t>
+            </w:r>
+            <w:r>
+              <w:rPr>
+                <w:rFonts w:ascii="Times New Roman" w:eastAsia="Times New Roman" w:hAnsi="Times New Roman" w:cs="Times New Roman"/>
+                <w:b/>
+                <w:bCs/>
+                <w:color w:val="000000"/>
+                <w:sz w:val="28"/>
+                <w:szCs w:val="28"/>
+              </w:rPr>
               <w:tab/>
-              <w:t xml:space="preserve">5</w:t>
+              <w:t>5</w:t>
             </w:r>
           </w:hyperlink>
-          <w:r>
-            <w:rPr>
-              <w:rtl w:val="0"/>
-            </w:rPr>
-          </w:r>
         </w:p>
         <w:p>
           <w:pPr>
@@ -1624,49 +1312,36 @@
             </w:tabs>
             <w:spacing w:before="60" w:line="240" w:lineRule="auto"/>
             <w:rPr>
-              <w:rFonts w:ascii="Arial" w:cs="Arial" w:eastAsia="Arial" w:hAnsi="Arial"/>
-              <w:b w:val="1"/>
-              <w:bCs w:val="1"/>
-              <w:i w:val="0"/>
-              <w:iCs w:val="0"/>
-              <w:smallCaps w:val="0"/>
-              <w:strike w:val="0"/>
+              <w:b/>
+              <w:bCs/>
               <w:color w:val="000000"/>
-              <w:sz w:val="22"/>
-              <w:szCs w:val="22"/>
-              <w:u w:val="none"/>
-              <w:shd w:fill="auto" w:val="clear"/>
-              <w:vertAlign w:val="baseline"/>
             </w:rPr>
           </w:pPr>
           <w:hyperlink w:anchor="_heading=h.bpxxznt1of4p">
             <w:r>
               <w:rPr>
-                <w:rFonts w:ascii="Times New Roman" w:cs="Times New Roman" w:eastAsia="Times New Roman" w:hAnsi="Times New Roman"/>
-                <w:b w:val="1"/>
-                <w:bCs w:val="1"/>
-                <w:i w:val="0"/>
-                <w:iCs w:val="0"/>
-                <w:smallCaps w:val="0"/>
-                <w:strike w:val="0"/>
+                <w:rFonts w:ascii="Times New Roman" w:eastAsia="Times New Roman" w:hAnsi="Times New Roman" w:cs="Times New Roman"/>
+                <w:b/>
+                <w:bCs/>
                 <w:color w:val="000000"/>
                 <w:sz w:val="28"/>
                 <w:szCs w:val="28"/>
-                <w:u w:val="none"/>
-                <w:shd w:fill="auto" w:val="clear"/>
-                <w:vertAlign w:val="baseline"/>
-                <w:rtl w:val="0"/>
               </w:rPr>
-              <w:t xml:space="preserve">4. What are the possible outcomes of this process?</w:t>
+              <w:t>4. What are the possible outcomes of this process?</w:t>
+            </w:r>
+            <w:r>
+              <w:rPr>
+                <w:rFonts w:ascii="Times New Roman" w:eastAsia="Times New Roman" w:hAnsi="Times New Roman" w:cs="Times New Roman"/>
+                <w:b/>
+                <w:bCs/>
+                <w:color w:val="000000"/>
+                <w:sz w:val="28"/>
+                <w:szCs w:val="28"/>
+              </w:rPr>
               <w:tab/>
-              <w:t xml:space="preserve">6</w:t>
+              <w:t>6</w:t>
             </w:r>
           </w:hyperlink>
-          <w:r>
-            <w:rPr>
-              <w:rtl w:val="0"/>
-            </w:rPr>
-          </w:r>
           <w:r>
             <w:fldChar w:fldCharType="end"/>
           </w:r>
@@ -1675,147 +1350,99 @@
     </w:sdt>
     <w:p>
       <w:pPr>
-        <w:spacing w:after="120" w:before="0" w:line="360" w:lineRule="auto"/>
-        <w:jc w:val="left"/>
-        <w:rPr>
-          <w:rFonts w:ascii="Times New Roman" w:cs="Times New Roman" w:eastAsia="Times New Roman" w:hAnsi="Times New Roman"/>
-          <w:b w:val="1"/>
-          <w:bCs w:val="1"/>
+        <w:spacing w:after="120" w:line="360" w:lineRule="auto"/>
+        <w:rPr>
+          <w:rFonts w:ascii="Times New Roman" w:eastAsia="Times New Roman" w:hAnsi="Times New Roman" w:cs="Times New Roman"/>
+          <w:b/>
+          <w:bCs/>
           <w:sz w:val="28"/>
           <w:szCs w:val="28"/>
         </w:rPr>
       </w:pPr>
-      <w:r>
-        <w:rPr>
-          <w:rtl w:val="0"/>
-        </w:rPr>
-      </w:r>
-    </w:p>
-    <w:p>
-      <w:pPr>
-        <w:spacing w:after="120" w:before="0" w:line="360" w:lineRule="auto"/>
-        <w:jc w:val="left"/>
-        <w:rPr>
-          <w:rFonts w:ascii="Times New Roman" w:cs="Times New Roman" w:eastAsia="Times New Roman" w:hAnsi="Times New Roman"/>
-          <w:b w:val="1"/>
-          <w:bCs w:val="1"/>
+    </w:p>
+    <w:p>
+      <w:pPr>
+        <w:spacing w:after="120" w:line="360" w:lineRule="auto"/>
+        <w:rPr>
+          <w:rFonts w:ascii="Times New Roman" w:eastAsia="Times New Roman" w:hAnsi="Times New Roman" w:cs="Times New Roman"/>
+          <w:b/>
+          <w:bCs/>
           <w:sz w:val="26"/>
           <w:szCs w:val="26"/>
         </w:rPr>
       </w:pPr>
-      <w:r>
-        <w:rPr>
-          <w:rtl w:val="0"/>
-        </w:rPr>
-      </w:r>
-    </w:p>
-    <w:p>
-      <w:pPr>
-        <w:spacing w:after="120" w:before="0" w:line="360" w:lineRule="auto"/>
-        <w:jc w:val="left"/>
-        <w:rPr>
-          <w:rFonts w:ascii="Times New Roman" w:cs="Times New Roman" w:eastAsia="Times New Roman" w:hAnsi="Times New Roman"/>
-          <w:b w:val="1"/>
-          <w:bCs w:val="1"/>
+    </w:p>
+    <w:p>
+      <w:pPr>
+        <w:spacing w:after="120" w:line="360" w:lineRule="auto"/>
+        <w:rPr>
+          <w:rFonts w:ascii="Times New Roman" w:eastAsia="Times New Roman" w:hAnsi="Times New Roman" w:cs="Times New Roman"/>
+          <w:b/>
+          <w:bCs/>
           <w:sz w:val="26"/>
           <w:szCs w:val="26"/>
         </w:rPr>
       </w:pPr>
-      <w:r>
-        <w:rPr>
-          <w:rtl w:val="0"/>
-        </w:rPr>
-      </w:r>
-    </w:p>
-    <w:p>
-      <w:pPr>
-        <w:spacing w:after="120" w:before="0" w:line="360" w:lineRule="auto"/>
-        <w:jc w:val="left"/>
-        <w:rPr>
-          <w:rFonts w:ascii="Times New Roman" w:cs="Times New Roman" w:eastAsia="Times New Roman" w:hAnsi="Times New Roman"/>
-          <w:b w:val="1"/>
-          <w:bCs w:val="1"/>
+    </w:p>
+    <w:p>
+      <w:pPr>
+        <w:spacing w:after="120" w:line="360" w:lineRule="auto"/>
+        <w:rPr>
+          <w:rFonts w:ascii="Times New Roman" w:eastAsia="Times New Roman" w:hAnsi="Times New Roman" w:cs="Times New Roman"/>
+          <w:b/>
+          <w:bCs/>
           <w:sz w:val="26"/>
           <w:szCs w:val="26"/>
         </w:rPr>
       </w:pPr>
-      <w:r>
-        <w:rPr>
-          <w:rtl w:val="0"/>
-        </w:rPr>
-      </w:r>
-    </w:p>
-    <w:p>
-      <w:pPr>
-        <w:spacing w:after="120" w:before="0" w:line="360" w:lineRule="auto"/>
-        <w:jc w:val="left"/>
-        <w:rPr>
-          <w:rFonts w:ascii="Times New Roman" w:cs="Times New Roman" w:eastAsia="Times New Roman" w:hAnsi="Times New Roman"/>
-          <w:b w:val="1"/>
-          <w:bCs w:val="1"/>
+    </w:p>
+    <w:p>
+      <w:pPr>
+        <w:spacing w:after="120" w:line="360" w:lineRule="auto"/>
+        <w:rPr>
+          <w:rFonts w:ascii="Times New Roman" w:eastAsia="Times New Roman" w:hAnsi="Times New Roman" w:cs="Times New Roman"/>
+          <w:b/>
+          <w:bCs/>
           <w:sz w:val="26"/>
           <w:szCs w:val="26"/>
         </w:rPr>
       </w:pPr>
-      <w:r>
-        <w:rPr>
-          <w:rtl w:val="0"/>
-        </w:rPr>
-      </w:r>
-    </w:p>
-    <w:p>
-      <w:pPr>
-        <w:spacing w:after="120" w:before="0" w:line="360" w:lineRule="auto"/>
-        <w:jc w:val="left"/>
-        <w:rPr>
-          <w:rFonts w:ascii="Times New Roman" w:cs="Times New Roman" w:eastAsia="Times New Roman" w:hAnsi="Times New Roman"/>
-          <w:b w:val="1"/>
-          <w:bCs w:val="1"/>
+    </w:p>
+    <w:p>
+      <w:pPr>
+        <w:spacing w:after="120" w:line="360" w:lineRule="auto"/>
+        <w:rPr>
+          <w:rFonts w:ascii="Times New Roman" w:eastAsia="Times New Roman" w:hAnsi="Times New Roman" w:cs="Times New Roman"/>
+          <w:b/>
+          <w:bCs/>
           <w:sz w:val="26"/>
           <w:szCs w:val="26"/>
         </w:rPr>
       </w:pPr>
-      <w:r>
-        <w:rPr>
-          <w:rtl w:val="0"/>
-        </w:rPr>
-      </w:r>
-    </w:p>
-    <w:p>
-      <w:pPr>
-        <w:spacing w:after="120" w:before="0" w:line="360" w:lineRule="auto"/>
-        <w:jc w:val="left"/>
-        <w:rPr>
-          <w:rFonts w:ascii="Times New Roman" w:cs="Times New Roman" w:eastAsia="Times New Roman" w:hAnsi="Times New Roman"/>
-          <w:b w:val="1"/>
-          <w:bCs w:val="1"/>
+    </w:p>
+    <w:p>
+      <w:pPr>
+        <w:spacing w:after="120" w:line="360" w:lineRule="auto"/>
+        <w:rPr>
+          <w:rFonts w:ascii="Times New Roman" w:eastAsia="Times New Roman" w:hAnsi="Times New Roman" w:cs="Times New Roman"/>
+          <w:b/>
+          <w:bCs/>
           <w:sz w:val="26"/>
           <w:szCs w:val="26"/>
         </w:rPr>
       </w:pPr>
-      <w:r>
-        <w:rPr>
-          <w:rtl w:val="0"/>
-        </w:rPr>
-      </w:r>
-    </w:p>
-    <w:p>
-      <w:pPr>
-        <w:spacing w:after="120" w:before="0" w:line="360" w:lineRule="auto"/>
-        <w:jc w:val="left"/>
-        <w:rPr>
-          <w:rFonts w:ascii="Times New Roman" w:cs="Times New Roman" w:eastAsia="Times New Roman" w:hAnsi="Times New Roman"/>
-          <w:b w:val="1"/>
-          <w:bCs w:val="1"/>
+    </w:p>
+    <w:p>
+      <w:pPr>
+        <w:spacing w:after="120" w:line="360" w:lineRule="auto"/>
+        <w:rPr>
+          <w:rFonts w:ascii="Times New Roman" w:eastAsia="Times New Roman" w:hAnsi="Times New Roman" w:cs="Times New Roman"/>
+          <w:b/>
+          <w:bCs/>
           <w:sz w:val="26"/>
           <w:szCs w:val="26"/>
         </w:rPr>
       </w:pPr>
-      <w:r>
-        <w:rPr>
-          <w:rtl w:val="0"/>
-        </w:rPr>
-      </w:r>
     </w:p>
     <w:p>
       <w:pPr>
@@ -1823,269 +1450,1658 @@
         <w:spacing w:after="120" w:line="360" w:lineRule="auto"/>
         <w:jc w:val="center"/>
         <w:rPr>
-          <w:rFonts w:ascii="Times New Roman" w:cs="Times New Roman" w:eastAsia="Times New Roman" w:hAnsi="Times New Roman"/>
-          <w:b w:val="1"/>
-          <w:bCs w:val="1"/>
+          <w:rFonts w:ascii="Times New Roman" w:eastAsia="Times New Roman" w:hAnsi="Times New Roman" w:cs="Times New Roman"/>
+          <w:b/>
+          <w:bCs/>
           <w:sz w:val="26"/>
           <w:szCs w:val="26"/>
         </w:rPr>
       </w:pPr>
-      <w:bookmarkStart w:colFirst="0" w:colLast="0" w:name="_heading=h.rhmrn81kv5ut" w:id="12"/>
+      <w:bookmarkStart w:id="12" w:name="_heading=h.rhmrn81kv5ut" w:colFirst="0" w:colLast="0"/>
       <w:bookmarkEnd w:id="12"/>
-      <w:r>
-        <w:rPr>
-          <w:rtl w:val="0"/>
-        </w:rPr>
-      </w:r>
-    </w:p>
-    <w:p>
-      <w:pPr>
-        <w:rPr/>
-      </w:pPr>
-      <w:r>
-        <w:rPr>
-          <w:rtl w:val="0"/>
-        </w:rPr>
-      </w:r>
-    </w:p>
-    <w:p>
-      <w:pPr>
-        <w:rPr/>
-      </w:pPr>
-      <w:r>
-        <w:rPr>
-          <w:rtl w:val="0"/>
-        </w:rPr>
-      </w:r>
-    </w:p>
-    <w:p>
-      <w:pPr>
-        <w:rPr/>
-      </w:pPr>
-      <w:r>
-        <w:rPr>
-          <w:rtl w:val="0"/>
-        </w:rPr>
-      </w:r>
-    </w:p>
-    <w:p>
-      <w:pPr>
-        <w:rPr/>
-      </w:pPr>
-      <w:r>
-        <w:rPr>
-          <w:rtl w:val="0"/>
-        </w:rPr>
-      </w:r>
-    </w:p>
-    <w:p>
-      <w:pPr>
-        <w:rPr/>
-      </w:pPr>
-      <w:r>
-        <w:rPr>
-          <w:rtl w:val="0"/>
-        </w:rPr>
-      </w:r>
-    </w:p>
-    <w:p>
-      <w:pPr>
-        <w:rPr/>
+    </w:p>
+    <w:p/>
+    <w:p/>
+    <w:p/>
+    <w:p/>
+    <w:p/>
+    <w:p>
+      <w:pPr>
         <w:sectPr>
-          <w:headerReference r:id="rId8" w:type="default"/>
-          <w:headerReference r:id="rId9" w:type="first"/>
-          <w:footerReference r:id="rId10" w:type="first"/>
-          <w:pgSz w:h="16838" w:w="11906" w:orient="portrait"/>
-          <w:pgMar w:bottom="1440" w:top="1440" w:left="1440" w:right="1440" w:header="720" w:footer="720"/>
+          <w:headerReference w:type="default" r:id="rId9"/>
+          <w:headerReference w:type="first" r:id="rId10"/>
+          <w:footerReference w:type="first" r:id="rId11"/>
+          <w:pgSz w:w="11906" w:h="16838"/>
+          <w:pgMar w:top="1440" w:right="1440" w:bottom="1440" w:left="1440" w:header="720" w:footer="720" w:gutter="0"/>
           <w:pgNumType w:start="1"/>
-          <w:titlePg w:val="1"/>
+          <w:cols w:space="720"/>
+          <w:titlePg/>
         </w:sectPr>
       </w:pPr>
-      <w:r>
-        <w:rPr>
-          <w:rtl w:val="0"/>
-        </w:rPr>
-      </w:r>
-    </w:p>
-    <w:p>
-      <w:pPr>
-        <w:rPr/>
-      </w:pPr>
-      <w:r>
-        <w:rPr>
-          <w:rtl w:val="0"/>
-        </w:rPr>
-      </w:r>
-    </w:p>
-    <w:p>
-      <w:pPr>
-        <w:rPr/>
-      </w:pPr>
-      <w:r>
-        <w:rPr>
-          <w:rtl w:val="0"/>
-        </w:rPr>
-      </w:r>
-    </w:p>
-    <w:p>
-      <w:pPr>
-        <w:rPr/>
-      </w:pPr>
-      <w:r>
-        <w:rPr>
-          <w:rtl w:val="0"/>
-        </w:rPr>
-      </w:r>
-    </w:p>
-    <w:p>
-      <w:pPr>
-        <w:rPr>
-          <w:b w:val="1"/>
-          <w:bCs w:val="1"/>
-        </w:rPr>
-      </w:pPr>
-      <w:r>
-        <w:rPr>
-          <w:rtl w:val="0"/>
-        </w:rPr>
-      </w:r>
-    </w:p>
-    <w:p>
-      <w:pPr>
-        <w:pStyle w:val="Heading1"/>
-        <w:keepNext w:val="1"/>
-        <w:keepLines w:val="1"/>
-        <w:pageBreakBefore w:val="0"/>
-        <w:widowControl w:val="1"/>
-        <w:numPr>
-          <w:ilvl w:val="0"/>
-          <w:numId w:val="2"/>
-        </w:numPr>
-        <w:pBdr>
-          <w:top w:space="0" w:sz="0" w:val="nil"/>
-          <w:left w:space="0" w:sz="0" w:val="nil"/>
-          <w:bottom w:space="0" w:sz="0" w:val="nil"/>
-          <w:right w:space="0" w:sz="0" w:val="nil"/>
-          <w:between w:space="0" w:sz="0" w:val="nil"/>
-        </w:pBdr>
-        <w:shd w:fill="auto" w:val="clear"/>
-        <w:spacing w:after="120" w:before="0" w:line="360" w:lineRule="auto"/>
-        <w:ind w:left="720" w:right="0" w:hanging="360"/>
-        <w:jc w:val="both"/>
-        <w:rPr>
-          <w:rFonts w:ascii="Times New Roman" w:cs="Times New Roman" w:eastAsia="Times New Roman" w:hAnsi="Times New Roman"/>
-          <w:b w:val="1"/>
-          <w:bCs w:val="1"/>
-          <w:sz w:val="32"/>
-          <w:szCs w:val="32"/>
-        </w:rPr>
-      </w:pPr>
-      <w:bookmarkStart w:colFirst="0" w:colLast="0" w:name="_heading=h.c796kl1hfez0" w:id="13"/>
-      <w:bookmarkEnd w:id="13"/>
-      <w:r>
-        <w:rPr>
-          <w:rFonts w:ascii="Times New Roman" w:cs="Times New Roman" w:eastAsia="Times New Roman" w:hAnsi="Times New Roman"/>
-          <w:b w:val="1"/>
-          <w:bCs w:val="1"/>
-          <w:sz w:val="32"/>
-          <w:szCs w:val="32"/>
-          <w:rtl w:val="0"/>
-        </w:rPr>
-        <w:t xml:space="preserve">Quy trinh </w:t>
-      </w:r>
-    </w:p>
-    <w:p>
-      <w:pPr>
-        <w:numPr>
-          <w:ilvl w:val="0"/>
-          <w:numId w:val="1"/>
-        </w:numPr>
-        <w:spacing w:after="240" w:before="240" w:lineRule="auto"/>
-        <w:ind w:left="720" w:hanging="360"/>
-        <w:rPr>
-          <w:rFonts w:ascii="Times New Roman" w:cs="Times New Roman" w:eastAsia="Times New Roman" w:hAnsi="Times New Roman"/>
-          <w:sz w:val="28"/>
-          <w:szCs w:val="28"/>
-        </w:rPr>
-      </w:pPr>
-      <w:r>
-        <w:rPr>
-          <w:rFonts w:ascii="Times New Roman" w:cs="Times New Roman" w:eastAsia="Times New Roman" w:hAnsi="Times New Roman"/>
-          <w:sz w:val="28"/>
-          <w:szCs w:val="28"/>
-          <w:rtl w:val="0"/>
-        </w:rPr>
-        <w:t xml:space="preserve">Warehouse Department là customer chính của quy trình. Đây là actor trực tiếp nhận output cốt lõi mà một quy trình mua hàng hướng tới tạo ra, chính là hàng hóa kèm Shipment Notice từ Vendor. Mục tiêu tối thượng của quy trình Purchasing là đảm bảo tổ chức nhận được đúng hàng hóa cần thiết và Warehouse là nơi tiếp nhận giá trị đó trực tiếp nhất.</w:t>
-      </w:r>
-    </w:p>
+    </w:p>
+    <w:p/>
+    <w:p/>
+    <w:p/>
     <w:p>
       <w:pPr>
         <w:pStyle w:val="Heading1"/>
         <w:numPr>
           <w:ilvl w:val="0"/>
-          <w:numId w:val="2"/>
+          <w:numId w:val="3"/>
         </w:numPr>
         <w:spacing w:before="0" w:line="360" w:lineRule="auto"/>
-        <w:ind w:left="720" w:hanging="360"/>
         <w:jc w:val="both"/>
         <w:rPr>
-          <w:rFonts w:ascii="Times New Roman" w:cs="Times New Roman" w:eastAsia="Times New Roman" w:hAnsi="Times New Roman"/>
-          <w:b w:val="1"/>
-          <w:bCs w:val="1"/>
+          <w:rFonts w:ascii="Times New Roman" w:eastAsia="Times New Roman" w:hAnsi="Times New Roman" w:cs="Times New Roman"/>
+          <w:b/>
+          <w:bCs/>
           <w:sz w:val="32"/>
           <w:szCs w:val="32"/>
         </w:rPr>
       </w:pPr>
-      <w:bookmarkStart w:colFirst="0" w:colLast="0" w:name="_heading=h.qpbk8pdbo0yb" w:id="14"/>
-      <w:bookmarkEnd w:id="14"/>
       <w:r>
         <w:rPr>
-          <w:rFonts w:ascii="Times New Roman" w:cs="Times New Roman" w:eastAsia="Times New Roman" w:hAnsi="Times New Roman"/>
-          <w:b w:val="1"/>
-          <w:bCs w:val="1"/>
+          <w:rFonts w:ascii="Times New Roman" w:eastAsia="Times New Roman" w:hAnsi="Times New Roman" w:cs="Times New Roman"/>
+          <w:b/>
+          <w:bCs/>
           <w:sz w:val="32"/>
           <w:szCs w:val="32"/>
-          <w:rtl w:val="0"/>
-        </w:rPr>
-        <w:t xml:space="preserve">Which actors can be considered as customers in this process? </w:t>
+        </w:rPr>
+        <w:t>Quy trình tiếp nhận và gửi hàng tại Viettel Post</w:t>
+      </w:r>
+    </w:p>
+    <w:p>
+      <w:pPr>
+        <w:pStyle w:val="ListParagraph"/>
+        <w:numPr>
+          <w:ilvl w:val="1"/>
+          <w:numId w:val="3"/>
+        </w:numPr>
+      </w:pPr>
+      <w:r>
+        <w:t>Quy Trình Tiếp Nhận Và Gửi Hàng</w:t>
+      </w:r>
+    </w:p>
+    <w:p>
+      <w:pPr>
+        <w:pStyle w:val="ListParagraph"/>
+        <w:numPr>
+          <w:ilvl w:val="2"/>
+          <w:numId w:val="3"/>
+        </w:numPr>
+      </w:pPr>
+      <w:r>
+        <w:t>Mô Tả Quy Trình</w:t>
+      </w:r>
+    </w:p>
+    <w:p>
+      <w:pPr>
+        <w:ind w:left="578"/>
+      </w:pPr>
+      <w:r>
+        <w:t>Quy trình tiếp nhận và gửi hàng tại Viettel Post bắt đầu khi khách hàng có nhu cầu gửi hàng. Khách hàng có thể tạo đơn thông qua app/website hoặc đến trực tiếp bưu cục để gửi hàng. Sau đó, khách hàng cung cấp các thông tin cần thiết như thông tin người gửi, người nhận, địa chỉ, số điện thoại, loại hàng hóa và dịch vụ gửi.</w:t>
+      </w:r>
+    </w:p>
+    <w:p>
+      <w:pPr>
+        <w:ind w:left="578"/>
+      </w:pPr>
+    </w:p>
+    <w:p>
+      <w:pPr>
+        <w:ind w:left="578"/>
+      </w:pPr>
+      <w:r>
+        <w:t>Hệ thống hoặc nhân viên Viettel Post sẽ kiểm tra tính hợp lệ của thông tin đơn hàng. Nếu thông tin chưa hợp lệ, khách hàng được yêu cầu chỉnh sửa thông tin hoặc hủy đơn. Nếu thông tin hợp lệ, quy trình tiếp tục sang bước lựa chọn hình thức gửi hàng.</w:t>
+      </w:r>
+    </w:p>
+    <w:p>
+      <w:pPr>
+        <w:ind w:left="578"/>
+      </w:pPr>
+    </w:p>
+    <w:p>
+      <w:pPr>
+        <w:ind w:left="578"/>
+      </w:pPr>
+      <w:r>
+        <w:t>Có hai hình thức gửi hàng: khách hàng mang hàng đến bưu cục hoặc yêu cầu nhân viên Viettel Post đến lấy hàng tận nơi. Sau khi nhận được hàng, nhân viên kiểm tra hàng hóa, tình trạng đóng gói và chứng từ liên quan. Nếu hàng hóa không hợp lệ, Viettel Post từ chối tiếp nhận và ghi rõ lý do. Nếu hàng hóa hợp lệ, nhân viên cân đo, tính cước, tạo/in mã vận đơn hoặc phiếu gửi. Quy trình kết thúc khi hệ thống cập nhật trạng thái đơn hàng là đã tiếp nhận bưu gửi.</w:t>
+      </w:r>
+    </w:p>
+    <w:p>
+      <w:pPr>
+        <w:ind w:left="578"/>
+      </w:pPr>
+    </w:p>
+    <w:p>
+      <w:pPr>
+        <w:ind w:left="578"/>
+      </w:pPr>
+      <w:r>
+        <w:t>Actor:</w:t>
+      </w:r>
+    </w:p>
+    <w:tbl>
+      <w:tblPr>
+        <w:tblStyle w:val="TableGrid"/>
+        <w:tblW w:w="0" w:type="auto"/>
+        <w:tblInd w:w="578" w:type="dxa"/>
+        <w:tblLook w:val="04A0" w:firstRow="1" w:lastRow="0" w:firstColumn="1" w:lastColumn="0" w:noHBand="0" w:noVBand="1"/>
+      </w:tblPr>
+      <w:tblGrid>
+        <w:gridCol w:w="4242"/>
+        <w:gridCol w:w="4196"/>
+      </w:tblGrid>
+      <w:tr>
+        <w:tc>
+          <w:tcPr>
+            <w:tcW w:w="4508" w:type="dxa"/>
+          </w:tcPr>
+          <w:p>
+            <w:r>
+              <w:t>Actor</w:t>
+            </w:r>
+          </w:p>
+        </w:tc>
+        <w:tc>
+          <w:tcPr>
+            <w:tcW w:w="4508" w:type="dxa"/>
+          </w:tcPr>
+          <w:p>
+            <w:r>
+              <w:t>Vai trò</w:t>
+            </w:r>
+          </w:p>
+        </w:tc>
+      </w:tr>
+      <w:tr>
+        <w:tc>
+          <w:tcPr>
+            <w:tcW w:w="4508" w:type="dxa"/>
+          </w:tcPr>
+          <w:p>
+            <w:r>
+              <w:t>Khách hàng/người gửi</w:t>
+            </w:r>
+          </w:p>
+        </w:tc>
+        <w:tc>
+          <w:tcPr>
+            <w:tcW w:w="4508" w:type="dxa"/>
+          </w:tcPr>
+          <w:p>
+            <w:r>
+              <w:t>Tạo đơn, cung cấp thông tin, chọn hình thức gửi hàng, bàn giao hàng</w:t>
+            </w:r>
+          </w:p>
+        </w:tc>
+      </w:tr>
+      <w:tr>
+        <w:tc>
+          <w:tcPr>
+            <w:tcW w:w="4508" w:type="dxa"/>
+          </w:tcPr>
+          <w:p>
+            <w:r>
+              <w:t>Hệ thống Viettel Post</w:t>
+            </w:r>
+          </w:p>
+        </w:tc>
+        <w:tc>
+          <w:tcPr>
+            <w:tcW w:w="4508" w:type="dxa"/>
+          </w:tcPr>
+          <w:p>
+            <w:r>
+              <w:t>Tiếp nhận thông tin đơn, kiểm tra tính hợp lệ, cập nhật trạng thái đơn</w:t>
+            </w:r>
+          </w:p>
+        </w:tc>
+      </w:tr>
+      <w:tr>
+        <w:tc>
+          <w:tcPr>
+            <w:tcW w:w="4508" w:type="dxa"/>
+          </w:tcPr>
+          <w:p>
+            <w:r>
+              <w:t>Nhân viên bưu cục</w:t>
+            </w:r>
+          </w:p>
+        </w:tc>
+        <w:tc>
+          <w:tcPr>
+            <w:tcW w:w="4508" w:type="dxa"/>
+          </w:tcPr>
+          <w:p>
+            <w:r>
+              <w:t>Tiếp nhận hàng khi khách mang hàng đến bưu cục</w:t>
+            </w:r>
+          </w:p>
+        </w:tc>
+      </w:tr>
+      <w:tr>
+        <w:tc>
+          <w:tcPr>
+            <w:tcW w:w="4508" w:type="dxa"/>
+          </w:tcPr>
+          <w:p>
+            <w:r>
+              <w:t>Nhân viên lấy hàng</w:t>
+            </w:r>
+          </w:p>
+        </w:tc>
+        <w:tc>
+          <w:tcPr>
+            <w:tcW w:w="4508" w:type="dxa"/>
+          </w:tcPr>
+          <w:p>
+            <w:r>
+              <w:t>Đến địa chỉ khách để lấy hàng tận nơi</w:t>
+            </w:r>
+          </w:p>
+        </w:tc>
+      </w:tr>
+      <w:tr>
+        <w:tc>
+          <w:tcPr>
+            <w:tcW w:w="4508" w:type="dxa"/>
+          </w:tcPr>
+          <w:p>
+            <w:r>
+              <w:t>Kho/điểm gom đầu đi</w:t>
+            </w:r>
+          </w:p>
+        </w:tc>
+        <w:tc>
+          <w:tcPr>
+            <w:tcW w:w="4508" w:type="dxa"/>
+          </w:tcPr>
+          <w:p>
+            <w:r>
+              <w:t>Kiểm tra hàng hóa, cân đo, tính cước, tạo/in phiếu gửi</w:t>
+            </w:r>
+          </w:p>
+        </w:tc>
+      </w:tr>
+    </w:tbl>
+    <w:p>
+      <w:pPr>
+        <w:ind w:left="578"/>
+      </w:pPr>
+    </w:p>
+    <w:p>
+      <w:pPr>
+        <w:ind w:left="578"/>
+      </w:pPr>
+      <w:r>
+        <w:t>Đầu vào/ đầu ra:</w:t>
+      </w:r>
+    </w:p>
+    <w:tbl>
+      <w:tblPr>
+        <w:tblStyle w:val="TableGrid"/>
+        <w:tblW w:w="0" w:type="auto"/>
+        <w:tblInd w:w="578" w:type="dxa"/>
+        <w:tblLook w:val="04A0" w:firstRow="1" w:lastRow="0" w:firstColumn="1" w:lastColumn="0" w:noHBand="0" w:noVBand="1"/>
+      </w:tblPr>
+      <w:tblGrid>
+        <w:gridCol w:w="4200"/>
+        <w:gridCol w:w="4238"/>
+      </w:tblGrid>
+      <w:tr>
+        <w:tc>
+          <w:tcPr>
+            <w:tcW w:w="4508" w:type="dxa"/>
+          </w:tcPr>
+          <w:p>
+            <w:r>
+              <w:t>Loại</w:t>
+            </w:r>
+          </w:p>
+        </w:tc>
+        <w:tc>
+          <w:tcPr>
+            <w:tcW w:w="4508" w:type="dxa"/>
+          </w:tcPr>
+          <w:p>
+            <w:r>
+              <w:t>Nội dung</w:t>
+            </w:r>
+          </w:p>
+        </w:tc>
+      </w:tr>
+      <w:tr>
+        <w:tc>
+          <w:tcPr>
+            <w:tcW w:w="4508" w:type="dxa"/>
+          </w:tcPr>
+          <w:p>
+            <w:r>
+              <w:t>Đầu vào</w:t>
+            </w:r>
+          </w:p>
+        </w:tc>
+        <w:tc>
+          <w:tcPr>
+            <w:tcW w:w="4508" w:type="dxa"/>
+          </w:tcPr>
+          <w:p>
+            <w:r>
+              <w:t>Thông tin người gửi, người nhận, địa chỉ, số điện thoại, loại hàng hóa, khối lượng/kích thước dự kiến, dịch vụ gửi, hình thức gửi hàng</w:t>
+            </w:r>
+          </w:p>
+        </w:tc>
+      </w:tr>
+      <w:tr>
+        <w:tc>
+          <w:tcPr>
+            <w:tcW w:w="4508" w:type="dxa"/>
+          </w:tcPr>
+          <w:p>
+            <w:r>
+              <w:t>Đầu ra thành công</w:t>
+            </w:r>
+          </w:p>
+        </w:tc>
+        <w:tc>
+          <w:tcPr>
+            <w:tcW w:w="4508" w:type="dxa"/>
+          </w:tcPr>
+          <w:p>
+            <w:r>
+              <w:t>Đơn hàng được tiếp nhận, mã vận đơn/phiếu gửi được tạo, trạng thái đơn được cập nhật đã tiếp nhận bưu gửi</w:t>
+            </w:r>
+          </w:p>
+        </w:tc>
+      </w:tr>
+      <w:tr>
+        <w:tc>
+          <w:tcPr>
+            <w:tcW w:w="4508" w:type="dxa"/>
+          </w:tcPr>
+          <w:p>
+            <w:r>
+              <w:t>Đầu ra không thành công</w:t>
+            </w:r>
+          </w:p>
+        </w:tc>
+        <w:tc>
+          <w:tcPr>
+            <w:tcW w:w="4508" w:type="dxa"/>
+          </w:tcPr>
+          <w:p>
+            <w:r>
+              <w:t>Khách phải sửa thông tin, đơn bị hủy, hoặc hàng hóa bị từ chối tiếp nhận</w:t>
+            </w:r>
+          </w:p>
+        </w:tc>
+      </w:tr>
+    </w:tbl>
+    <w:p>
+      <w:pPr>
+        <w:ind w:left="578"/>
+      </w:pPr>
+    </w:p>
+    <w:p>
+      <w:pPr>
+        <w:ind w:left="578"/>
+      </w:pPr>
+    </w:p>
+    <w:p>
+      <w:pPr>
+        <w:ind w:left="578"/>
+      </w:pPr>
+    </w:p>
+    <w:p>
+      <w:pPr>
+        <w:ind w:left="578"/>
+      </w:pPr>
+      <w:r>
+        <w:lastRenderedPageBreak/>
+        <w:t>Mô hình quy trình:</w:t>
+      </w:r>
+    </w:p>
+    <w:p>
+      <w:pPr>
+        <w:ind w:left="578"/>
+      </w:pPr>
+      <w:r>
+        <w:rPr>
+          <w:noProof/>
+        </w:rPr>
+        <w:drawing>
+          <wp:inline distT="0" distB="0" distL="0" distR="0" wp14:anchorId="65A5CE6A" wp14:editId="00613325">
+            <wp:extent cx="5370195" cy="8328660"/>
+            <wp:effectExtent l="0" t="0" r="1905" b="0"/>
+            <wp:docPr id="1240675721" name="Picture 17"/>
+            <wp:cNvGraphicFramePr>
+              <a:graphicFrameLocks xmlns:a="http://schemas.openxmlformats.org/drawingml/2006/main" noChangeAspect="1"/>
+            </wp:cNvGraphicFramePr>
+            <a:graphic xmlns:a="http://schemas.openxmlformats.org/drawingml/2006/main">
+              <a:graphicData uri="http://schemas.openxmlformats.org/drawingml/2006/picture">
+                <pic:pic xmlns:pic="http://schemas.openxmlformats.org/drawingml/2006/picture">
+                  <pic:nvPicPr>
+                    <pic:cNvPr id="0" name="Picture 0"/>
+                    <pic:cNvPicPr/>
+                  </pic:nvPicPr>
+                  <pic:blipFill>
+                    <a:blip r:embed="rId12">
+                      <a:extLst>
+                        <a:ext uri="{28A0092B-C50C-407E-A947-70E740481C1C}">
+                          <a14:useLocalDpi xmlns:a14="http://schemas.microsoft.com/office/drawing/2010/main" val="0"/>
+                        </a:ext>
+                      </a:extLst>
+                    </a:blip>
+                    <a:stretch>
+                      <a:fillRect/>
+                    </a:stretch>
+                  </pic:blipFill>
+                  <pic:spPr>
+                    <a:xfrm>
+                      <a:off x="0" y="0"/>
+                      <a:ext cx="5370195" cy="8328660"/>
+                    </a:xfrm>
+                    <a:prstGeom prst="rect">
+                      <a:avLst/>
+                    </a:prstGeom>
+                  </pic:spPr>
+                </pic:pic>
+              </a:graphicData>
+            </a:graphic>
+          </wp:inline>
+        </w:drawing>
+      </w:r>
+    </w:p>
+    <w:p>
+      <w:pPr>
+        <w:ind w:left="578"/>
+      </w:pPr>
+    </w:p>
+    <w:p>
+      <w:pPr>
+        <w:pStyle w:val="ListParagraph"/>
+        <w:numPr>
+          <w:ilvl w:val="1"/>
+          <w:numId w:val="3"/>
+        </w:numPr>
+      </w:pPr>
+      <w:r>
+        <w:lastRenderedPageBreak/>
+        <w:t>Phân tích quy trình</w:t>
+      </w:r>
+    </w:p>
+    <w:p>
+      <w:pPr>
+        <w:ind w:left="360"/>
+      </w:pPr>
+      <w:r>
+        <w:t>Quy trình tiếp nhận và gửi hàng là quy trình cốt lõi trong hoạt động của Viettel Post vì đây là bước đầu tiên để hình thành một đơn vận chuyển. Nếu thông tin đơn hàng hoặc hàng hóa được tiếp nhận sai, các quy trình sau như vận chuyển, phát hàng hoặc xử lý khiếu nại có thể bị ảnh hưởng.</w:t>
+      </w:r>
+    </w:p>
+    <w:p>
+      <w:pPr>
+        <w:ind w:left="360"/>
+      </w:pPr>
+    </w:p>
+    <w:p>
+      <w:pPr>
+        <w:ind w:left="360"/>
+      </w:pPr>
+      <w:r>
+        <w:t>Các điểm quyết định chính trong quy trình gồm:</w:t>
+      </w:r>
+    </w:p>
+    <w:tbl>
+      <w:tblPr>
+        <w:tblStyle w:val="TableGrid"/>
+        <w:tblW w:w="0" w:type="auto"/>
+        <w:tblInd w:w="360" w:type="dxa"/>
+        <w:tblLook w:val="04A0" w:firstRow="1" w:lastRow="0" w:firstColumn="1" w:lastColumn="0" w:noHBand="0" w:noVBand="1"/>
+      </w:tblPr>
+      <w:tblGrid>
+        <w:gridCol w:w="4331"/>
+        <w:gridCol w:w="4325"/>
+      </w:tblGrid>
+      <w:tr>
+        <w:tc>
+          <w:tcPr>
+            <w:tcW w:w="4331" w:type="dxa"/>
+          </w:tcPr>
+          <w:p>
+            <w:r>
+              <w:t>Điểm quyết định</w:t>
+            </w:r>
+          </w:p>
+        </w:tc>
+        <w:tc>
+          <w:tcPr>
+            <w:tcW w:w="4325" w:type="dxa"/>
+          </w:tcPr>
+          <w:p>
+            <w:r>
+              <w:t>Ý nghĩa</w:t>
+            </w:r>
+          </w:p>
+        </w:tc>
+      </w:tr>
+      <w:tr>
+        <w:tc>
+          <w:tcPr>
+            <w:tcW w:w="4331" w:type="dxa"/>
+          </w:tcPr>
+          <w:p>
+            <w:r>
+              <w:t>Thông tin đơn hàng hợp lệ không?</w:t>
+            </w:r>
+          </w:p>
+        </w:tc>
+        <w:tc>
+          <w:tcPr>
+            <w:tcW w:w="4325" w:type="dxa"/>
+          </w:tcPr>
+          <w:p>
+            <w:r>
+              <w:t>Kiểm tra thông tin người gửi, người nhận, địa chỉ, số điện thoại và dịch vụ gửi</w:t>
+            </w:r>
+          </w:p>
+        </w:tc>
+      </w:tr>
+      <w:tr>
+        <w:tc>
+          <w:tcPr>
+            <w:tcW w:w="4331" w:type="dxa"/>
+          </w:tcPr>
+          <w:p>
+            <w:r>
+              <w:t>Hình thức gửi hàng là gì?</w:t>
+            </w:r>
+          </w:p>
+        </w:tc>
+        <w:tc>
+          <w:tcPr>
+            <w:tcW w:w="4325" w:type="dxa"/>
+          </w:tcPr>
+          <w:p>
+            <w:r>
+              <w:t>Xác định khách mang hàng đến bưu cục hay nhân viên đến lấy tận nơi</w:t>
+            </w:r>
+          </w:p>
+        </w:tc>
+      </w:tr>
+      <w:tr>
+        <w:tc>
+          <w:tcPr>
+            <w:tcW w:w="4331" w:type="dxa"/>
+          </w:tcPr>
+          <w:p>
+            <w:r>
+              <w:t>Hàng hóa hợp lệ không?</w:t>
+            </w:r>
+          </w:p>
+        </w:tc>
+        <w:tc>
+          <w:tcPr>
+            <w:tcW w:w="4325" w:type="dxa"/>
+          </w:tcPr>
+          <w:p>
+            <w:r>
+              <w:t>Kiểm tra hàng có đủ điều kiện tiếp nhận, đóng gói đúng và không thuộc hàng cấm</w:t>
+            </w:r>
+          </w:p>
+        </w:tc>
+      </w:tr>
+    </w:tbl>
+    <w:p>
+      <w:pPr>
+        <w:ind w:left="360"/>
+      </w:pPr>
+    </w:p>
+    <w:p>
+      <w:pPr>
+        <w:ind w:left="360"/>
+      </w:pPr>
+      <w:r>
+        <w:t>Quy trình này có hai nhánh chính là gửi tại bưu cục và lấy hàng tận nơi. Tuy nhiên, cả hai nhánh đều quay về cùng một bước kiểm tra hàng hóa trước khi tạo mã vận đơn và cập nhật trạng thái tiếp nhận.</w:t>
+      </w:r>
+    </w:p>
+    <w:p>
+      <w:pPr>
+        <w:ind w:left="360"/>
+      </w:pPr>
+    </w:p>
+    <w:p>
+      <w:pPr>
+        <w:ind w:left="360"/>
+      </w:pPr>
+    </w:p>
+    <w:p>
+      <w:r>
+        <w:t>1.3. Phân tích định tính</w:t>
+      </w:r>
+    </w:p>
+    <w:p>
+      <w:r>
+        <w:tab/>
+        <w:t>1.3.1. Phân tích Giá trị Gia tăng</w:t>
+      </w:r>
+    </w:p>
+    <w:tbl>
+      <w:tblPr>
+        <w:tblStyle w:val="TableGrid"/>
+        <w:tblW w:w="0" w:type="auto"/>
+        <w:tblLook w:val="04A0" w:firstRow="1" w:lastRow="0" w:firstColumn="1" w:lastColumn="0" w:noHBand="0" w:noVBand="1"/>
+      </w:tblPr>
+      <w:tblGrid>
+        <w:gridCol w:w="3005"/>
+        <w:gridCol w:w="3005"/>
+        <w:gridCol w:w="3006"/>
+      </w:tblGrid>
+      <w:tr>
+        <w:tc>
+          <w:tcPr>
+            <w:tcW w:w="3005" w:type="dxa"/>
+          </w:tcPr>
+          <w:p>
+            <w:r>
+              <w:t>Hoạt động</w:t>
+            </w:r>
+          </w:p>
+        </w:tc>
+        <w:tc>
+          <w:tcPr>
+            <w:tcW w:w="3005" w:type="dxa"/>
+          </w:tcPr>
+          <w:p>
+            <w:r>
+              <w:t>Phân loại</w:t>
+            </w:r>
+          </w:p>
+        </w:tc>
+        <w:tc>
+          <w:tcPr>
+            <w:tcW w:w="3006" w:type="dxa"/>
+          </w:tcPr>
+          <w:p>
+            <w:r>
+              <w:t>Giải thích</w:t>
+            </w:r>
+          </w:p>
+        </w:tc>
+      </w:tr>
+      <w:tr>
+        <w:tc>
+          <w:tcPr>
+            <w:tcW w:w="3005" w:type="dxa"/>
+          </w:tcPr>
+          <w:p>
+            <w:r>
+              <w:t>Khách hàng tạo đơn gửi hàng</w:t>
+            </w:r>
+          </w:p>
+        </w:tc>
+        <w:tc>
+          <w:tcPr>
+            <w:tcW w:w="3005" w:type="dxa"/>
+          </w:tcPr>
+          <w:p>
+            <w:r>
+              <w:t>VA</w:t>
+            </w:r>
+          </w:p>
+        </w:tc>
+        <w:tc>
+          <w:tcPr>
+            <w:tcW w:w="3006" w:type="dxa"/>
+          </w:tcPr>
+          <w:p>
+            <w:r>
+              <w:t>Là bước khởi tạo nhu cầu sử dụng dịch vụ</w:t>
+            </w:r>
+          </w:p>
+        </w:tc>
+      </w:tr>
+      <w:tr>
+        <w:tc>
+          <w:tcPr>
+            <w:tcW w:w="3005" w:type="dxa"/>
+          </w:tcPr>
+          <w:p>
+            <w:r>
+              <w:t>Cung cấp thông tin đơn hàng</w:t>
+            </w:r>
+          </w:p>
+        </w:tc>
+        <w:tc>
+          <w:tcPr>
+            <w:tcW w:w="3005" w:type="dxa"/>
+          </w:tcPr>
+          <w:p>
+            <w:r>
+              <w:t>VA</w:t>
+            </w:r>
+          </w:p>
+        </w:tc>
+        <w:tc>
+          <w:tcPr>
+            <w:tcW w:w="3006" w:type="dxa"/>
+          </w:tcPr>
+          <w:p>
+            <w:r>
+              <w:t>Tạo dữ liệu cần thiết để xử lý đơn</w:t>
+            </w:r>
+          </w:p>
+        </w:tc>
+      </w:tr>
+      <w:tr>
+        <w:tc>
+          <w:tcPr>
+            <w:tcW w:w="3005" w:type="dxa"/>
+          </w:tcPr>
+          <w:p>
+            <w:r>
+              <w:t>Kiểm tra thông tin đơn hàng</w:t>
+            </w:r>
+          </w:p>
+        </w:tc>
+        <w:tc>
+          <w:tcPr>
+            <w:tcW w:w="3005" w:type="dxa"/>
+          </w:tcPr>
+          <w:p>
+            <w:r>
+              <w:t>V</w:t>
+            </w:r>
+            <w:r>
+              <w:t>B</w:t>
+            </w:r>
+            <w:r>
+              <w:t>A</w:t>
+            </w:r>
+          </w:p>
+        </w:tc>
+        <w:tc>
+          <w:tcPr>
+            <w:tcW w:w="3006" w:type="dxa"/>
+          </w:tcPr>
+          <w:p>
+            <w:r>
+              <w:t>Cần thiết để tránh sai sót trong quá trình xử lý</w:t>
+            </w:r>
+          </w:p>
+        </w:tc>
+      </w:tr>
+      <w:tr>
+        <w:tc>
+          <w:tcPr>
+            <w:tcW w:w="3005" w:type="dxa"/>
+          </w:tcPr>
+          <w:p>
+            <w:r>
+              <w:t>Nhân viên tiếp nhận/lấy hàng</w:t>
+            </w:r>
+          </w:p>
+        </w:tc>
+        <w:tc>
+          <w:tcPr>
+            <w:tcW w:w="3005" w:type="dxa"/>
+          </w:tcPr>
+          <w:p>
+            <w:r>
+              <w:t>VA</w:t>
+            </w:r>
+          </w:p>
+        </w:tc>
+        <w:tc>
+          <w:tcPr>
+            <w:tcW w:w="3006" w:type="dxa"/>
+          </w:tcPr>
+          <w:p>
+            <w:r>
+              <w:t>Là bước Viettel Post nhận hàng từ khách</w:t>
+            </w:r>
+          </w:p>
+        </w:tc>
+      </w:tr>
+      <w:tr>
+        <w:tc>
+          <w:tcPr>
+            <w:tcW w:w="3005" w:type="dxa"/>
+          </w:tcPr>
+          <w:p>
+            <w:r>
+              <w:t>Kiểm tra hàng hóa, đóng gói, chứng từ</w:t>
+            </w:r>
+          </w:p>
+        </w:tc>
+        <w:tc>
+          <w:tcPr>
+            <w:tcW w:w="3005" w:type="dxa"/>
+          </w:tcPr>
+          <w:p>
+            <w:r>
+              <w:t>V</w:t>
+            </w:r>
+            <w:r>
+              <w:t>B</w:t>
+            </w:r>
+            <w:r>
+              <w:t>A</w:t>
+            </w:r>
+          </w:p>
+        </w:tc>
+        <w:tc>
+          <w:tcPr>
+            <w:tcW w:w="3006" w:type="dxa"/>
+          </w:tcPr>
+          <w:p>
+            <w:r>
+              <w:t>Cần thiết để đảm bảo hàng đủ điều kiện gửi</w:t>
+            </w:r>
+          </w:p>
+        </w:tc>
+      </w:tr>
+      <w:tr>
+        <w:tc>
+          <w:tcPr>
+            <w:tcW w:w="3005" w:type="dxa"/>
+          </w:tcPr>
+          <w:p>
+            <w:r>
+              <w:t>Cân đo, tính cước</w:t>
+            </w:r>
+          </w:p>
+        </w:tc>
+        <w:tc>
+          <w:tcPr>
+            <w:tcW w:w="3005" w:type="dxa"/>
+          </w:tcPr>
+          <w:p>
+            <w:r>
+              <w:t>VA</w:t>
+            </w:r>
+          </w:p>
+        </w:tc>
+        <w:tc>
+          <w:tcPr>
+            <w:tcW w:w="3006" w:type="dxa"/>
+          </w:tcPr>
+          <w:p>
+            <w:r>
+              <w:t>Xác định chi phí dịch vụ cho khách hàng</w:t>
+            </w:r>
+          </w:p>
+        </w:tc>
+      </w:tr>
+      <w:tr>
+        <w:tc>
+          <w:tcPr>
+            <w:tcW w:w="3005" w:type="dxa"/>
+          </w:tcPr>
+          <w:p>
+            <w:r>
+              <w:t>Tạo/in mã vận đơn hoặc phiếu gửi</w:t>
+            </w:r>
+          </w:p>
+        </w:tc>
+        <w:tc>
+          <w:tcPr>
+            <w:tcW w:w="3005" w:type="dxa"/>
+          </w:tcPr>
+          <w:p>
+            <w:r>
+              <w:t>VA</w:t>
+            </w:r>
+          </w:p>
+        </w:tc>
+        <w:tc>
+          <w:tcPr>
+            <w:tcW w:w="3006" w:type="dxa"/>
+          </w:tcPr>
+          <w:p>
+            <w:r>
+              <w:t>Giúp theo dõi và quản lý bưu gửi</w:t>
+            </w:r>
+          </w:p>
+        </w:tc>
+      </w:tr>
+      <w:tr>
+        <w:tc>
+          <w:tcPr>
+            <w:tcW w:w="3005" w:type="dxa"/>
+          </w:tcPr>
+          <w:p>
+            <w:r>
+              <w:t>Cập nhật trạng thái đã tiếp nhận</w:t>
+            </w:r>
+          </w:p>
+        </w:tc>
+        <w:tc>
+          <w:tcPr>
+            <w:tcW w:w="3005" w:type="dxa"/>
+          </w:tcPr>
+          <w:p>
+            <w:r>
+              <w:t>VA</w:t>
+            </w:r>
+          </w:p>
+        </w:tc>
+        <w:tc>
+          <w:tcPr>
+            <w:tcW w:w="3006" w:type="dxa"/>
+          </w:tcPr>
+          <w:p>
+            <w:r>
+              <w:t>Xác nhận đơn hàng đã được Viettel Post tiếp nhận</w:t>
+            </w:r>
+          </w:p>
+        </w:tc>
+      </w:tr>
+    </w:tbl>
+    <w:p>
+      <w:r>
+        <w:t>Ghi chú:</w:t>
       </w:r>
       <w:r>
-        <w:rPr>
-          <w:rtl w:val="0"/>
-        </w:rPr>
+        <w:br/>
       </w:r>
-    </w:p>
+      <w:r>
+        <w:rPr>
+          <w:b/>
+          <w:bCs/>
+        </w:rPr>
+        <w:t>VA</w:t>
+      </w:r>
+      <w:r>
+        <w:t>: hoạt động tạo giá trị.</w:t>
+      </w:r>
+      <w:r>
+        <w:br/>
+      </w:r>
+      <w:r>
+        <w:rPr>
+          <w:b/>
+          <w:bCs/>
+        </w:rPr>
+        <w:t>VBA</w:t>
+      </w:r>
+      <w:r>
+        <w:t>: hoạt động cần thiết cho doanh nghiệp.</w:t>
+      </w:r>
+      <w:r>
+        <w:br/>
+      </w:r>
+      <w:r>
+        <w:rPr>
+          <w:b/>
+          <w:bCs/>
+        </w:rPr>
+        <w:t>NVA</w:t>
+      </w:r>
+      <w:r>
+        <w:t>: hoạt động không tạo giá trị.</w:t>
+      </w:r>
+    </w:p>
+    <w:p/>
+    <w:p>
+      <w:r>
+        <w:tab/>
+        <w:t xml:space="preserve">1.3.2. </w:t>
+      </w:r>
+      <w:r>
+        <w:t>Phân Tích Lãng Phí</w:t>
+      </w:r>
+    </w:p>
+    <w:tbl>
+      <w:tblPr>
+        <w:tblStyle w:val="TableGrid"/>
+        <w:tblW w:w="0" w:type="auto"/>
+        <w:tblLook w:val="04A0" w:firstRow="1" w:lastRow="0" w:firstColumn="1" w:lastColumn="0" w:noHBand="0" w:noVBand="1"/>
+      </w:tblPr>
+      <w:tblGrid>
+        <w:gridCol w:w="3005"/>
+        <w:gridCol w:w="3005"/>
+        <w:gridCol w:w="3006"/>
+      </w:tblGrid>
+      <w:tr>
+        <w:tc>
+          <w:tcPr>
+            <w:tcW w:w="3005" w:type="dxa"/>
+          </w:tcPr>
+          <w:p>
+            <w:r>
+              <w:t>Loại lãng phí</w:t>
+            </w:r>
+          </w:p>
+        </w:tc>
+        <w:tc>
+          <w:tcPr>
+            <w:tcW w:w="3005" w:type="dxa"/>
+          </w:tcPr>
+          <w:p>
+            <w:r>
+              <w:t>Biểu hiện trong quy trình</w:t>
+            </w:r>
+          </w:p>
+        </w:tc>
+        <w:tc>
+          <w:tcPr>
+            <w:tcW w:w="3006" w:type="dxa"/>
+          </w:tcPr>
+          <w:p>
+            <w:r>
+              <w:t>Cách khắc phục</w:t>
+            </w:r>
+          </w:p>
+        </w:tc>
+      </w:tr>
+      <w:tr>
+        <w:tc>
+          <w:tcPr>
+            <w:tcW w:w="3005" w:type="dxa"/>
+          </w:tcPr>
+          <w:p>
+            <w:r>
+              <w:t>Chờ đợi</w:t>
+            </w:r>
+          </w:p>
+        </w:tc>
+        <w:tc>
+          <w:tcPr>
+            <w:tcW w:w="3005" w:type="dxa"/>
+          </w:tcPr>
+          <w:p>
+            <w:r>
+              <w:t>Khách tạo đơn nhưng chưa chuẩn bị hàng khi nhân viên đến lấy</w:t>
+            </w:r>
+          </w:p>
+        </w:tc>
+        <w:tc>
+          <w:tcPr>
+            <w:tcW w:w="3006" w:type="dxa"/>
+          </w:tcPr>
+          <w:p>
+            <w:r>
+              <w:t>Gửi thông báo nhắc khách chuẩn bị hàng trước</w:t>
+            </w:r>
+          </w:p>
+        </w:tc>
+      </w:tr>
+      <w:tr>
+        <w:tc>
+          <w:tcPr>
+            <w:tcW w:w="3005" w:type="dxa"/>
+          </w:tcPr>
+          <w:p>
+            <w:r>
+              <w:lastRenderedPageBreak/>
+              <w:t>Sửa lỗi</w:t>
+            </w:r>
+          </w:p>
+        </w:tc>
+        <w:tc>
+          <w:tcPr>
+            <w:tcW w:w="3005" w:type="dxa"/>
+          </w:tcPr>
+          <w:p>
+            <w:r>
+              <w:t>Khách nhập sai địa chỉ, số điện thoại hoặc thông tin người nhận</w:t>
+            </w:r>
+          </w:p>
+        </w:tc>
+        <w:tc>
+          <w:tcPr>
+            <w:tcW w:w="3006" w:type="dxa"/>
+          </w:tcPr>
+          <w:p>
+            <w:r>
+              <w:t>Kiểm tra định dạng thông tin ngay khi tạo đơn</w:t>
+            </w:r>
+          </w:p>
+        </w:tc>
+      </w:tr>
+      <w:tr>
+        <w:tc>
+          <w:tcPr>
+            <w:tcW w:w="3005" w:type="dxa"/>
+          </w:tcPr>
+          <w:p>
+            <w:r>
+              <w:t>Di chuyển thừa</w:t>
+            </w:r>
+          </w:p>
+        </w:tc>
+        <w:tc>
+          <w:tcPr>
+            <w:tcW w:w="3005" w:type="dxa"/>
+          </w:tcPr>
+          <w:p>
+            <w:r>
+              <w:t>Nhân viên đến lấy hàng nhưng không lấy được hàng</w:t>
+            </w:r>
+          </w:p>
+        </w:tc>
+        <w:tc>
+          <w:tcPr>
+            <w:tcW w:w="3006" w:type="dxa"/>
+          </w:tcPr>
+          <w:p>
+            <w:r>
+              <w:t>Gọi xác nhận trước khi đến lấy</w:t>
+            </w:r>
+          </w:p>
+        </w:tc>
+      </w:tr>
+      <w:tr>
+        <w:tc>
+          <w:tcPr>
+            <w:tcW w:w="3005" w:type="dxa"/>
+          </w:tcPr>
+          <w:p>
+            <w:r>
+              <w:t>Thao tác lặp lại</w:t>
+            </w:r>
+          </w:p>
+        </w:tc>
+        <w:tc>
+          <w:tcPr>
+            <w:tcW w:w="3005" w:type="dxa"/>
+          </w:tcPr>
+          <w:p>
+            <w:r>
+              <w:t>Nhân viên phải nhập lại thông tin đã có trên hệ thống</w:t>
+            </w:r>
+          </w:p>
+        </w:tc>
+        <w:tc>
+          <w:tcPr>
+            <w:tcW w:w="3006" w:type="dxa"/>
+          </w:tcPr>
+          <w:p>
+            <w:r>
+              <w:t>Đồng bộ dữ liệu từ app/web sang thiết bị nhân viên</w:t>
+            </w:r>
+          </w:p>
+        </w:tc>
+      </w:tr>
+      <w:tr>
+        <w:tc>
+          <w:tcPr>
+            <w:tcW w:w="3005" w:type="dxa"/>
+          </w:tcPr>
+          <w:p>
+            <w:r>
+              <w:t>Từ chối hàng</w:t>
+            </w:r>
+          </w:p>
+        </w:tc>
+        <w:tc>
+          <w:tcPr>
+            <w:tcW w:w="3005" w:type="dxa"/>
+          </w:tcPr>
+          <w:p>
+            <w:r>
+              <w:t>Hàng không đúng quy định hoặc đóng gói sai</w:t>
+            </w:r>
+          </w:p>
+        </w:tc>
+        <w:tc>
+          <w:tcPr>
+            <w:tcW w:w="3006" w:type="dxa"/>
+          </w:tcPr>
+          <w:p>
+            <w:r>
+              <w:t>Hiển thị quy định hàng hóa trước khi khách tạo đơn</w:t>
+            </w:r>
+          </w:p>
+        </w:tc>
+      </w:tr>
+    </w:tbl>
+    <w:p/>
+    <w:p/>
+    <w:p>
+      <w:r>
+        <w:t>1.4 Phân tích định lượng</w:t>
+      </w:r>
+    </w:p>
+    <w:p>
+      <w:r>
+        <w:tab/>
+        <w:t>1.4.1. Thời gian</w:t>
+      </w:r>
+    </w:p>
+    <w:tbl>
+      <w:tblPr>
+        <w:tblStyle w:val="TableGrid"/>
+        <w:tblW w:w="0" w:type="auto"/>
+        <w:tblLook w:val="04A0" w:firstRow="1" w:lastRow="0" w:firstColumn="1" w:lastColumn="0" w:noHBand="0" w:noVBand="1"/>
+      </w:tblPr>
+      <w:tblGrid>
+        <w:gridCol w:w="4508"/>
+        <w:gridCol w:w="4508"/>
+      </w:tblGrid>
+      <w:tr>
+        <w:tc>
+          <w:tcPr>
+            <w:tcW w:w="4508" w:type="dxa"/>
+          </w:tcPr>
+          <w:p>
+            <w:r>
+              <w:t>Bước</w:t>
+            </w:r>
+          </w:p>
+        </w:tc>
+        <w:tc>
+          <w:tcPr>
+            <w:tcW w:w="4508" w:type="dxa"/>
+          </w:tcPr>
+          <w:p>
+            <w:r>
+              <w:t>Thời gian ước tính</w:t>
+            </w:r>
+          </w:p>
+        </w:tc>
+      </w:tr>
+      <w:tr>
+        <w:tc>
+          <w:tcPr>
+            <w:tcW w:w="4508" w:type="dxa"/>
+          </w:tcPr>
+          <w:p>
+            <w:r>
+              <w:t>Khách hàng tạo đơn và nhập thông tin</w:t>
+            </w:r>
+          </w:p>
+        </w:tc>
+        <w:tc>
+          <w:tcPr>
+            <w:tcW w:w="4508" w:type="dxa"/>
+          </w:tcPr>
+          <w:p>
+            <w:r>
+              <w:t>3-5 phút</w:t>
+            </w:r>
+          </w:p>
+        </w:tc>
+      </w:tr>
+      <w:tr>
+        <w:tc>
+          <w:tcPr>
+            <w:tcW w:w="4508" w:type="dxa"/>
+          </w:tcPr>
+          <w:p>
+            <w:r>
+              <w:t>Kiểm tra thông tin đơn hàng</w:t>
+            </w:r>
+          </w:p>
+        </w:tc>
+        <w:tc>
+          <w:tcPr>
+            <w:tcW w:w="4508" w:type="dxa"/>
+          </w:tcPr>
+          <w:p>
+            <w:r>
+              <w:t>1-3 phút</w:t>
+            </w:r>
+          </w:p>
+        </w:tc>
+      </w:tr>
+      <w:tr>
+        <w:tc>
+          <w:tcPr>
+            <w:tcW w:w="4508" w:type="dxa"/>
+          </w:tcPr>
+          <w:p>
+            <w:r>
+              <w:t>Khách mang hàng đến bưu cục</w:t>
+            </w:r>
+          </w:p>
+        </w:tc>
+        <w:tc>
+          <w:tcPr>
+            <w:tcW w:w="4508" w:type="dxa"/>
+          </w:tcPr>
+          <w:p>
+            <w:r>
+              <w:t>10-20 phút</w:t>
+            </w:r>
+          </w:p>
+        </w:tc>
+      </w:tr>
+      <w:tr>
+        <w:tc>
+          <w:tcPr>
+            <w:tcW w:w="4508" w:type="dxa"/>
+          </w:tcPr>
+          <w:p>
+            <w:r>
+              <w:t>Hoặc nhân viên đến lấy hàng tận nơi</w:t>
+            </w:r>
+          </w:p>
+        </w:tc>
+        <w:tc>
+          <w:tcPr>
+            <w:tcW w:w="4508" w:type="dxa"/>
+          </w:tcPr>
+          <w:p>
+            <w:r>
+              <w:t>15-30 phút</w:t>
+            </w:r>
+          </w:p>
+        </w:tc>
+      </w:tr>
+      <w:tr>
+        <w:tc>
+          <w:tcPr>
+            <w:tcW w:w="4508" w:type="dxa"/>
+          </w:tcPr>
+          <w:p>
+            <w:r>
+              <w:t>Kiểm tra hàng hóa, đóng gói, chứng từ</w:t>
+            </w:r>
+          </w:p>
+        </w:tc>
+        <w:tc>
+          <w:tcPr>
+            <w:tcW w:w="4508" w:type="dxa"/>
+          </w:tcPr>
+          <w:p>
+            <w:r>
+              <w:t>3-7 phút</w:t>
+            </w:r>
+          </w:p>
+        </w:tc>
+      </w:tr>
+      <w:tr>
+        <w:tc>
+          <w:tcPr>
+            <w:tcW w:w="4508" w:type="dxa"/>
+          </w:tcPr>
+          <w:p>
+            <w:r>
+              <w:t>Cân đo, tính cước</w:t>
+            </w:r>
+          </w:p>
+        </w:tc>
+        <w:tc>
+          <w:tcPr>
+            <w:tcW w:w="4508" w:type="dxa"/>
+          </w:tcPr>
+          <w:p>
+            <w:r>
+              <w:t>2-5 phút</w:t>
+            </w:r>
+          </w:p>
+        </w:tc>
+      </w:tr>
+      <w:tr>
+        <w:tc>
+          <w:tcPr>
+            <w:tcW w:w="4508" w:type="dxa"/>
+          </w:tcPr>
+          <w:p>
+            <w:r>
+              <w:t>Tạo/in mã vận đơn hoặc phiếu gửi</w:t>
+            </w:r>
+          </w:p>
+        </w:tc>
+        <w:tc>
+          <w:tcPr>
+            <w:tcW w:w="4508" w:type="dxa"/>
+          </w:tcPr>
+          <w:p>
+            <w:r>
+              <w:t>1-3 phút</w:t>
+            </w:r>
+          </w:p>
+        </w:tc>
+      </w:tr>
+      <w:tr>
+        <w:tc>
+          <w:tcPr>
+            <w:tcW w:w="4508" w:type="dxa"/>
+          </w:tcPr>
+          <w:p>
+            <w:r>
+              <w:t>Cập nhật trạng thái đã tiếp nhận</w:t>
+            </w:r>
+          </w:p>
+        </w:tc>
+        <w:tc>
+          <w:tcPr>
+            <w:tcW w:w="4508" w:type="dxa"/>
+          </w:tcPr>
+          <w:p>
+            <w:r>
+              <w:t>1-2 phút</w:t>
+            </w:r>
+          </w:p>
+        </w:tc>
+      </w:tr>
+    </w:tbl>
+    <w:p/>
+    <w:p>
+      <w:r>
+        <w:tab/>
+        <w:t>1.4.2. Chi phí</w:t>
+      </w:r>
+    </w:p>
+    <w:tbl>
+      <w:tblPr>
+        <w:tblStyle w:val="TableGrid"/>
+        <w:tblW w:w="0" w:type="auto"/>
+        <w:tblLook w:val="04A0" w:firstRow="1" w:lastRow="0" w:firstColumn="1" w:lastColumn="0" w:noHBand="0" w:noVBand="1"/>
+      </w:tblPr>
+      <w:tblGrid>
+        <w:gridCol w:w="4508"/>
+        <w:gridCol w:w="4508"/>
+      </w:tblGrid>
+      <w:tr>
+        <w:tc>
+          <w:tcPr>
+            <w:tcW w:w="4508" w:type="dxa"/>
+          </w:tcPr>
+          <w:p>
+            <w:r>
+              <w:t>Loại chi phí</w:t>
+            </w:r>
+          </w:p>
+        </w:tc>
+        <w:tc>
+          <w:tcPr>
+            <w:tcW w:w="4508" w:type="dxa"/>
+          </w:tcPr>
+          <w:p>
+            <w:r>
+              <w:t>Nội dung</w:t>
+            </w:r>
+          </w:p>
+        </w:tc>
+      </w:tr>
+      <w:tr>
+        <w:tc>
+          <w:tcPr>
+            <w:tcW w:w="4508" w:type="dxa"/>
+          </w:tcPr>
+          <w:p>
+            <w:r>
+              <w:t>Chi phí nhân sự</w:t>
+            </w:r>
+          </w:p>
+        </w:tc>
+        <w:tc>
+          <w:tcPr>
+            <w:tcW w:w="4508" w:type="dxa"/>
+          </w:tcPr>
+          <w:p>
+            <w:r>
+              <w:t>Thời gian làm việc của nhân viên bưu cục hoặc nhân viên lấy hàng</w:t>
+            </w:r>
+          </w:p>
+        </w:tc>
+      </w:tr>
+      <w:tr>
+        <w:tc>
+          <w:tcPr>
+            <w:tcW w:w="4508" w:type="dxa"/>
+          </w:tcPr>
+          <w:p>
+            <w:r>
+              <w:t>Chi phí di chuyển</w:t>
+            </w:r>
+          </w:p>
+        </w:tc>
+        <w:tc>
+          <w:tcPr>
+            <w:tcW w:w="4508" w:type="dxa"/>
+          </w:tcPr>
+          <w:p>
+            <w:r>
+              <w:t>Phát sinh trong trường hợp lấy hàng tận nơi</w:t>
+            </w:r>
+          </w:p>
+        </w:tc>
+      </w:tr>
+      <w:tr>
+        <w:tc>
+          <w:tcPr>
+            <w:tcW w:w="4508" w:type="dxa"/>
+          </w:tcPr>
+          <w:p>
+            <w:r>
+              <w:t>Chi phí hệ thống</w:t>
+            </w:r>
+          </w:p>
+        </w:tc>
+        <w:tc>
+          <w:tcPr>
+            <w:tcW w:w="4508" w:type="dxa"/>
+          </w:tcPr>
+          <w:p>
+            <w:r>
+              <w:t>App, website, phần mềm quản lý vận đơn</w:t>
+            </w:r>
+          </w:p>
+        </w:tc>
+      </w:tr>
+      <w:tr>
+        <w:tc>
+          <w:tcPr>
+            <w:tcW w:w="4508" w:type="dxa"/>
+          </w:tcPr>
+          <w:p>
+            <w:r>
+              <w:t>Chi phí vật tư</w:t>
+            </w:r>
+          </w:p>
+        </w:tc>
+        <w:tc>
+          <w:tcPr>
+            <w:tcW w:w="4508" w:type="dxa"/>
+          </w:tcPr>
+          <w:p>
+            <w:r>
+              <w:t>Tem nhãn, phiếu gửi, giấy in, bao bì hỗ trợ</w:t>
+            </w:r>
+          </w:p>
+        </w:tc>
+      </w:tr>
+      <w:tr>
+        <w:tc>
+          <w:tcPr>
+            <w:tcW w:w="4508" w:type="dxa"/>
+          </w:tcPr>
+          <w:p>
+            <w:r>
+              <w:t>Chi phí lỗi</w:t>
+            </w:r>
+          </w:p>
+        </w:tc>
+        <w:tc>
+          <w:tcPr>
+            <w:tcW w:w="4508" w:type="dxa"/>
+          </w:tcPr>
+          <w:p>
+            <w:r>
+              <w:t>Phát sinh khi thông tin sai, khách chưa chuẩn bị hàng hoặc hàng bị từ chối</w:t>
+            </w:r>
+          </w:p>
+        </w:tc>
+      </w:tr>
+    </w:tbl>
+    <w:p/>
     <w:sectPr>
-      <w:type w:val="nextPage"/>
-      <w:pgSz w:h="16838" w:w="11906" w:orient="portrait"/>
-      <w:pgMar w:bottom="1440" w:top="1440" w:left="1440" w:right="1440" w:header="720" w:footer="720"/>
+      <w:pgSz w:w="11906" w:h="16838"/>
+      <w:pgMar w:top="1440" w:right="1440" w:bottom="1440" w:left="1440" w:header="720" w:footer="720" w:gutter="0"/>
+      <w:cols w:space="720"/>
     </w:sectPr>
   </w:body>
 </w:document>
 </file>
 
+<file path=word/endnotes.xml><?xml version="1.0" encoding="utf-8"?>
+<w:endnotes xmlns:wpc="http://schemas.microsoft.com/office/word/2010/wordprocessingCanvas" xmlns:cx="http://schemas.microsoft.com/office/drawing/2014/chartex" xmlns:cx1="http://schemas.microsoft.com/office/drawing/2015/9/8/chartex" xmlns:cx2="http://schemas.microsoft.com/office/drawing/2015/10/21/chartex" xmlns:cx3="http://schemas.microsoft.com/office/drawing/2016/5/9/chartex" xmlns:cx4="http://schemas.microsoft.com/office/drawing/2016/5/10/chartex" xmlns:cx5="http://schemas.microsoft.com/office/drawing/2016/5/11/chartex" xmlns:cx6="http://schemas.microsoft.com/office/drawing/2016/5/12/chartex" xmlns:cx7="http://schemas.microsoft.com/office/drawing/2016/5/13/chartex" xmlns:cx8="http://schemas.microsoft.com/office/drawing/2016/5/14/chartex" xmlns:mc="http://schemas.openxmlformats.org/markup-compatibility/2006" xmlns:aink="http://schemas.microsoft.com/office/drawing/2016/ink" xmlns:am3d="http://schemas.microsoft.com/office/drawing/2017/model3d" xmlns:o="urn:schemas-microsoft-com:office:office" xmlns:oel="http://schemas.microsoft.com/office/2019/extlst" xmlns:r="http://schemas.openxmlformats.org/officeDocument/2006/relationships" xmlns:m="http://schemas.openxmlformats.org/officeDocument/2006/math" xmlns:v="urn:schemas-microsoft-com:vml" xmlns:wp14="http://schemas.microsoft.com/office/word/2010/wordprocessingDrawing" xmlns:wp="http://schemas.openxmlformats.org/drawingml/2006/wordprocessingDrawing" xmlns:w10="urn:schemas-microsoft-com:office:word" xmlns:w="http://schemas.openxmlformats.org/wordprocessingml/2006/main" xmlns:w14="http://schemas.microsoft.com/office/word/2010/wordml" xmlns:w15="http://schemas.microsoft.com/office/word/2012/wordml" xmlns:w16cex="http://schemas.microsoft.com/office/word/2018/wordml/cex" xmlns:w16cid="http://schemas.microsoft.com/office/word/2016/wordml/cid" xmlns:w16="http://schemas.microsoft.com/office/word/2018/wordml" xmlns:w16du="http://schemas.microsoft.com/office/word/2023/wordml/word16du" xmlns:w16sdtdh="http://schemas.microsoft.com/office/word/2020/wordml/sdtdatahash" xmlns:w16sdtfl="http://schemas.microsoft.com/office/word/2024/wordml/sdtformatlock" xmlns:w16se="http://schemas.microsoft.com/office/word/2015/wordml/symex" xmlns:wpg="http://schemas.microsoft.com/office/word/2010/wordprocessingGroup" xmlns:wpi="http://schemas.microsoft.com/office/word/2010/wordprocessingInk" xmlns:wne="http://schemas.microsoft.com/office/word/2006/wordml" xmlns:wps="http://schemas.microsoft.com/office/word/2010/wordprocessingShape" mc:Ignorable="w14 w15 w16se w16cid w16 w16cex w16sdtdh w16sdtfl w16du wp14">
+  <w:endnote w:type="separator" w:id="-1">
+    <w:p>
+      <w:pPr>
+        <w:spacing w:line="240" w:lineRule="auto"/>
+      </w:pPr>
+      <w:r>
+        <w:separator/>
+      </w:r>
+    </w:p>
+  </w:endnote>
+  <w:endnote w:type="continuationSeparator" w:id="0">
+    <w:p>
+      <w:pPr>
+        <w:spacing w:line="240" w:lineRule="auto"/>
+      </w:pPr>
+      <w:r>
+        <w:continuationSeparator/>
+      </w:r>
+    </w:p>
+  </w:endnote>
+</w:endnotes>
+</file>
+
 <file path=word/footer1.xml><?xml version="1.0" encoding="utf-8"?>
-<w:ftr xmlns:mc="http://schemas.openxmlformats.org/markup-compatibility/2006" xmlns:o="urn:schemas-microsoft-com:office:office" xmlns:r="http://schemas.openxmlformats.org/officeDocument/2006/relationships" xmlns:m="http://schemas.openxmlformats.org/officeDocument/2006/math" xmlns:v="urn:schemas-microsoft-com:vml" xmlns:wp="http://schemas.openxmlformats.org/drawingml/2006/wordprocessingDrawing" xmlns:w10="urn:schemas-microsoft-com:office:word" xmlns:w="http://schemas.openxmlformats.org/wordprocessingml/2006/main" xmlns:wne="http://schemas.microsoft.com/office/word/2006/wordml" xmlns:sl="http://schemas.openxmlformats.org/schemaLibrary/2006/main" xmlns:a="http://schemas.openxmlformats.org/drawingml/2006/main" xmlns:pic="http://schemas.openxmlformats.org/drawingml/2006/picture" xmlns:c="http://schemas.openxmlformats.org/drawingml/2006/chart" xmlns:lc="http://schemas.openxmlformats.org/drawingml/2006/lockedCanvas" xmlns:dgm="http://schemas.openxmlformats.org/drawingml/2006/diagram" xmlns:wps="http://schemas.microsoft.com/office/word/2010/wordprocessingShape" xmlns:wpg="http://schemas.microsoft.com/office/word/2010/wordprocessingGroup" xmlns:w14="http://schemas.microsoft.com/office/word/2010/wordml" xmlns:w15="http://schemas.microsoft.com/office/word/2012/wordml" xmlns:w16="http://schemas.microsoft.com/office/word/2018/wordml" xmlns:w16cex="http://schemas.microsoft.com/office/word/2018/wordml/cex" xmlns:w16cid="http://schemas.microsoft.com/office/word/2016/wordml/cid" xmlns="http://schemas.microsoft.com/office/tasks/2019/documenttasks" xmlns:cr="http://schemas.microsoft.com/office/comments/2020/reactions">
-  <w:p>
-    <w:pPr>
-      <w:rPr/>
-    </w:pPr>
-    <w:r>
-      <w:rPr>
-        <w:rtl w:val="0"/>
-      </w:rPr>
-    </w:r>
-  </w:p>
+<w:ftr xmlns:wpc="http://schemas.microsoft.com/office/word/2010/wordprocessingCanvas" xmlns:cx="http://schemas.microsoft.com/office/drawing/2014/chartex" xmlns:cx1="http://schemas.microsoft.com/office/drawing/2015/9/8/chartex" xmlns:cx2="http://schemas.microsoft.com/office/drawing/2015/10/21/chartex" xmlns:cx3="http://schemas.microsoft.com/office/drawing/2016/5/9/chartex" xmlns:cx4="http://schemas.microsoft.com/office/drawing/2016/5/10/chartex" xmlns:cx5="http://schemas.microsoft.com/office/drawing/2016/5/11/chartex" xmlns:cx6="http://schemas.microsoft.com/office/drawing/2016/5/12/chartex" xmlns:cx7="http://schemas.microsoft.com/office/drawing/2016/5/13/chartex" xmlns:cx8="http://schemas.microsoft.com/office/drawing/2016/5/14/chartex" xmlns:mc="http://schemas.openxmlformats.org/markup-compatibility/2006" xmlns:aink="http://schemas.microsoft.com/office/drawing/2016/ink" xmlns:am3d="http://schemas.microsoft.com/office/drawing/2017/model3d" xmlns:o="urn:schemas-microsoft-com:office:office" xmlns:oel="http://schemas.microsoft.com/office/2019/extlst" xmlns:r="http://schemas.openxmlformats.org/officeDocument/2006/relationships" xmlns:m="http://schemas.openxmlformats.org/officeDocument/2006/math" xmlns:v="urn:schemas-microsoft-com:vml" xmlns:wp14="http://schemas.microsoft.com/office/word/2010/wordprocessingDrawing" xmlns:wp="http://schemas.openxmlformats.org/drawingml/2006/wordprocessingDrawing" xmlns:w10="urn:schemas-microsoft-com:office:word" xmlns:w="http://schemas.openxmlformats.org/wordprocessingml/2006/main" xmlns:w14="http://schemas.microsoft.com/office/word/2010/wordml" xmlns:w15="http://schemas.microsoft.com/office/word/2012/wordml" xmlns:w16cex="http://schemas.microsoft.com/office/word/2018/wordml/cex" xmlns:w16cid="http://schemas.microsoft.com/office/word/2016/wordml/cid" xmlns:w16="http://schemas.microsoft.com/office/word/2018/wordml" xmlns:w16du="http://schemas.microsoft.com/office/word/2023/wordml/word16du" xmlns:w16sdtdh="http://schemas.microsoft.com/office/word/2020/wordml/sdtdatahash" xmlns:w16sdtfl="http://schemas.microsoft.com/office/word/2024/wordml/sdtformatlock" xmlns:w16se="http://schemas.microsoft.com/office/word/2015/wordml/symex" xmlns:wpg="http://schemas.microsoft.com/office/word/2010/wordprocessingGroup" xmlns:wpi="http://schemas.microsoft.com/office/word/2010/wordprocessingInk" xmlns:wne="http://schemas.microsoft.com/office/word/2006/wordml" xmlns:wps="http://schemas.microsoft.com/office/word/2010/wordprocessingShape" mc:Ignorable="w14 w15 w16se w16cid w16 w16cex w16sdtdh w16sdtfl w16du wp14">
+  <w:p/>
 </w:ftr>
 </file>
 
+<file path=word/footnotes.xml><?xml version="1.0" encoding="utf-8"?>
+<w:footnotes xmlns:wpc="http://schemas.microsoft.com/office/word/2010/wordprocessingCanvas" xmlns:cx="http://schemas.microsoft.com/office/drawing/2014/chartex" xmlns:cx1="http://schemas.microsoft.com/office/drawing/2015/9/8/chartex" xmlns:cx2="http://schemas.microsoft.com/office/drawing/2015/10/21/chartex" xmlns:cx3="http://schemas.microsoft.com/office/drawing/2016/5/9/chartex" xmlns:cx4="http://schemas.microsoft.com/office/drawing/2016/5/10/chartex" xmlns:cx5="http://schemas.microsoft.com/office/drawing/2016/5/11/chartex" xmlns:cx6="http://schemas.microsoft.com/office/drawing/2016/5/12/chartex" xmlns:cx7="http://schemas.microsoft.com/office/drawing/2016/5/13/chartex" xmlns:cx8="http://schemas.microsoft.com/office/drawing/2016/5/14/chartex" xmlns:mc="http://schemas.openxmlformats.org/markup-compatibility/2006" xmlns:aink="http://schemas.microsoft.com/office/drawing/2016/ink" xmlns:am3d="http://schemas.microsoft.com/office/drawing/2017/model3d" xmlns:o="urn:schemas-microsoft-com:office:office" xmlns:oel="http://schemas.microsoft.com/office/2019/extlst" xmlns:r="http://schemas.openxmlformats.org/officeDocument/2006/relationships" xmlns:m="http://schemas.openxmlformats.org/officeDocument/2006/math" xmlns:v="urn:schemas-microsoft-com:vml" xmlns:wp14="http://schemas.microsoft.com/office/word/2010/wordprocessingDrawing" xmlns:wp="http://schemas.openxmlformats.org/drawingml/2006/wordprocessingDrawing" xmlns:w10="urn:schemas-microsoft-com:office:word" xmlns:w="http://schemas.openxmlformats.org/wordprocessingml/2006/main" xmlns:w14="http://schemas.microsoft.com/office/word/2010/wordml" xmlns:w15="http://schemas.microsoft.com/office/word/2012/wordml" xmlns:w16cex="http://schemas.microsoft.com/office/word/2018/wordml/cex" xmlns:w16cid="http://schemas.microsoft.com/office/word/2016/wordml/cid" xmlns:w16="http://schemas.microsoft.com/office/word/2018/wordml" xmlns:w16du="http://schemas.microsoft.com/office/word/2023/wordml/word16du" xmlns:w16sdtdh="http://schemas.microsoft.com/office/word/2020/wordml/sdtdatahash" xmlns:w16sdtfl="http://schemas.microsoft.com/office/word/2024/wordml/sdtformatlock" xmlns:w16se="http://schemas.microsoft.com/office/word/2015/wordml/symex" xmlns:wpg="http://schemas.microsoft.com/office/word/2010/wordprocessingGroup" xmlns:wpi="http://schemas.microsoft.com/office/word/2010/wordprocessingInk" xmlns:wne="http://schemas.microsoft.com/office/word/2006/wordml" xmlns:wps="http://schemas.microsoft.com/office/word/2010/wordprocessingShape" mc:Ignorable="w14 w15 w16se w16cid w16 w16cex w16sdtdh w16sdtfl w16du wp14">
+  <w:footnote w:type="separator" w:id="-1">
+    <w:p>
+      <w:pPr>
+        <w:spacing w:line="240" w:lineRule="auto"/>
+      </w:pPr>
+      <w:r>
+        <w:separator/>
+      </w:r>
+    </w:p>
+  </w:footnote>
+  <w:footnote w:type="continuationSeparator" w:id="0">
+    <w:p>
+      <w:pPr>
+        <w:spacing w:line="240" w:lineRule="auto"/>
+      </w:pPr>
+      <w:r>
+        <w:continuationSeparator/>
+      </w:r>
+    </w:p>
+  </w:footnote>
+</w:footnotes>
+</file>
+
 <file path=word/header1.xml><?xml version="1.0" encoding="utf-8"?>
-<w:hdr xmlns:mc="http://schemas.openxmlformats.org/markup-compatibility/2006" xmlns:o="urn:schemas-microsoft-com:office:office" xmlns:r="http://schemas.openxmlformats.org/officeDocument/2006/relationships" xmlns:m="http://schemas.openxmlformats.org/officeDocument/2006/math" xmlns:v="urn:schemas-microsoft-com:vml" xmlns:wp="http://schemas.openxmlformats.org/drawingml/2006/wordprocessingDrawing" xmlns:w10="urn:schemas-microsoft-com:office:word" xmlns:w="http://schemas.openxmlformats.org/wordprocessingml/2006/main" xmlns:wne="http://schemas.microsoft.com/office/word/2006/wordml" xmlns:sl="http://schemas.openxmlformats.org/schemaLibrary/2006/main" xmlns:a="http://schemas.openxmlformats.org/drawingml/2006/main" xmlns:pic="http://schemas.openxmlformats.org/drawingml/2006/picture" xmlns:c="http://schemas.openxmlformats.org/drawingml/2006/chart" xmlns:lc="http://schemas.openxmlformats.org/drawingml/2006/lockedCanvas" xmlns:dgm="http://schemas.openxmlformats.org/drawingml/2006/diagram" xmlns:wps="http://schemas.microsoft.com/office/word/2010/wordprocessingShape" xmlns:wpg="http://schemas.microsoft.com/office/word/2010/wordprocessingGroup" xmlns:w14="http://schemas.microsoft.com/office/word/2010/wordml" xmlns:w15="http://schemas.microsoft.com/office/word/2012/wordml" xmlns:w16="http://schemas.microsoft.com/office/word/2018/wordml" xmlns:w16cex="http://schemas.microsoft.com/office/word/2018/wordml/cex" xmlns:w16cid="http://schemas.microsoft.com/office/word/2016/wordml/cid" xmlns="http://schemas.microsoft.com/office/tasks/2019/documenttasks" xmlns:cr="http://schemas.microsoft.com/office/comments/2020/reactions">
+<w:hdr xmlns:wpc="http://schemas.microsoft.com/office/word/2010/wordprocessingCanvas" xmlns:cx="http://schemas.microsoft.com/office/drawing/2014/chartex" xmlns:cx1="http://schemas.microsoft.com/office/drawing/2015/9/8/chartex" xmlns:cx2="http://schemas.microsoft.com/office/drawing/2015/10/21/chartex" xmlns:cx3="http://schemas.microsoft.com/office/drawing/2016/5/9/chartex" xmlns:cx4="http://schemas.microsoft.com/office/drawing/2016/5/10/chartex" xmlns:cx5="http://schemas.microsoft.com/office/drawing/2016/5/11/chartex" xmlns:cx6="http://schemas.microsoft.com/office/drawing/2016/5/12/chartex" xmlns:cx7="http://schemas.microsoft.com/office/drawing/2016/5/13/chartex" xmlns:cx8="http://schemas.microsoft.com/office/drawing/2016/5/14/chartex" xmlns:mc="http://schemas.openxmlformats.org/markup-compatibility/2006" xmlns:aink="http://schemas.microsoft.com/office/drawing/2016/ink" xmlns:am3d="http://schemas.microsoft.com/office/drawing/2017/model3d" xmlns:o="urn:schemas-microsoft-com:office:office" xmlns:oel="http://schemas.microsoft.com/office/2019/extlst" xmlns:r="http://schemas.openxmlformats.org/officeDocument/2006/relationships" xmlns:m="http://schemas.openxmlformats.org/officeDocument/2006/math" xmlns:v="urn:schemas-microsoft-com:vml" xmlns:wp14="http://schemas.microsoft.com/office/word/2010/wordprocessingDrawing" xmlns:wp="http://schemas.openxmlformats.org/drawingml/2006/wordprocessingDrawing" xmlns:w10="urn:schemas-microsoft-com:office:word" xmlns:w="http://schemas.openxmlformats.org/wordprocessingml/2006/main" xmlns:w14="http://schemas.microsoft.com/office/word/2010/wordml" xmlns:w15="http://schemas.microsoft.com/office/word/2012/wordml" xmlns:w16cex="http://schemas.microsoft.com/office/word/2018/wordml/cex" xmlns:w16cid="http://schemas.microsoft.com/office/word/2016/wordml/cid" xmlns:w16="http://schemas.microsoft.com/office/word/2018/wordml" xmlns:w16du="http://schemas.microsoft.com/office/word/2023/wordml/word16du" xmlns:w16sdtdh="http://schemas.microsoft.com/office/word/2020/wordml/sdtdatahash" xmlns:w16sdtfl="http://schemas.microsoft.com/office/word/2024/wordml/sdtformatlock" xmlns:w16se="http://schemas.microsoft.com/office/word/2015/wordml/symex" xmlns:wpg="http://schemas.microsoft.com/office/word/2010/wordprocessingGroup" xmlns:wpi="http://schemas.microsoft.com/office/word/2010/wordprocessingInk" xmlns:wne="http://schemas.microsoft.com/office/word/2006/wordml" xmlns:wps="http://schemas.microsoft.com/office/word/2010/wordprocessingShape" mc:Ignorable="w14 w15 w16se w16cid w16 w16cex w16sdtdh w16sdtfl w16du wp14">
   <w:p>
     <w:pPr>
       <w:jc w:val="center"/>
       <w:rPr>
-        <w:rFonts w:ascii="Times New Roman" w:cs="Times New Roman" w:eastAsia="Times New Roman" w:hAnsi="Times New Roman"/>
+        <w:rFonts w:ascii="Times New Roman" w:eastAsia="Times New Roman" w:hAnsi="Times New Roman" w:cs="Times New Roman"/>
         <w:color w:val="434343"/>
         <w:sz w:val="24"/>
         <w:szCs w:val="24"/>
@@ -2093,34 +3109,28 @@
     </w:pPr>
     <w:r>
       <w:rPr>
-        <w:rFonts w:ascii="Times New Roman" w:cs="Times New Roman" w:eastAsia="Times New Roman" w:hAnsi="Times New Roman"/>
+        <w:rFonts w:ascii="Times New Roman" w:eastAsia="Times New Roman" w:hAnsi="Times New Roman" w:cs="Times New Roman"/>
         <w:color w:val="434343"/>
         <w:sz w:val="24"/>
         <w:szCs w:val="24"/>
-        <w:rtl w:val="0"/>
       </w:rPr>
-      <w:t xml:space="preserve">Báo cáo bài tập Buổi 1 tại lớp</w:t>
+      <w:t>Báo cáo bài tập Buổi 1 tại lớp</w:t>
     </w:r>
   </w:p>
 </w:hdr>
 </file>
 
 <file path=word/header2.xml><?xml version="1.0" encoding="utf-8"?>
-<w:hdr xmlns:mc="http://schemas.openxmlformats.org/markup-compatibility/2006" xmlns:o="urn:schemas-microsoft-com:office:office" xmlns:r="http://schemas.openxmlformats.org/officeDocument/2006/relationships" xmlns:m="http://schemas.openxmlformats.org/officeDocument/2006/math" xmlns:v="urn:schemas-microsoft-com:vml" xmlns:wp="http://schemas.openxmlformats.org/drawingml/2006/wordprocessingDrawing" xmlns:w10="urn:schemas-microsoft-com:office:word" xmlns:w="http://schemas.openxmlformats.org/wordprocessingml/2006/main" xmlns:wne="http://schemas.microsoft.com/office/word/2006/wordml" xmlns:sl="http://schemas.openxmlformats.org/schemaLibrary/2006/main" xmlns:a="http://schemas.openxmlformats.org/drawingml/2006/main" xmlns:pic="http://schemas.openxmlformats.org/drawingml/2006/picture" xmlns:c="http://schemas.openxmlformats.org/drawingml/2006/chart" xmlns:lc="http://schemas.openxmlformats.org/drawingml/2006/lockedCanvas" xmlns:dgm="http://schemas.openxmlformats.org/drawingml/2006/diagram" xmlns:wps="http://schemas.microsoft.com/office/word/2010/wordprocessingShape" xmlns:wpg="http://schemas.microsoft.com/office/word/2010/wordprocessingGroup" xmlns:w14="http://schemas.microsoft.com/office/word/2010/wordml" xmlns:w15="http://schemas.microsoft.com/office/word/2012/wordml" xmlns:w16="http://schemas.microsoft.com/office/word/2018/wordml" xmlns:w16cex="http://schemas.microsoft.com/office/word/2018/wordml/cex" xmlns:w16cid="http://schemas.microsoft.com/office/word/2016/wordml/cid" xmlns="http://schemas.microsoft.com/office/tasks/2019/documenttasks" xmlns:cr="http://schemas.microsoft.com/office/comments/2020/reactions">
+<w:hdr xmlns:wpc="http://schemas.microsoft.com/office/word/2010/wordprocessingCanvas" xmlns:cx="http://schemas.microsoft.com/office/drawing/2014/chartex" xmlns:cx1="http://schemas.microsoft.com/office/drawing/2015/9/8/chartex" xmlns:cx2="http://schemas.microsoft.com/office/drawing/2015/10/21/chartex" xmlns:cx3="http://schemas.microsoft.com/office/drawing/2016/5/9/chartex" xmlns:cx4="http://schemas.microsoft.com/office/drawing/2016/5/10/chartex" xmlns:cx5="http://schemas.microsoft.com/office/drawing/2016/5/11/chartex" xmlns:cx6="http://schemas.microsoft.com/office/drawing/2016/5/12/chartex" xmlns:cx7="http://schemas.microsoft.com/office/drawing/2016/5/13/chartex" xmlns:cx8="http://schemas.microsoft.com/office/drawing/2016/5/14/chartex" xmlns:mc="http://schemas.openxmlformats.org/markup-compatibility/2006" xmlns:aink="http://schemas.microsoft.com/office/drawing/2016/ink" xmlns:am3d="http://schemas.microsoft.com/office/drawing/2017/model3d" xmlns:o="urn:schemas-microsoft-com:office:office" xmlns:oel="http://schemas.microsoft.com/office/2019/extlst" xmlns:r="http://schemas.openxmlformats.org/officeDocument/2006/relationships" xmlns:m="http://schemas.openxmlformats.org/officeDocument/2006/math" xmlns:v="urn:schemas-microsoft-com:vml" xmlns:wp14="http://schemas.microsoft.com/office/word/2010/wordprocessingDrawing" xmlns:wp="http://schemas.openxmlformats.org/drawingml/2006/wordprocessingDrawing" xmlns:w10="urn:schemas-microsoft-com:office:word" xmlns:w="http://schemas.openxmlformats.org/wordprocessingml/2006/main" xmlns:w14="http://schemas.microsoft.com/office/word/2010/wordml" xmlns:w15="http://schemas.microsoft.com/office/word/2012/wordml" xmlns:w16cex="http://schemas.microsoft.com/office/word/2018/wordml/cex" xmlns:w16cid="http://schemas.microsoft.com/office/word/2016/wordml/cid" xmlns:w16="http://schemas.microsoft.com/office/word/2018/wordml" xmlns:w16du="http://schemas.microsoft.com/office/word/2023/wordml/word16du" xmlns:w16sdtdh="http://schemas.microsoft.com/office/word/2020/wordml/sdtdatahash" xmlns:w16sdtfl="http://schemas.microsoft.com/office/word/2024/wordml/sdtformatlock" xmlns:w16se="http://schemas.microsoft.com/office/word/2015/wordml/symex" xmlns:wpg="http://schemas.microsoft.com/office/word/2010/wordprocessingGroup" xmlns:wpi="http://schemas.microsoft.com/office/word/2010/wordprocessingInk" xmlns:wne="http://schemas.microsoft.com/office/word/2006/wordml" xmlns:wps="http://schemas.microsoft.com/office/word/2010/wordprocessingShape" mc:Ignorable="w14 w15 w16se w16cid w16 w16cex w16sdtdh w16sdtfl w16du wp14">
   <w:p>
-    <w:pPr>
-      <w:rPr/>
-    </w:pPr>
     <w:r>
       <w:rPr>
-        <w:rtl w:val="0"/>
+        <w:noProof/>
       </w:rPr>
-    </w:r>
-    <w:r>
       <mc:AlternateContent>
         <mc:Choice Requires="wpg">
           <w:drawing>
-            <wp:anchor allowOverlap="1" behindDoc="0" distB="0" distT="0" distL="114300" distR="114300" hidden="0" layoutInCell="1" locked="0" relativeHeight="0" simplePos="0">
+            <wp:anchor distT="0" distB="0" distL="114300" distR="114300" simplePos="0" relativeHeight="251658240" behindDoc="0" locked="0" layoutInCell="1" hidden="0" allowOverlap="1" wp14:anchorId="18CA8BD9" wp14:editId="2D63C83E">
               <wp:simplePos x="0" y="0"/>
               <wp:positionH relativeFrom="column">
                 <wp:posOffset>-790569</wp:posOffset>
@@ -2129,22 +3139,24 @@
                 <wp:posOffset>-457193</wp:posOffset>
               </wp:positionV>
               <wp:extent cx="7534275" cy="10653713"/>
-              <wp:effectExtent b="0" l="0" r="0" t="0"/>
+              <wp:effectExtent l="0" t="0" r="0" b="0"/>
               <wp:wrapNone/>
-              <wp:docPr id="1" name=""/>
-              <a:graphic>
+              <wp:docPr id="1" name="Group 1"/>
+              <wp:cNvGraphicFramePr/>
+              <a:graphic xmlns:a="http://schemas.openxmlformats.org/drawingml/2006/main">
                 <a:graphicData uri="http://schemas.microsoft.com/office/word/2010/wordprocessingGroup">
                   <wpg:wgp>
                     <wpg:cNvGrpSpPr/>
                     <wpg:grpSpPr>
                       <a:xfrm>
-                        <a:off x="1578850" y="0"/>
+                        <a:off x="0" y="0"/>
                         <a:ext cx="7534275" cy="10653713"/>
                         <a:chOff x="1578850" y="0"/>
                         <a:chExt cx="7534300" cy="7560000"/>
                       </a:xfrm>
                     </wpg:grpSpPr>
                     <wpg:grpSp>
+                      <wpg:cNvPr id="481958639" name="Group 481958639"/>
                       <wpg:cNvGrpSpPr/>
                       <wpg:grpSpPr>
                         <a:xfrm>
@@ -2155,8 +3167,8 @@
                         </a:xfrm>
                       </wpg:grpSpPr>
                       <wps:wsp>
+                        <wps:cNvPr id="2055915541" name="Rectangle 2055915541"/>
                         <wps:cNvSpPr/>
-                        <wps:cNvPr id="3" name="Shape 3"/>
                         <wps:spPr>
                           <a:xfrm>
                             <a:off x="1578850" y="0"/>
@@ -2174,19 +3186,18 @@
                           <w:txbxContent>
                             <w:p>
                               <w:pPr>
-                                <w:spacing w:after="0" w:before="0" w:line="240"/>
-                                <w:ind w:left="0" w:right="0" w:firstLine="0"/>
-                                <w:jc w:val="left"/>
+                                <w:spacing w:line="240" w:lineRule="auto"/>
                                 <w:textDirection w:val="btLr"/>
                               </w:pPr>
                             </w:p>
                           </w:txbxContent>
                         </wps:txbx>
-                        <wps:bodyPr anchorCtr="0" anchor="ctr" bIns="91425" lIns="91425" spcFirstLastPara="1" rIns="91425" wrap="square" tIns="91425">
+                        <wps:bodyPr spcFirstLastPara="1" wrap="square" lIns="91425" tIns="91425" rIns="91425" bIns="91425" anchor="ctr" anchorCtr="0">
                           <a:noAutofit/>
                         </wps:bodyPr>
                       </wps:wsp>
                       <wpg:grpSp>
+                        <wpg:cNvPr id="1823469723" name="Group 1823469723"/>
                         <wpg:cNvGrpSpPr/>
                         <wpg:grpSpPr>
                           <a:xfrm>
@@ -2197,8 +3208,8 @@
                           </a:xfrm>
                         </wpg:grpSpPr>
                         <wps:wsp>
+                          <wps:cNvPr id="17926839" name="Rectangle 17926839"/>
                           <wps:cNvSpPr/>
-                          <wps:cNvPr id="5" name="Shape 5"/>
                           <wps:spPr>
                             <a:xfrm>
                               <a:off x="1578850" y="0"/>
@@ -2216,19 +3227,18 @@
                             <w:txbxContent>
                               <w:p>
                                 <w:pPr>
-                                  <w:spacing w:after="0" w:before="0" w:line="240"/>
-                                  <w:ind w:left="0" w:right="0" w:firstLine="0"/>
-                                  <w:jc w:val="left"/>
+                                  <w:spacing w:line="240" w:lineRule="auto"/>
                                   <w:textDirection w:val="btLr"/>
                                 </w:pPr>
                               </w:p>
                             </w:txbxContent>
                           </wps:txbx>
-                          <wps:bodyPr anchorCtr="0" anchor="ctr" bIns="91425" lIns="91425" spcFirstLastPara="1" rIns="91425" wrap="square" tIns="91425">
+                          <wps:bodyPr spcFirstLastPara="1" wrap="square" lIns="91425" tIns="91425" rIns="91425" bIns="91425" anchor="ctr" anchorCtr="0">
                             <a:noAutofit/>
                           </wps:bodyPr>
                         </wps:wsp>
                         <wpg:grpSp>
+                          <wpg:cNvPr id="713896742" name="Group 713896742"/>
                           <wpg:cNvGrpSpPr/>
                           <wpg:grpSpPr>
                             <a:xfrm>
@@ -2239,8 +3249,8 @@
                             </a:xfrm>
                           </wpg:grpSpPr>
                           <wps:wsp>
+                            <wps:cNvPr id="2048273167" name="Rectangle 2048273167"/>
                             <wps:cNvSpPr/>
-                            <wps:cNvPr id="7" name="Shape 7"/>
                             <wps:spPr>
                               <a:xfrm>
                                 <a:off x="1578850" y="0"/>
@@ -2258,19 +3268,18 @@
                               <w:txbxContent>
                                 <w:p>
                                   <w:pPr>
-                                    <w:spacing w:after="0" w:before="0" w:line="240"/>
-                                    <w:ind w:left="0" w:right="0" w:firstLine="0"/>
-                                    <w:jc w:val="left"/>
+                                    <w:spacing w:line="240" w:lineRule="auto"/>
                                     <w:textDirection w:val="btLr"/>
                                   </w:pPr>
                                 </w:p>
                               </w:txbxContent>
                             </wps:txbx>
-                            <wps:bodyPr anchorCtr="0" anchor="ctr" bIns="91425" lIns="91425" spcFirstLastPara="1" rIns="91425" wrap="square" tIns="91425">
+                            <wps:bodyPr spcFirstLastPara="1" wrap="square" lIns="91425" tIns="91425" rIns="91425" bIns="91425" anchor="ctr" anchorCtr="0">
                               <a:noAutofit/>
                             </wps:bodyPr>
                           </wps:wsp>
                           <wpg:grpSp>
+                            <wpg:cNvPr id="1410423812" name="Group 1410423812"/>
                             <wpg:cNvGrpSpPr/>
                             <wpg:grpSpPr>
                               <a:xfrm>
@@ -2281,8 +3290,8 @@
                               </a:xfrm>
                             </wpg:grpSpPr>
                             <wps:wsp>
+                              <wps:cNvPr id="512523102" name="Rectangle 512523102"/>
                               <wps:cNvSpPr/>
-                              <wps:cNvPr id="9" name="Shape 9"/>
                               <wps:spPr>
                                 <a:xfrm>
                                   <a:off x="2232900" y="0"/>
@@ -2300,19 +3309,18 @@
                                 <w:txbxContent>
                                   <w:p>
                                     <w:pPr>
-                                      <w:spacing w:after="0" w:before="0" w:line="240"/>
-                                      <w:ind w:left="0" w:right="0" w:firstLine="0"/>
-                                      <w:jc w:val="left"/>
+                                      <w:spacing w:line="240" w:lineRule="auto"/>
                                       <w:textDirection w:val="btLr"/>
                                     </w:pPr>
                                   </w:p>
                                 </w:txbxContent>
                               </wps:txbx>
-                              <wps:bodyPr anchorCtr="0" anchor="ctr" bIns="91425" lIns="91425" spcFirstLastPara="1" rIns="91425" wrap="square" tIns="91425">
+                              <wps:bodyPr spcFirstLastPara="1" wrap="square" lIns="91425" tIns="91425" rIns="91425" bIns="91425" anchor="ctr" anchorCtr="0">
                                 <a:noAutofit/>
                               </wps:bodyPr>
                             </wps:wsp>
                             <wpg:grpSp>
+                              <wpg:cNvPr id="1640675268" name="Group 1640675268"/>
                               <wpg:cNvGrpSpPr/>
                               <wpg:grpSpPr>
                                 <a:xfrm>
@@ -2323,8 +3331,8 @@
                                 </a:xfrm>
                               </wpg:grpSpPr>
                               <wps:wsp>
+                                <wps:cNvPr id="1283272841" name="Rectangle 1283272841"/>
                                 <wps:cNvSpPr/>
-                                <wps:cNvPr id="11" name="Shape 11"/>
                                 <wps:spPr>
                                   <a:xfrm>
                                     <a:off x="1809" y="1048"/>
@@ -2342,19 +3350,17 @@
                                   <w:txbxContent>
                                     <w:p>
                                       <w:pPr>
-                                        <w:spacing w:after="0" w:before="0" w:line="240"/>
-                                        <w:ind w:left="0" w:right="0" w:firstLine="0"/>
-                                        <w:jc w:val="left"/>
+                                        <w:spacing w:line="240" w:lineRule="auto"/>
                                         <w:textDirection w:val="btLr"/>
                                       </w:pPr>
                                     </w:p>
                                   </w:txbxContent>
                                 </wps:txbx>
-                                <wps:bodyPr anchorCtr="0" anchor="ctr" bIns="91425" lIns="91425" spcFirstLastPara="1" rIns="91425" wrap="square" tIns="91425">
+                                <wps:bodyPr spcFirstLastPara="1" wrap="square" lIns="91425" tIns="91425" rIns="91425" bIns="91425" anchor="ctr" anchorCtr="0">
                                   <a:noAutofit/>
                                 </wps:bodyPr>
                               </wps:wsp>
-                              <pic:pic>
+                              <pic:pic xmlns:pic="http://schemas.openxmlformats.org/drawingml/2006/picture">
                                 <pic:nvPicPr>
                                   <pic:cNvPr id="12" name="Shape 12"/>
                                   <pic:cNvPicPr preferRelativeResize="0"/>
@@ -2363,7 +3369,7 @@
                                   <a:blip r:embed="rId1">
                                     <a:alphaModFix/>
                                   </a:blip>
-                                  <a:srcRect b="0" l="0" r="0" t="0"/>
+                                  <a:srcRect/>
                                   <a:stretch/>
                                 </pic:blipFill>
                                 <pic:spPr>
@@ -2380,7 +3386,7 @@
                                   </a:ln>
                                 </pic:spPr>
                               </pic:pic>
-                              <pic:pic>
+                              <pic:pic xmlns:pic="http://schemas.openxmlformats.org/drawingml/2006/picture">
                                 <pic:nvPicPr>
                                   <pic:cNvPr id="13" name="Shape 13"/>
                                   <pic:cNvPicPr preferRelativeResize="0"/>
@@ -2389,7 +3395,7 @@
                                   <a:blip r:embed="rId2">
                                     <a:alphaModFix/>
                                   </a:blip>
-                                  <a:srcRect b="0" l="0" r="0" t="0"/>
+                                  <a:srcRect/>
                                   <a:stretch/>
                                 </pic:blipFill>
                                 <pic:spPr>
@@ -2406,7 +3412,7 @@
                                   </a:ln>
                                 </pic:spPr>
                               </pic:pic>
-                              <pic:pic>
+                              <pic:pic xmlns:pic="http://schemas.openxmlformats.org/drawingml/2006/picture">
                                 <pic:nvPicPr>
                                   <pic:cNvPr id="14" name="Shape 14"/>
                                   <pic:cNvPicPr preferRelativeResize="0"/>
@@ -2415,7 +3421,7 @@
                                   <a:blip r:embed="rId3">
                                     <a:alphaModFix/>
                                   </a:blip>
-                                  <a:srcRect b="0" l="0" r="0" t="0"/>
+                                  <a:srcRect/>
                                   <a:stretch/>
                                 </pic:blipFill>
                                 <pic:spPr>
@@ -2432,7 +3438,7 @@
                                   </a:ln>
                                 </pic:spPr>
                               </pic:pic>
-                              <pic:pic>
+                              <pic:pic xmlns:pic="http://schemas.openxmlformats.org/drawingml/2006/picture">
                                 <pic:nvPicPr>
                                   <pic:cNvPr id="15" name="Shape 15"/>
                                   <pic:cNvPicPr preferRelativeResize="0"/>
@@ -2441,7 +3447,7 @@
                                   <a:blip r:embed="rId4">
                                     <a:alphaModFix/>
                                   </a:blip>
-                                  <a:srcRect b="0" l="0" r="0" t="0"/>
+                                  <a:srcRect/>
                                   <a:stretch/>
                                 </pic:blipFill>
                                 <pic:spPr>
@@ -2459,6 +3465,7 @@
                                 </pic:spPr>
                               </pic:pic>
                               <wps:wsp>
+                                <wps:cNvPr id="888140561" name="Straight Arrow Connector 888140561"/>
                                 <wps:cNvCnPr/>
                                 <wps:spPr>
                                   <a:xfrm>
@@ -2469,21 +3476,20 @@
                                     <a:avLst/>
                                   </a:prstGeom>
                                   <a:noFill/>
-                                  <a:ln cap="flat" cmpd="thickThin" w="95250">
+                                  <a:ln w="95250" cap="flat" cmpd="thickThin">
                                     <a:solidFill>
                                       <a:srgbClr val="000000"/>
                                     </a:solidFill>
                                     <a:prstDash val="solid"/>
                                     <a:miter lim="0"/>
-                                    <a:headEnd len="sm" w="sm" type="none"/>
-                                    <a:tailEnd len="sm" w="sm" type="none"/>
+                                    <a:headEnd type="none" w="sm" len="sm"/>
+                                    <a:tailEnd type="none" w="sm" len="sm"/>
                                   </a:ln>
                                 </wps:spPr>
-                                <wps:bodyPr anchorCtr="0" anchor="ctr" bIns="91425" lIns="91425" spcFirstLastPara="1" rIns="91425" wrap="square" tIns="91425">
-                                  <a:noAutofit/>
-                                </wps:bodyPr>
+                                <wps:bodyPr/>
                               </wps:wsp>
                               <wps:wsp>
+                                <wps:cNvPr id="1086468593" name="Straight Arrow Connector 1086468593"/>
                                 <wps:cNvCnPr/>
                                 <wps:spPr>
                                   <a:xfrm>
@@ -2494,21 +3500,20 @@
                                     <a:avLst/>
                                   </a:prstGeom>
                                   <a:noFill/>
-                                  <a:ln cap="flat" cmpd="thinThick" w="95250">
+                                  <a:ln w="95250" cap="flat" cmpd="thinThick">
                                     <a:solidFill>
                                       <a:srgbClr val="000000"/>
                                     </a:solidFill>
                                     <a:prstDash val="solid"/>
                                     <a:miter lim="0"/>
-                                    <a:headEnd len="sm" w="sm" type="none"/>
-                                    <a:tailEnd len="sm" w="sm" type="none"/>
+                                    <a:headEnd type="none" w="sm" len="sm"/>
+                                    <a:tailEnd type="none" w="sm" len="sm"/>
                                   </a:ln>
                                 </wps:spPr>
-                                <wps:bodyPr anchorCtr="0" anchor="ctr" bIns="91425" lIns="91425" spcFirstLastPara="1" rIns="91425" wrap="square" tIns="91425">
-                                  <a:noAutofit/>
-                                </wps:bodyPr>
+                                <wps:bodyPr/>
                               </wps:wsp>
                               <wps:wsp>
+                                <wps:cNvPr id="1138537366" name="Straight Arrow Connector 1138537366"/>
                                 <wps:cNvCnPr/>
                                 <wps:spPr>
                                   <a:xfrm>
@@ -2519,21 +3524,20 @@
                                     <a:avLst/>
                                   </a:prstGeom>
                                   <a:noFill/>
-                                  <a:ln cap="flat" cmpd="thickThin" w="95250">
+                                  <a:ln w="95250" cap="flat" cmpd="thickThin">
                                     <a:solidFill>
                                       <a:srgbClr val="000000"/>
                                     </a:solidFill>
                                     <a:prstDash val="solid"/>
                                     <a:miter lim="0"/>
-                                    <a:headEnd len="sm" w="sm" type="none"/>
-                                    <a:tailEnd len="sm" w="sm" type="none"/>
+                                    <a:headEnd type="none" w="sm" len="sm"/>
+                                    <a:tailEnd type="none" w="sm" len="sm"/>
                                   </a:ln>
                                 </wps:spPr>
-                                <wps:bodyPr anchorCtr="0" anchor="ctr" bIns="91425" lIns="91425" spcFirstLastPara="1" rIns="91425" wrap="square" tIns="91425">
-                                  <a:noAutofit/>
-                                </wps:bodyPr>
+                                <wps:bodyPr/>
                               </wps:wsp>
                               <wps:wsp>
+                                <wps:cNvPr id="1768457207" name="Straight Arrow Connector 1768457207"/>
                                 <wps:cNvCnPr/>
                                 <wps:spPr>
                                   <a:xfrm>
@@ -2544,24 +3548,22 @@
                                     <a:avLst/>
                                   </a:prstGeom>
                                   <a:noFill/>
-                                  <a:ln cap="flat" cmpd="thinThick" w="95250">
+                                  <a:ln w="95250" cap="flat" cmpd="thinThick">
                                     <a:solidFill>
                                       <a:srgbClr val="000000"/>
                                     </a:solidFill>
                                     <a:prstDash val="solid"/>
                                     <a:miter lim="0"/>
-                                    <a:headEnd len="sm" w="sm" type="none"/>
-                                    <a:tailEnd len="sm" w="sm" type="none"/>
+                                    <a:headEnd type="none" w="sm" len="sm"/>
+                                    <a:tailEnd type="none" w="sm" len="sm"/>
                                   </a:ln>
                                 </wps:spPr>
-                                <wps:bodyPr anchorCtr="0" anchor="ctr" bIns="91425" lIns="91425" spcFirstLastPara="1" rIns="91425" wrap="square" tIns="91425">
-                                  <a:noAutofit/>
-                                </wps:bodyPr>
+                                <wps:bodyPr/>
                               </wps:wsp>
                             </wpg:grpSp>
                             <wps:wsp>
+                              <wps:cNvPr id="1473039878" name="Rectangle 1473039878"/>
                               <wps:cNvSpPr/>
-                              <wps:cNvPr id="20" name="Shape 20"/>
                               <wps:spPr>
                                 <a:xfrm>
                                   <a:off x="2585959" y="616527"/>
@@ -2579,34 +3581,29 @@
                                 <w:txbxContent>
                                   <w:p>
                                     <w:pPr>
-                                      <w:spacing w:after="200" w:before="0" w:line="275.9999942779541"/>
-                                      <w:ind w:left="0" w:right="0" w:firstLine="0"/>
+                                      <w:spacing w:after="200" w:line="275" w:lineRule="auto"/>
                                       <w:jc w:val="center"/>
                                       <w:textDirection w:val="btLr"/>
                                     </w:pPr>
                                     <w:r>
                                       <w:rPr>
-                                        <w:rFonts w:ascii="Times New Roman" w:cs="Times New Roman" w:eastAsia="Times New Roman" w:hAnsi="Times New Roman"/>
-                                        <w:b w:val="1"/>
-                                        <w:i w:val="0"/>
-                                        <w:smallCaps w:val="0"/>
-                                        <w:strike w:val="0"/>
+                                        <w:rFonts w:ascii="Times New Roman" w:eastAsia="Times New Roman" w:hAnsi="Times New Roman" w:cs="Times New Roman"/>
+                                        <w:b/>
                                         <w:color w:val="000000"/>
                                         <w:sz w:val="28"/>
-                                        <w:vertAlign w:val="baseline"/>
                                       </w:rPr>
-                                      <w:t xml:space="preserve">TRƯỜNG ĐẠI HỌC CÔNG NGHỆ THÔNG TIN – ĐHQG TP. HCM</w:t>
+                                      <w:t>TRƯỜNG ĐẠI HỌC CÔNG NGHỆ THÔNG TIN – ĐHQG TP. HCM</w:t>
                                     </w:r>
                                   </w:p>
                                 </w:txbxContent>
                               </wps:txbx>
-                              <wps:bodyPr anchorCtr="0" anchor="t" bIns="91425" lIns="91425" spcFirstLastPara="1" rIns="91425" wrap="square" tIns="91425">
+                              <wps:bodyPr spcFirstLastPara="1" wrap="square" lIns="91425" tIns="91425" rIns="91425" bIns="91425" anchor="t" anchorCtr="0">
                                 <a:noAutofit/>
                               </wps:bodyPr>
                             </wps:wsp>
                             <wps:wsp>
+                              <wps:cNvPr id="796220067" name="Rectangle 796220067"/>
                               <wps:cNvSpPr/>
-                              <wps:cNvPr id="21" name="Shape 21"/>
                               <wps:spPr>
                                 <a:xfrm>
                                   <a:off x="3040772" y="872402"/>
@@ -2624,28 +3621,23 @@
                                 <w:txbxContent>
                                   <w:p>
                                     <w:pPr>
-                                      <w:spacing w:after="200" w:before="0" w:line="275.9999942779541"/>
-                                      <w:ind w:left="0" w:right="0" w:firstLine="0"/>
+                                      <w:spacing w:after="200" w:line="275" w:lineRule="auto"/>
                                       <w:jc w:val="center"/>
                                       <w:textDirection w:val="btLr"/>
                                     </w:pPr>
                                     <w:r>
                                       <w:rPr>
-                                        <w:rFonts w:ascii="Times New Roman" w:cs="Times New Roman" w:eastAsia="Times New Roman" w:hAnsi="Times New Roman"/>
-                                        <w:b w:val="1"/>
-                                        <w:i w:val="0"/>
-                                        <w:smallCaps w:val="0"/>
-                                        <w:strike w:val="0"/>
+                                        <w:rFonts w:ascii="Times New Roman" w:eastAsia="Times New Roman" w:hAnsi="Times New Roman" w:cs="Times New Roman"/>
+                                        <w:b/>
                                         <w:color w:val="000000"/>
                                         <w:sz w:val="28"/>
-                                        <w:vertAlign w:val="baseline"/>
                                       </w:rPr>
-                                      <w:t xml:space="preserve">TRUNG TÂM PHÁT TRIỂN CÔNG NGHỆ THÔNG TIN</w:t>
+                                      <w:t>TRUNG TÂM PHÁT TRIỂN CÔNG NGHỆ THÔNG TIN</w:t>
                                     </w:r>
                                   </w:p>
                                 </w:txbxContent>
                               </wps:txbx>
-                              <wps:bodyPr anchorCtr="0" anchor="t" bIns="91425" lIns="91425" spcFirstLastPara="1" rIns="91425" wrap="square" tIns="91425">
+                              <wps:bodyPr spcFirstLastPara="1" wrap="square" lIns="91425" tIns="91425" rIns="91425" bIns="91425" anchor="t" anchorCtr="0">
                                 <a:noAutofit/>
                               </wps:bodyPr>
                             </wps:wsp>
@@ -2660,46 +3652,171 @@
           </w:drawing>
         </mc:Choice>
         <mc:Fallback>
-          <w:drawing>
-            <wp:anchor allowOverlap="1" behindDoc="0" distB="0" distT="0" distL="114300" distR="114300" hidden="0" layoutInCell="1" locked="0" relativeHeight="0" simplePos="0">
-              <wp:simplePos x="0" y="0"/>
-              <wp:positionH relativeFrom="column">
-                <wp:posOffset>-790569</wp:posOffset>
-              </wp:positionH>
-              <wp:positionV relativeFrom="paragraph">
-                <wp:posOffset>-457193</wp:posOffset>
-              </wp:positionV>
-              <wp:extent cx="7534275" cy="10653713"/>
-              <wp:effectExtent b="0" l="0" r="0" t="0"/>
-              <wp:wrapNone/>
-              <wp:docPr id="1" name="image2.png"/>
-              <a:graphic>
-                <a:graphicData uri="http://schemas.openxmlformats.org/drawingml/2006/picture">
-                  <pic:pic>
-                    <pic:nvPicPr>
-                      <pic:cNvPr id="0" name="image2.png"/>
-                      <pic:cNvPicPr preferRelativeResize="0"/>
-                    </pic:nvPicPr>
-                    <pic:blipFill>
-                      <a:blip r:embed="rId5"/>
-                      <a:srcRect/>
-                      <a:stretch>
-                        <a:fillRect/>
-                      </a:stretch>
-                    </pic:blipFill>
-                    <pic:spPr>
-                      <a:xfrm>
-                        <a:off x="0" y="0"/>
-                        <a:ext cx="7534275" cy="10653713"/>
-                      </a:xfrm>
-                      <a:prstGeom prst="rect"/>
-                      <a:ln/>
-                    </pic:spPr>
-                  </pic:pic>
-                </a:graphicData>
-              </a:graphic>
-            </wp:anchor>
-          </w:drawing>
+          <w:pict>
+            <v:group w14:anchorId="18CA8BD9" id="Group 1" o:spid="_x0000_s1026" style="position:absolute;margin-left:-62.25pt;margin-top:-36pt;width:593.25pt;height:838.9pt;z-index:251658240" coordorigin="15788" coordsize="75343,75600" o:gfxdata="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">
+              <v:group id="Group 481958639" o:spid="_x0000_s1027" style="position:absolute;left:15788;width:75343;height:75600" coordorigin="15788" coordsize="75343,75600" o:gfxdata="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">
+                <v:rect id="Rectangle 2055915541" o:spid="_x0000_s1028" style="position:absolute;left:15788;width:75343;height:75600;visibility:visible;mso-wrap-style:square;v-text-anchor:middle" o:gfxdata="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" filled="f" stroked="f">
+                  <v:textbox inset="2.53958mm,2.53958mm,2.53958mm,2.53958mm">
+                    <w:txbxContent>
+                      <w:p>
+                        <w:pPr>
+                          <w:spacing w:line="240" w:lineRule="auto"/>
+                          <w:textDirection w:val="btLr"/>
+                        </w:pPr>
+                      </w:p>
+                    </w:txbxContent>
+                  </v:textbox>
+                </v:rect>
+                <v:group id="Group 1823469723" o:spid="_x0000_s1029" style="position:absolute;left:15788;width:75343;height:75600" coordorigin="15788" coordsize="75343,75600" o:gfxdata="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">
+                  <v:rect id="Rectangle 17926839" o:spid="_x0000_s1030" style="position:absolute;left:15788;width:75343;height:75600;visibility:visible;mso-wrap-style:square;v-text-anchor:middle" o:gfxdata="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" filled="f" stroked="f">
+                    <v:textbox inset="2.53958mm,2.53958mm,2.53958mm,2.53958mm">
+                      <w:txbxContent>
+                        <w:p>
+                          <w:pPr>
+                            <w:spacing w:line="240" w:lineRule="auto"/>
+                            <w:textDirection w:val="btLr"/>
+                          </w:pPr>
+                        </w:p>
+                      </w:txbxContent>
+                    </v:textbox>
+                  </v:rect>
+                  <v:group id="Group 713896742" o:spid="_x0000_s1031" style="position:absolute;left:15788;width:75343;height:75600" coordorigin="15788" coordsize="75343,75600" o:gfxdata="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">
+                    <v:rect id="Rectangle 2048273167" o:spid="_x0000_s1032" style="position:absolute;left:15788;width:75343;height:75600;visibility:visible;mso-wrap-style:square;v-text-anchor:middle" o:gfxdata="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" filled="f" stroked="f">
+                      <v:textbox inset="2.53958mm,2.53958mm,2.53958mm,2.53958mm">
+                        <w:txbxContent>
+                          <w:p>
+                            <w:pPr>
+                              <w:spacing w:line="240" w:lineRule="auto"/>
+                              <w:textDirection w:val="btLr"/>
+                            </w:pPr>
+                          </w:p>
+                        </w:txbxContent>
+                      </v:textbox>
+                    </v:rect>
+                    <v:group id="Group 1410423812" o:spid="_x0000_s1033" style="position:absolute;left:15788;width:75343;height:75600" coordorigin="22329" coordsize="62262,75600" o:gfxdata="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">
+                      <v:rect id="Rectangle 512523102" o:spid="_x0000_s1034" style="position:absolute;left:22329;width:62262;height:75600;visibility:visible;mso-wrap-style:square;v-text-anchor:middle" o:gfxdata="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" filled="f" stroked="f">
+                        <v:textbox inset="2.53958mm,2.53958mm,2.53958mm,2.53958mm">
+                          <w:txbxContent>
+                            <w:p>
+                              <w:pPr>
+                                <w:spacing w:line="240" w:lineRule="auto"/>
+                                <w:textDirection w:val="btLr"/>
+                              </w:pPr>
+                            </w:p>
+                          </w:txbxContent>
+                        </v:textbox>
+                      </v:rect>
+                      <v:group id="Group 1640675268" o:spid="_x0000_s1035" style="position:absolute;left:22329;width:62261;height:75600" coordorigin="1809,1048" coordsize="9121,14726" o:gfxdata="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">
+                        <v:rect id="Rectangle 1283272841" o:spid="_x0000_s1036" style="position:absolute;left:1809;top:1048;width:9100;height:14725;visibility:visible;mso-wrap-style:square;v-text-anchor:middle" o:gfxdata="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" filled="f" stroked="f">
+                          <v:textbox inset="2.53958mm,2.53958mm,2.53958mm,2.53958mm">
+                            <w:txbxContent>
+                              <w:p>
+                                <w:pPr>
+                                  <w:spacing w:line="240" w:lineRule="auto"/>
+                                  <w:textDirection w:val="btLr"/>
+                                </w:pPr>
+                              </w:p>
+                            </w:txbxContent>
+                          </v:textbox>
+                        </v:rect>
+                        <v:shapetype id="_x0000_t75" coordsize="21600,21600" o:spt="75" o:preferrelative="t" path="m@4@5l@4@11@9@11@9@5xe" filled="f" stroked="f">
+                          <v:stroke joinstyle="miter"/>
+                          <v:formulas>
+                            <v:f eqn="if lineDrawn pixelLineWidth 0"/>
+                            <v:f eqn="sum @0 1 0"/>
+                            <v:f eqn="sum 0 0 @1"/>
+                            <v:f eqn="prod @2 1 2"/>
+                            <v:f eqn="prod @3 21600 pixelWidth"/>
+                            <v:f eqn="prod @3 21600 pixelHeight"/>
+                            <v:f eqn="sum @0 0 1"/>
+                            <v:f eqn="prod @6 1 2"/>
+                            <v:f eqn="prod @7 21600 pixelWidth"/>
+                            <v:f eqn="sum @8 21600 0"/>
+                            <v:f eqn="prod @7 21600 pixelHeight"/>
+                            <v:f eqn="sum @10 21600 0"/>
+                          </v:formulas>
+                          <v:path o:extrusionok="f" gradientshapeok="t" o:connecttype="rect"/>
+                          <o:lock v:ext="edit" aspectratio="t"/>
+                        </v:shapetype>
+                        <v:shape id="Shape 12" o:spid="_x0000_s1037" type="#_x0000_t75" style="position:absolute;left:1809;top:1048;width:2154;height:2611;visibility:visible;mso-wrap-style:square" o:preferrelative="f" o:gfxdata="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">
+                          <v:imagedata r:id="rId5" o:title=""/>
+                        </v:shape>
+                        <v:shape id="Shape 13" o:spid="_x0000_s1038" type="#_x0000_t75" style="position:absolute;left:8775;top:1048;width:2155;height:2611;visibility:visible;mso-wrap-style:square" o:preferrelative="f" o:gfxdata="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">
+                          <v:imagedata r:id="rId6" o:title=""/>
+                        </v:shape>
+                        <v:shape id="Shape 14" o:spid="_x0000_s1039" type="#_x0000_t75" style="position:absolute;left:1809;top:13162;width:2154;height:2612;visibility:visible;mso-wrap-style:square" o:preferrelative="f" o:gfxdata="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">
+                          <v:imagedata r:id="rId7" o:title=""/>
+                        </v:shape>
+                        <v:shape id="Shape 15" o:spid="_x0000_s1040" type="#_x0000_t75" style="position:absolute;left:8775;top:13144;width:2155;height:2612;visibility:visible;mso-wrap-style:square" o:preferrelative="f" o:gfxdata="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">
+                          <v:imagedata r:id="rId8" o:title=""/>
+                        </v:shape>
+                        <v:shapetype id="_x0000_t32" coordsize="21600,21600" o:spt="32" o:oned="t" path="m,l21600,21600e" filled="f">
+                          <v:path arrowok="t" fillok="f" o:connecttype="none"/>
+                          <o:lock v:ext="edit" shapetype="t"/>
+                        </v:shapetype>
+                        <v:shape id="Straight Arrow Connector 888140561" o:spid="_x0000_s1041" type="#_x0000_t32" style="position:absolute;left:2079;top:3334;width:0;height:10170;visibility:visible;mso-wrap-style:square" o:connectortype="straight" o:gfxdata="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" strokeweight="7.5pt">
+                          <v:stroke startarrowwidth="narrow" startarrowlength="short" endarrowwidth="narrow" endarrowlength="short" miterlimit="0" linestyle="thickThin" joinstyle="miter"/>
+                        </v:shape>
+                        <v:shape id="Straight Arrow Connector 1086468593" o:spid="_x0000_s1042" type="#_x0000_t32" style="position:absolute;left:10665;top:3334;width:0;height:10170;visibility:visible;mso-wrap-style:square" o:connectortype="straight" o:gfxdata="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" strokeweight="7.5pt">
+                          <v:stroke startarrowwidth="narrow" startarrowlength="short" endarrowwidth="narrow" endarrowlength="short" miterlimit="0" linestyle="thinThick" joinstyle="miter"/>
+                        </v:shape>
+                        <v:shape id="Straight Arrow Connector 1138537366" o:spid="_x0000_s1043" type="#_x0000_t32" style="position:absolute;left:3861;top:15556;width:5040;height:0;visibility:visible;mso-wrap-style:square" o:connectortype="straight" o:gfxdata="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" strokeweight="7.5pt">
+                          <v:stroke startarrowwidth="narrow" startarrowlength="short" endarrowwidth="narrow" endarrowlength="short" miterlimit="0" linestyle="thickThin" joinstyle="miter"/>
+                        </v:shape>
+                        <v:shape id="Straight Arrow Connector 1768457207" o:spid="_x0000_s1044" type="#_x0000_t32" style="position:absolute;left:3861;top:1264;width:5040;height:0;visibility:visible;mso-wrap-style:square" o:connectortype="straight" o:gfxdata="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" strokeweight="7.5pt">
+                          <v:stroke startarrowwidth="narrow" startarrowlength="short" endarrowwidth="narrow" endarrowlength="short" miterlimit="0" linestyle="thinThick" joinstyle="miter"/>
+                        </v:shape>
+                      </v:group>
+                      <v:rect id="Rectangle 1473039878" o:spid="_x0000_s1045" style="position:absolute;left:25859;top:6165;width:58284;height:4002;visibility:visible;mso-wrap-style:square;v-text-anchor:top" o:gfxdata="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" filled="f" stroked="f">
+                        <v:textbox inset="2.53958mm,2.53958mm,2.53958mm,2.53958mm">
+                          <w:txbxContent>
+                            <w:p>
+                              <w:pPr>
+                                <w:spacing w:after="200" w:line="275" w:lineRule="auto"/>
+                                <w:jc w:val="center"/>
+                                <w:textDirection w:val="btLr"/>
+                              </w:pPr>
+                              <w:r>
+                                <w:rPr>
+                                  <w:rFonts w:ascii="Times New Roman" w:eastAsia="Times New Roman" w:hAnsi="Times New Roman" w:cs="Times New Roman"/>
+                                  <w:b/>
+                                  <w:color w:val="000000"/>
+                                  <w:sz w:val="28"/>
+                                </w:rPr>
+                                <w:t>TRƯỜNG ĐẠI HỌC CÔNG NGHỆ THÔNG TIN – ĐHQG TP. HCM</w:t>
+                              </w:r>
+                            </w:p>
+                          </w:txbxContent>
+                        </v:textbox>
+                      </v:rect>
+                      <v:rect id="Rectangle 796220067" o:spid="_x0000_s1046" style="position:absolute;left:30407;top:8724;width:48282;height:4002;visibility:visible;mso-wrap-style:square;v-text-anchor:top" o:gfxdata="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" filled="f" stroked="f">
+                        <v:textbox inset="2.53958mm,2.53958mm,2.53958mm,2.53958mm">
+                          <w:txbxContent>
+                            <w:p>
+                              <w:pPr>
+                                <w:spacing w:after="200" w:line="275" w:lineRule="auto"/>
+                                <w:jc w:val="center"/>
+                                <w:textDirection w:val="btLr"/>
+                              </w:pPr>
+                              <w:r>
+                                <w:rPr>
+                                  <w:rFonts w:ascii="Times New Roman" w:eastAsia="Times New Roman" w:hAnsi="Times New Roman" w:cs="Times New Roman"/>
+                                  <w:b/>
+                                  <w:color w:val="000000"/>
+                                  <w:sz w:val="28"/>
+                                </w:rPr>
+                                <w:t>TRUNG TÂM PHÁT TRIỂN CÔNG NGHỆ THÔNG TIN</w:t>
+                              </w:r>
+                            </w:p>
+                          </w:txbxContent>
+                        </v:textbox>
+                      </v:rect>
+                    </v:group>
+                  </v:group>
+                </v:group>
+              </v:group>
+            </v:group>
+          </w:pict>
         </mc:Fallback>
       </mc:AlternateContent>
     </w:r>
@@ -2708,118 +3825,11 @@
 </file>
 
 <file path=word/numbering.xml><?xml version="1.0" encoding="utf-8"?>
-<w:numbering xmlns:mc="http://schemas.openxmlformats.org/markup-compatibility/2006" xmlns:o="urn:schemas-microsoft-com:office:office" xmlns:r="http://schemas.openxmlformats.org/officeDocument/2006/relationships" xmlns:m="http://schemas.openxmlformats.org/officeDocument/2006/math" xmlns:v="urn:schemas-microsoft-com:vml" xmlns:wp="http://schemas.openxmlformats.org/drawingml/2006/wordprocessingDrawing" xmlns:w10="urn:schemas-microsoft-com:office:word" xmlns:w="http://schemas.openxmlformats.org/wordprocessingml/2006/main" xmlns:wne="http://schemas.microsoft.com/office/word/2006/wordml" xmlns:sl="http://schemas.openxmlformats.org/schemaLibrary/2006/main" xmlns:a="http://schemas.openxmlformats.org/drawingml/2006/main" xmlns:pic="http://schemas.openxmlformats.org/drawingml/2006/picture" xmlns:c="http://schemas.openxmlformats.org/drawingml/2006/chart" xmlns:lc="http://schemas.openxmlformats.org/drawingml/2006/lockedCanvas" xmlns:dgm="http://schemas.openxmlformats.org/drawingml/2006/diagram" xmlns:wps="http://schemas.microsoft.com/office/word/2010/wordprocessingShape" xmlns:wpg="http://schemas.microsoft.com/office/word/2010/wordprocessingGroup" xmlns:w14="http://schemas.microsoft.com/office/word/2010/wordml" xmlns:w15="http://schemas.microsoft.com/office/word/2012/wordml" xmlns:w16="http://schemas.microsoft.com/office/word/2018/wordml" xmlns:w16cex="http://schemas.microsoft.com/office/word/2018/wordml/cex" xmlns:w16cid="http://schemas.microsoft.com/office/word/2016/wordml/cid" xmlns="http://schemas.microsoft.com/office/tasks/2019/documenttasks" xmlns:cr="http://schemas.microsoft.com/office/comments/2020/reactions">
-  <w:abstractNum w:abstractNumId="1">
-    <w:lvl w:ilvl="0">
-      <w:start w:val="1"/>
-      <w:numFmt w:val="bullet"/>
-      <w:lvlText w:val="●"/>
-      <w:lvlJc w:val="left"/>
-      <w:pPr>
-        <w:ind w:left="720" w:hanging="360"/>
-      </w:pPr>
-      <w:rPr>
-        <w:u w:val="none"/>
-      </w:rPr>
-    </w:lvl>
-    <w:lvl w:ilvl="1">
-      <w:start w:val="1"/>
-      <w:numFmt w:val="bullet"/>
-      <w:lvlText w:val="○"/>
-      <w:lvlJc w:val="left"/>
-      <w:pPr>
-        <w:ind w:left="1440" w:hanging="360"/>
-      </w:pPr>
-      <w:rPr>
-        <w:u w:val="none"/>
-      </w:rPr>
-    </w:lvl>
-    <w:lvl w:ilvl="2">
-      <w:start w:val="1"/>
-      <w:numFmt w:val="bullet"/>
-      <w:lvlText w:val="■"/>
-      <w:lvlJc w:val="left"/>
-      <w:pPr>
-        <w:ind w:left="2160" w:hanging="360"/>
-      </w:pPr>
-      <w:rPr>
-        <w:u w:val="none"/>
-      </w:rPr>
-    </w:lvl>
-    <w:lvl w:ilvl="3">
-      <w:start w:val="1"/>
-      <w:numFmt w:val="bullet"/>
-      <w:lvlText w:val="●"/>
-      <w:lvlJc w:val="left"/>
-      <w:pPr>
-        <w:ind w:left="2880" w:hanging="360"/>
-      </w:pPr>
-      <w:rPr>
-        <w:u w:val="none"/>
-      </w:rPr>
-    </w:lvl>
-    <w:lvl w:ilvl="4">
-      <w:start w:val="1"/>
-      <w:numFmt w:val="bullet"/>
-      <w:lvlText w:val="○"/>
-      <w:lvlJc w:val="left"/>
-      <w:pPr>
-        <w:ind w:left="3600" w:hanging="360"/>
-      </w:pPr>
-      <w:rPr>
-        <w:u w:val="none"/>
-      </w:rPr>
-    </w:lvl>
-    <w:lvl w:ilvl="5">
-      <w:start w:val="1"/>
-      <w:numFmt w:val="bullet"/>
-      <w:lvlText w:val="■"/>
-      <w:lvlJc w:val="left"/>
-      <w:pPr>
-        <w:ind w:left="4320" w:hanging="360"/>
-      </w:pPr>
-      <w:rPr>
-        <w:u w:val="none"/>
-      </w:rPr>
-    </w:lvl>
-    <w:lvl w:ilvl="6">
-      <w:start w:val="1"/>
-      <w:numFmt w:val="bullet"/>
-      <w:lvlText w:val="●"/>
-      <w:lvlJc w:val="left"/>
-      <w:pPr>
-        <w:ind w:left="5040" w:hanging="360"/>
-      </w:pPr>
-      <w:rPr>
-        <w:u w:val="none"/>
-      </w:rPr>
-    </w:lvl>
-    <w:lvl w:ilvl="7">
-      <w:start w:val="1"/>
-      <w:numFmt w:val="bullet"/>
-      <w:lvlText w:val="○"/>
-      <w:lvlJc w:val="left"/>
-      <w:pPr>
-        <w:ind w:left="5760" w:hanging="360"/>
-      </w:pPr>
-      <w:rPr>
-        <w:u w:val="none"/>
-      </w:rPr>
-    </w:lvl>
-    <w:lvl w:ilvl="8">
-      <w:start w:val="1"/>
-      <w:numFmt w:val="bullet"/>
-      <w:lvlText w:val="■"/>
-      <w:lvlJc w:val="left"/>
-      <w:pPr>
-        <w:ind w:left="6480" w:hanging="360"/>
-      </w:pPr>
-      <w:rPr>
-        <w:u w:val="none"/>
-      </w:rPr>
-    </w:lvl>
-  </w:abstractNum>
-  <w:abstractNum w:abstractNumId="2">
+<w:numbering xmlns:wpc="http://schemas.microsoft.com/office/word/2010/wordprocessingCanvas" xmlns:cx="http://schemas.microsoft.com/office/drawing/2014/chartex" xmlns:cx1="http://schemas.microsoft.com/office/drawing/2015/9/8/chartex" xmlns:cx2="http://schemas.microsoft.com/office/drawing/2015/10/21/chartex" xmlns:cx3="http://schemas.microsoft.com/office/drawing/2016/5/9/chartex" xmlns:cx4="http://schemas.microsoft.com/office/drawing/2016/5/10/chartex" xmlns:cx5="http://schemas.microsoft.com/office/drawing/2016/5/11/chartex" xmlns:cx6="http://schemas.microsoft.com/office/drawing/2016/5/12/chartex" xmlns:cx7="http://schemas.microsoft.com/office/drawing/2016/5/13/chartex" xmlns:cx8="http://schemas.microsoft.com/office/drawing/2016/5/14/chartex" xmlns:mc="http://schemas.openxmlformats.org/markup-compatibility/2006" xmlns:aink="http://schemas.microsoft.com/office/drawing/2016/ink" xmlns:am3d="http://schemas.microsoft.com/office/drawing/2017/model3d" xmlns:o="urn:schemas-microsoft-com:office:office" xmlns:oel="http://schemas.microsoft.com/office/2019/extlst" xmlns:r="http://schemas.openxmlformats.org/officeDocument/2006/relationships" xmlns:m="http://schemas.openxmlformats.org/officeDocument/2006/math" xmlns:v="urn:schemas-microsoft-com:vml" xmlns:wp14="http://schemas.microsoft.com/office/word/2010/wordprocessingDrawing" xmlns:wp="http://schemas.openxmlformats.org/drawingml/2006/wordprocessingDrawing" xmlns:w10="urn:schemas-microsoft-com:office:word" xmlns:w="http://schemas.openxmlformats.org/wordprocessingml/2006/main" xmlns:w14="http://schemas.microsoft.com/office/word/2010/wordml" xmlns:w15="http://schemas.microsoft.com/office/word/2012/wordml" xmlns:w16cex="http://schemas.microsoft.com/office/word/2018/wordml/cex" xmlns:w16cid="http://schemas.microsoft.com/office/word/2016/wordml/cid" xmlns:w16="http://schemas.microsoft.com/office/word/2018/wordml" xmlns:w16du="http://schemas.microsoft.com/office/word/2023/wordml/word16du" xmlns:w16sdtdh="http://schemas.microsoft.com/office/word/2020/wordml/sdtdatahash" xmlns:w16sdtfl="http://schemas.microsoft.com/office/word/2024/wordml/sdtformatlock" xmlns:w16se="http://schemas.microsoft.com/office/word/2015/wordml/symex" xmlns:wpg="http://schemas.microsoft.com/office/word/2010/wordprocessingGroup" xmlns:wpi="http://schemas.microsoft.com/office/word/2010/wordprocessingInk" xmlns:wne="http://schemas.microsoft.com/office/word/2006/wordml" xmlns:wps="http://schemas.microsoft.com/office/word/2010/wordprocessingShape" mc:Ignorable="w14 w15 w16se w16cid w16 w16cex w16sdtdh w16sdtfl w16du wp14">
+  <w:abstractNum w:abstractNumId="0" w15:restartNumberingAfterBreak="0">
+    <w:nsid w:val="45BE4CEA"/>
+    <w:multiLevelType w:val="multilevel"/>
+    <w:tmpl w:val="C8FC0406"/>
     <w:lvl w:ilvl="0">
       <w:start w:val="1"/>
       <w:numFmt w:val="decimal"/>
@@ -2841,7 +3851,7 @@
         <w:ind w:left="1440" w:hanging="360"/>
       </w:pPr>
       <w:rPr>
-        <w:rFonts w:ascii="Times New Roman" w:cs="Times New Roman" w:eastAsia="Times New Roman" w:hAnsi="Times New Roman"/>
+        <w:rFonts w:ascii="Times New Roman" w:eastAsia="Times New Roman" w:hAnsi="Times New Roman" w:cs="Times New Roman"/>
         <w:b w:val="0"/>
         <w:bCs w:val="0"/>
         <w:u w:val="none"/>
@@ -2856,9 +3866,9 @@
         <w:ind w:left="2160" w:hanging="360"/>
       </w:pPr>
       <w:rPr>
-        <w:rFonts w:ascii="Times New Roman" w:cs="Times New Roman" w:eastAsia="Times New Roman" w:hAnsi="Times New Roman"/>
-        <w:b w:val="1"/>
-        <w:bCs w:val="1"/>
+        <w:rFonts w:ascii="Times New Roman" w:eastAsia="Times New Roman" w:hAnsi="Times New Roman" w:cs="Times New Roman"/>
+        <w:b/>
+        <w:bCs/>
         <w:u w:val="none"/>
       </w:rPr>
     </w:lvl>
@@ -2937,24 +3947,261 @@
       </w:rPr>
     </w:lvl>
   </w:abstractNum>
-  <w:num w:numId="1">
+  <w:abstractNum w:abstractNumId="1" w15:restartNumberingAfterBreak="0">
+    <w:nsid w:val="525B43B8"/>
+    <w:multiLevelType w:val="multilevel"/>
+    <w:tmpl w:val="1C7AECFE"/>
+    <w:lvl w:ilvl="0">
+      <w:start w:val="1"/>
+      <w:numFmt w:val="decimal"/>
+      <w:lvlText w:val="%1."/>
+      <w:lvlJc w:val="left"/>
+      <w:pPr>
+        <w:ind w:left="502" w:hanging="360"/>
+      </w:pPr>
+      <w:rPr>
+        <w:rFonts w:hint="default"/>
+      </w:rPr>
+    </w:lvl>
+    <w:lvl w:ilvl="1">
+      <w:start w:val="1"/>
+      <w:numFmt w:val="decimal"/>
+      <w:isLgl/>
+      <w:lvlText w:val="%1.%2."/>
+      <w:lvlJc w:val="left"/>
+      <w:pPr>
+        <w:ind w:left="1080" w:hanging="720"/>
+      </w:pPr>
+      <w:rPr>
+        <w:rFonts w:hint="default"/>
+      </w:rPr>
+    </w:lvl>
+    <w:lvl w:ilvl="2">
+      <w:start w:val="1"/>
+      <w:numFmt w:val="decimal"/>
+      <w:isLgl/>
+      <w:lvlText w:val="%1.%2.%3."/>
+      <w:lvlJc w:val="left"/>
+      <w:pPr>
+        <w:ind w:left="1298" w:hanging="720"/>
+      </w:pPr>
+      <w:rPr>
+        <w:rFonts w:hint="default"/>
+      </w:rPr>
+    </w:lvl>
+    <w:lvl w:ilvl="3">
+      <w:start w:val="1"/>
+      <w:numFmt w:val="decimal"/>
+      <w:isLgl/>
+      <w:lvlText w:val="%1.%2.%3.%4."/>
+      <w:lvlJc w:val="left"/>
+      <w:pPr>
+        <w:ind w:left="1876" w:hanging="1080"/>
+      </w:pPr>
+      <w:rPr>
+        <w:rFonts w:hint="default"/>
+      </w:rPr>
+    </w:lvl>
+    <w:lvl w:ilvl="4">
+      <w:start w:val="1"/>
+      <w:numFmt w:val="decimal"/>
+      <w:isLgl/>
+      <w:lvlText w:val="%1.%2.%3.%4.%5."/>
+      <w:lvlJc w:val="left"/>
+      <w:pPr>
+        <w:ind w:left="2094" w:hanging="1080"/>
+      </w:pPr>
+      <w:rPr>
+        <w:rFonts w:hint="default"/>
+      </w:rPr>
+    </w:lvl>
+    <w:lvl w:ilvl="5">
+      <w:start w:val="1"/>
+      <w:numFmt w:val="decimal"/>
+      <w:isLgl/>
+      <w:lvlText w:val="%1.%2.%3.%4.%5.%6."/>
+      <w:lvlJc w:val="left"/>
+      <w:pPr>
+        <w:ind w:left="2672" w:hanging="1440"/>
+      </w:pPr>
+      <w:rPr>
+        <w:rFonts w:hint="default"/>
+      </w:rPr>
+    </w:lvl>
+    <w:lvl w:ilvl="6">
+      <w:start w:val="1"/>
+      <w:numFmt w:val="decimal"/>
+      <w:isLgl/>
+      <w:lvlText w:val="%1.%2.%3.%4.%5.%6.%7."/>
+      <w:lvlJc w:val="left"/>
+      <w:pPr>
+        <w:ind w:left="2890" w:hanging="1440"/>
+      </w:pPr>
+      <w:rPr>
+        <w:rFonts w:hint="default"/>
+      </w:rPr>
+    </w:lvl>
+    <w:lvl w:ilvl="7">
+      <w:start w:val="1"/>
+      <w:numFmt w:val="decimal"/>
+      <w:isLgl/>
+      <w:lvlText w:val="%1.%2.%3.%4.%5.%6.%7.%8."/>
+      <w:lvlJc w:val="left"/>
+      <w:pPr>
+        <w:ind w:left="3468" w:hanging="1800"/>
+      </w:pPr>
+      <w:rPr>
+        <w:rFonts w:hint="default"/>
+      </w:rPr>
+    </w:lvl>
+    <w:lvl w:ilvl="8">
+      <w:start w:val="1"/>
+      <w:numFmt w:val="decimal"/>
+      <w:isLgl/>
+      <w:lvlText w:val="%1.%2.%3.%4.%5.%6.%7.%8.%9."/>
+      <w:lvlJc w:val="left"/>
+      <w:pPr>
+        <w:ind w:left="3686" w:hanging="1800"/>
+      </w:pPr>
+      <w:rPr>
+        <w:rFonts w:hint="default"/>
+      </w:rPr>
+    </w:lvl>
+  </w:abstractNum>
+  <w:abstractNum w:abstractNumId="2" w15:restartNumberingAfterBreak="0">
+    <w:nsid w:val="60850D30"/>
+    <w:multiLevelType w:val="multilevel"/>
+    <w:tmpl w:val="D9CC0B66"/>
+    <w:lvl w:ilvl="0">
+      <w:start w:val="1"/>
+      <w:numFmt w:val="bullet"/>
+      <w:lvlText w:val="●"/>
+      <w:lvlJc w:val="left"/>
+      <w:pPr>
+        <w:ind w:left="720" w:hanging="360"/>
+      </w:pPr>
+      <w:rPr>
+        <w:u w:val="none"/>
+      </w:rPr>
+    </w:lvl>
+    <w:lvl w:ilvl="1">
+      <w:start w:val="1"/>
+      <w:numFmt w:val="bullet"/>
+      <w:lvlText w:val="○"/>
+      <w:lvlJc w:val="left"/>
+      <w:pPr>
+        <w:ind w:left="1440" w:hanging="360"/>
+      </w:pPr>
+      <w:rPr>
+        <w:u w:val="none"/>
+      </w:rPr>
+    </w:lvl>
+    <w:lvl w:ilvl="2">
+      <w:start w:val="1"/>
+      <w:numFmt w:val="bullet"/>
+      <w:lvlText w:val="■"/>
+      <w:lvlJc w:val="left"/>
+      <w:pPr>
+        <w:ind w:left="2160" w:hanging="360"/>
+      </w:pPr>
+      <w:rPr>
+        <w:u w:val="none"/>
+      </w:rPr>
+    </w:lvl>
+    <w:lvl w:ilvl="3">
+      <w:start w:val="1"/>
+      <w:numFmt w:val="bullet"/>
+      <w:lvlText w:val="●"/>
+      <w:lvlJc w:val="left"/>
+      <w:pPr>
+        <w:ind w:left="2880" w:hanging="360"/>
+      </w:pPr>
+      <w:rPr>
+        <w:u w:val="none"/>
+      </w:rPr>
+    </w:lvl>
+    <w:lvl w:ilvl="4">
+      <w:start w:val="1"/>
+      <w:numFmt w:val="bullet"/>
+      <w:lvlText w:val="○"/>
+      <w:lvlJc w:val="left"/>
+      <w:pPr>
+        <w:ind w:left="3600" w:hanging="360"/>
+      </w:pPr>
+      <w:rPr>
+        <w:u w:val="none"/>
+      </w:rPr>
+    </w:lvl>
+    <w:lvl w:ilvl="5">
+      <w:start w:val="1"/>
+      <w:numFmt w:val="bullet"/>
+      <w:lvlText w:val="■"/>
+      <w:lvlJc w:val="left"/>
+      <w:pPr>
+        <w:ind w:left="4320" w:hanging="360"/>
+      </w:pPr>
+      <w:rPr>
+        <w:u w:val="none"/>
+      </w:rPr>
+    </w:lvl>
+    <w:lvl w:ilvl="6">
+      <w:start w:val="1"/>
+      <w:numFmt w:val="bullet"/>
+      <w:lvlText w:val="●"/>
+      <w:lvlJc w:val="left"/>
+      <w:pPr>
+        <w:ind w:left="5040" w:hanging="360"/>
+      </w:pPr>
+      <w:rPr>
+        <w:u w:val="none"/>
+      </w:rPr>
+    </w:lvl>
+    <w:lvl w:ilvl="7">
+      <w:start w:val="1"/>
+      <w:numFmt w:val="bullet"/>
+      <w:lvlText w:val="○"/>
+      <w:lvlJc w:val="left"/>
+      <w:pPr>
+        <w:ind w:left="5760" w:hanging="360"/>
+      </w:pPr>
+      <w:rPr>
+        <w:u w:val="none"/>
+      </w:rPr>
+    </w:lvl>
+    <w:lvl w:ilvl="8">
+      <w:start w:val="1"/>
+      <w:numFmt w:val="bullet"/>
+      <w:lvlText w:val="■"/>
+      <w:lvlJc w:val="left"/>
+      <w:pPr>
+        <w:ind w:left="6480" w:hanging="360"/>
+      </w:pPr>
+      <w:rPr>
+        <w:u w:val="none"/>
+      </w:rPr>
+    </w:lvl>
+  </w:abstractNum>
+  <w:num w:numId="1" w16cid:durableId="1488471963">
+    <w:abstractNumId w:val="2"/>
+  </w:num>
+  <w:num w:numId="2" w16cid:durableId="1564289473">
+    <w:abstractNumId w:val="0"/>
+  </w:num>
+  <w:num w:numId="3" w16cid:durableId="1402950787">
     <w:abstractNumId w:val="1"/>
-  </w:num>
-  <w:num w:numId="2">
-    <w:abstractNumId w:val="2"/>
   </w:num>
 </w:numbering>
 </file>
 
 <file path=word/styles.xml><?xml version="1.0" encoding="utf-8"?>
-<w:styles xmlns:mc="http://schemas.openxmlformats.org/markup-compatibility/2006" xmlns:o="urn:schemas-microsoft-com:office:office" xmlns:r="http://schemas.openxmlformats.org/officeDocument/2006/relationships" xmlns:m="http://schemas.openxmlformats.org/officeDocument/2006/math" xmlns:v="urn:schemas-microsoft-com:vml" xmlns:wp="http://schemas.openxmlformats.org/drawingml/2006/wordprocessingDrawing" xmlns:w10="urn:schemas-microsoft-com:office:word" xmlns:w="http://schemas.openxmlformats.org/wordprocessingml/2006/main" xmlns:wne="http://schemas.microsoft.com/office/word/2006/wordml" xmlns:sl="http://schemas.openxmlformats.org/schemaLibrary/2006/main" xmlns:a="http://schemas.openxmlformats.org/drawingml/2006/main" xmlns:pic="http://schemas.openxmlformats.org/drawingml/2006/picture" xmlns:c="http://schemas.openxmlformats.org/drawingml/2006/chart" xmlns:lc="http://schemas.openxmlformats.org/drawingml/2006/lockedCanvas" xmlns:dgm="http://schemas.openxmlformats.org/drawingml/2006/diagram" xmlns:wps="http://schemas.microsoft.com/office/word/2010/wordprocessingShape" xmlns:wpg="http://schemas.microsoft.com/office/word/2010/wordprocessingGroup" xmlns:w14="http://schemas.microsoft.com/office/word/2010/wordml" xmlns:w15="http://schemas.microsoft.com/office/word/2012/wordml" xmlns:w16="http://schemas.microsoft.com/office/word/2018/wordml" xmlns:w16cex="http://schemas.microsoft.com/office/word/2018/wordml/cex" xmlns:w16cid="http://schemas.microsoft.com/office/word/2016/wordml/cid" xmlns="http://schemas.microsoft.com/office/tasks/2019/documenttasks" xmlns:cr="http://schemas.microsoft.com/office/comments/2020/reactions">
+<w:styles xmlns:mc="http://schemas.openxmlformats.org/markup-compatibility/2006" xmlns:r="http://schemas.openxmlformats.org/officeDocument/2006/relationships" xmlns:w="http://schemas.openxmlformats.org/wordprocessingml/2006/main" xmlns:w14="http://schemas.microsoft.com/office/word/2010/wordml" xmlns:w15="http://schemas.microsoft.com/office/word/2012/wordml" xmlns:w16cex="http://schemas.microsoft.com/office/word/2018/wordml/cex" xmlns:w16cid="http://schemas.microsoft.com/office/word/2016/wordml/cid" xmlns:w16="http://schemas.microsoft.com/office/word/2018/wordml" xmlns:w16du="http://schemas.microsoft.com/office/word/2023/wordml/word16du" xmlns:w16sdtdh="http://schemas.microsoft.com/office/word/2020/wordml/sdtdatahash" xmlns:w16sdtfl="http://schemas.microsoft.com/office/word/2024/wordml/sdtformatlock" xmlns:w16se="http://schemas.microsoft.com/office/word/2015/wordml/symex" mc:Ignorable="w14 w15 w16se w16cid w16 w16cex w16sdtdh w16sdtfl w16du">
   <w:docDefaults>
     <w:rPrDefault>
       <w:rPr>
-        <w:rFonts w:ascii="Arial" w:cs="Arial" w:eastAsia="Arial" w:hAnsi="Arial"/>
+        <w:rFonts w:ascii="Arial" w:eastAsia="Arial" w:hAnsi="Arial" w:cs="Arial"/>
         <w:sz w:val="22"/>
         <w:szCs w:val="22"/>
-        <w:lang w:val="en"/>
+        <w:lang w:val="en" w:eastAsia="vi-VN" w:bidi="ar-SA"/>
       </w:rPr>
     </w:rPrDefault>
     <w:pPrDefault>
@@ -2963,29 +4210,399 @@
       </w:pPr>
     </w:pPrDefault>
   </w:docDefaults>
-  <w:style w:type="table" w:styleId="TableNormal" w:default="1">
-    <w:name w:val="TableNormal"/>
-    <w:tblPr>
-      <w:tblCellMar>
-        <w:top w:w="100.0" w:type="dxa"/>
-        <w:left w:w="100.0" w:type="dxa"/>
-        <w:bottom w:w="100.0" w:type="dxa"/>
-        <w:right w:w="100.0" w:type="dxa"/>
-      </w:tblCellMar>
-    </w:tblPr>
-  </w:style>
-  <w:style w:type="paragraph" w:styleId="Normal" w:default="1">
-    <w:name w:val="normal"/>
+  <w:latentStyles w:defLockedState="0" w:defUIPriority="99" w:defSemiHidden="0" w:defUnhideWhenUsed="0" w:defQFormat="0" w:count="376">
+    <w:lsdException w:name="Normal" w:uiPriority="0" w:qFormat="1"/>
+    <w:lsdException w:name="heading 1" w:uiPriority="9" w:qFormat="1"/>
+    <w:lsdException w:name="heading 2" w:semiHidden="1" w:uiPriority="9" w:unhideWhenUsed="1" w:qFormat="1"/>
+    <w:lsdException w:name="heading 3" w:semiHidden="1" w:uiPriority="9" w:unhideWhenUsed="1" w:qFormat="1"/>
+    <w:lsdException w:name="heading 4" w:semiHidden="1" w:uiPriority="9" w:unhideWhenUsed="1" w:qFormat="1"/>
+    <w:lsdException w:name="heading 5" w:semiHidden="1" w:uiPriority="9" w:unhideWhenUsed="1" w:qFormat="1"/>
+    <w:lsdException w:name="heading 6" w:semiHidden="1" w:uiPriority="9" w:unhideWhenUsed="1" w:qFormat="1"/>
+    <w:lsdException w:name="heading 7" w:semiHidden="1" w:uiPriority="9" w:unhideWhenUsed="1" w:qFormat="1"/>
+    <w:lsdException w:name="heading 8" w:semiHidden="1" w:uiPriority="9" w:unhideWhenUsed="1" w:qFormat="1"/>
+    <w:lsdException w:name="heading 9" w:semiHidden="1" w:uiPriority="9" w:unhideWhenUsed="1" w:qFormat="1"/>
+    <w:lsdException w:name="index 1" w:semiHidden="1" w:unhideWhenUsed="1"/>
+    <w:lsdException w:name="index 2" w:semiHidden="1" w:unhideWhenUsed="1"/>
+    <w:lsdException w:name="index 3" w:semiHidden="1" w:unhideWhenUsed="1"/>
+    <w:lsdException w:name="index 4" w:semiHidden="1" w:unhideWhenUsed="1"/>
+    <w:lsdException w:name="index 5" w:semiHidden="1" w:unhideWhenUsed="1"/>
+    <w:lsdException w:name="index 6" w:semiHidden="1" w:unhideWhenUsed="1"/>
+    <w:lsdException w:name="index 7" w:semiHidden="1" w:unhideWhenUsed="1"/>
+    <w:lsdException w:name="index 8" w:semiHidden="1" w:unhideWhenUsed="1"/>
+    <w:lsdException w:name="index 9" w:semiHidden="1" w:unhideWhenUsed="1"/>
+    <w:lsdException w:name="toc 1" w:semiHidden="1" w:uiPriority="39" w:unhideWhenUsed="1"/>
+    <w:lsdException w:name="toc 2" w:semiHidden="1" w:uiPriority="39" w:unhideWhenUsed="1"/>
+    <w:lsdException w:name="toc 3" w:semiHidden="1" w:uiPriority="39" w:unhideWhenUsed="1"/>
+    <w:lsdException w:name="toc 4" w:semiHidden="1" w:uiPriority="39" w:unhideWhenUsed="1"/>
+    <w:lsdException w:name="toc 5" w:semiHidden="1" w:uiPriority="39" w:unhideWhenUsed="1"/>
+    <w:lsdException w:name="toc 6" w:semiHidden="1" w:uiPriority="39" w:unhideWhenUsed="1"/>
+    <w:lsdException w:name="toc 7" w:semiHidden="1" w:uiPriority="39" w:unhideWhenUsed="1"/>
+    <w:lsdException w:name="toc 8" w:semiHidden="1" w:uiPriority="39" w:unhideWhenUsed="1"/>
+    <w:lsdException w:name="toc 9" w:semiHidden="1" w:uiPriority="39" w:unhideWhenUsed="1"/>
+    <w:lsdException w:name="Normal Indent" w:semiHidden="1" w:unhideWhenUsed="1"/>
+    <w:lsdException w:name="footnote text" w:semiHidden="1" w:unhideWhenUsed="1"/>
+    <w:lsdException w:name="annotation text" w:semiHidden="1" w:unhideWhenUsed="1"/>
+    <w:lsdException w:name="header" w:semiHidden="1" w:unhideWhenUsed="1"/>
+    <w:lsdException w:name="footer" w:semiHidden="1" w:unhideWhenUsed="1"/>
+    <w:lsdException w:name="index heading" w:semiHidden="1" w:unhideWhenUsed="1"/>
+    <w:lsdException w:name="caption" w:semiHidden="1" w:uiPriority="35" w:unhideWhenUsed="1" w:qFormat="1"/>
+    <w:lsdException w:name="table of figures" w:semiHidden="1" w:unhideWhenUsed="1"/>
+    <w:lsdException w:name="envelope address" w:semiHidden="1" w:unhideWhenUsed="1"/>
+    <w:lsdException w:name="envelope return" w:semiHidden="1" w:unhideWhenUsed="1"/>
+    <w:lsdException w:name="footnote reference" w:semiHidden="1" w:unhideWhenUsed="1"/>
+    <w:lsdException w:name="annotation reference" w:semiHidden="1" w:unhideWhenUsed="1"/>
+    <w:lsdException w:name="line number" w:semiHidden="1" w:unhideWhenUsed="1"/>
+    <w:lsdException w:name="page number" w:semiHidden="1" w:unhideWhenUsed="1"/>
+    <w:lsdException w:name="endnote reference" w:semiHidden="1" w:unhideWhenUsed="1"/>
+    <w:lsdException w:name="endnote text" w:semiHidden="1" w:unhideWhenUsed="1"/>
+    <w:lsdException w:name="table of authorities" w:semiHidden="1" w:unhideWhenUsed="1"/>
+    <w:lsdException w:name="macro" w:semiHidden="1" w:unhideWhenUsed="1"/>
+    <w:lsdException w:name="toa heading" w:semiHidden="1" w:unhideWhenUsed="1"/>
+    <w:lsdException w:name="List" w:semiHidden="1" w:unhideWhenUsed="1"/>
+    <w:lsdException w:name="List Bullet" w:semiHidden="1" w:unhideWhenUsed="1"/>
+    <w:lsdException w:name="List Number" w:semiHidden="1" w:unhideWhenUsed="1"/>
+    <w:lsdException w:name="List 2" w:semiHidden="1" w:unhideWhenUsed="1"/>
+    <w:lsdException w:name="List 3" w:semiHidden="1" w:unhideWhenUsed="1"/>
+    <w:lsdException w:name="List 4" w:semiHidden="1" w:unhideWhenUsed="1"/>
+    <w:lsdException w:name="List 5" w:semiHidden="1" w:unhideWhenUsed="1"/>
+    <w:lsdException w:name="List Bullet 2" w:semiHidden="1" w:unhideWhenUsed="1"/>
+    <w:lsdException w:name="List Bullet 3" w:semiHidden="1" w:unhideWhenUsed="1"/>
+    <w:lsdException w:name="List Bullet 4" w:semiHidden="1" w:unhideWhenUsed="1"/>
+    <w:lsdException w:name="List Bullet 5" w:semiHidden="1" w:unhideWhenUsed="1"/>
+    <w:lsdException w:name="List Number 2" w:semiHidden="1" w:unhideWhenUsed="1"/>
+    <w:lsdException w:name="List Number 3" w:semiHidden="1" w:unhideWhenUsed="1"/>
+    <w:lsdException w:name="List Number 4" w:semiHidden="1" w:unhideWhenUsed="1"/>
+    <w:lsdException w:name="List Number 5" w:semiHidden="1" w:unhideWhenUsed="1"/>
+    <w:lsdException w:name="Title" w:uiPriority="10" w:qFormat="1"/>
+    <w:lsdException w:name="Closing" w:semiHidden="1" w:unhideWhenUsed="1"/>
+    <w:lsdException w:name="Signature" w:semiHidden="1" w:unhideWhenUsed="1"/>
+    <w:lsdException w:name="Default Paragraph Font" w:semiHidden="1" w:uiPriority="1" w:unhideWhenUsed="1"/>
+    <w:lsdException w:name="Body Text" w:semiHidden="1" w:unhideWhenUsed="1"/>
+    <w:lsdException w:name="Body Text Indent" w:semiHidden="1" w:unhideWhenUsed="1"/>
+    <w:lsdException w:name="List Continue" w:semiHidden="1" w:unhideWhenUsed="1"/>
+    <w:lsdException w:name="List Continue 2" w:semiHidden="1" w:unhideWhenUsed="1"/>
+    <w:lsdException w:name="List Continue 3" w:semiHidden="1" w:unhideWhenUsed="1"/>
+    <w:lsdException w:name="List Continue 4" w:semiHidden="1" w:unhideWhenUsed="1"/>
+    <w:lsdException w:name="List Continue 5" w:semiHidden="1" w:unhideWhenUsed="1"/>
+    <w:lsdException w:name="Message Header" w:semiHidden="1" w:unhideWhenUsed="1"/>
+    <w:lsdException w:name="Subtitle" w:uiPriority="11" w:qFormat="1"/>
+    <w:lsdException w:name="Salutation" w:semiHidden="1" w:unhideWhenUsed="1"/>
+    <w:lsdException w:name="Date" w:semiHidden="1" w:unhideWhenUsed="1"/>
+    <w:lsdException w:name="Body Text First Indent" w:semiHidden="1" w:unhideWhenUsed="1"/>
+    <w:lsdException w:name="Body Text First Indent 2" w:semiHidden="1" w:unhideWhenUsed="1"/>
+    <w:lsdException w:name="Note Heading" w:semiHidden="1" w:unhideWhenUsed="1"/>
+    <w:lsdException w:name="Body Text 2" w:semiHidden="1" w:unhideWhenUsed="1"/>
+    <w:lsdException w:name="Body Text 3" w:semiHidden="1" w:unhideWhenUsed="1"/>
+    <w:lsdException w:name="Body Text Indent 2" w:semiHidden="1" w:unhideWhenUsed="1"/>
+    <w:lsdException w:name="Body Text Indent 3" w:semiHidden="1" w:unhideWhenUsed="1"/>
+    <w:lsdException w:name="Block Text" w:semiHidden="1" w:unhideWhenUsed="1"/>
+    <w:lsdException w:name="Hyperlink" w:semiHidden="1" w:unhideWhenUsed="1"/>
+    <w:lsdException w:name="FollowedHyperlink" w:semiHidden="1" w:unhideWhenUsed="1"/>
+    <w:lsdException w:name="Strong" w:uiPriority="22" w:qFormat="1"/>
+    <w:lsdException w:name="Emphasis" w:uiPriority="20" w:qFormat="1"/>
+    <w:lsdException w:name="Document Map" w:semiHidden="1" w:unhideWhenUsed="1"/>
+    <w:lsdException w:name="Plain Text" w:semiHidden="1" w:unhideWhenUsed="1"/>
+    <w:lsdException w:name="E-mail Signature" w:semiHidden="1" w:unhideWhenUsed="1"/>
+    <w:lsdException w:name="HTML Top of Form" w:semiHidden="1" w:unhideWhenUsed="1"/>
+    <w:lsdException w:name="HTML Bottom of Form" w:semiHidden="1" w:unhideWhenUsed="1"/>
+    <w:lsdException w:name="Normal (Web)" w:semiHidden="1" w:unhideWhenUsed="1"/>
+    <w:lsdException w:name="HTML Acronym" w:semiHidden="1" w:unhideWhenUsed="1"/>
+    <w:lsdException w:name="HTML Address" w:semiHidden="1" w:unhideWhenUsed="1"/>
+    <w:lsdException w:name="HTML Cite" w:semiHidden="1" w:unhideWhenUsed="1"/>
+    <w:lsdException w:name="HTML Code" w:semiHidden="1" w:unhideWhenUsed="1"/>
+    <w:lsdException w:name="HTML Definition" w:semiHidden="1" w:unhideWhenUsed="1"/>
+    <w:lsdException w:name="HTML Keyboard" w:semiHidden="1" w:unhideWhenUsed="1"/>
+    <w:lsdException w:name="HTML Preformatted" w:semiHidden="1" w:unhideWhenUsed="1"/>
+    <w:lsdException w:name="HTML Sample" w:semiHidden="1" w:unhideWhenUsed="1"/>
+    <w:lsdException w:name="HTML Typewriter" w:semiHidden="1" w:unhideWhenUsed="1"/>
+    <w:lsdException w:name="HTML Variable" w:semiHidden="1" w:unhideWhenUsed="1"/>
+    <w:lsdException w:name="Normal Table" w:semiHidden="1" w:unhideWhenUsed="1"/>
+    <w:lsdException w:name="annotation subject" w:semiHidden="1" w:unhideWhenUsed="1"/>
+    <w:lsdException w:name="No List" w:semiHidden="1" w:unhideWhenUsed="1"/>
+    <w:lsdException w:name="Outline List 1" w:semiHidden="1" w:unhideWhenUsed="1"/>
+    <w:lsdException w:name="Outline List 2" w:semiHidden="1" w:unhideWhenUsed="1"/>
+    <w:lsdException w:name="Outline List 3" w:semiHidden="1" w:unhideWhenUsed="1"/>
+    <w:lsdException w:name="Table Simple 1" w:semiHidden="1" w:unhideWhenUsed="1"/>
+    <w:lsdException w:name="Table Simple 2" w:semiHidden="1" w:unhideWhenUsed="1"/>
+    <w:lsdException w:name="Table Simple 3" w:semiHidden="1" w:unhideWhenUsed="1"/>
+    <w:lsdException w:name="Table Classic 1" w:semiHidden="1" w:unhideWhenUsed="1"/>
+    <w:lsdException w:name="Table Classic 2" w:semiHidden="1" w:unhideWhenUsed="1"/>
+    <w:lsdException w:name="Table Classic 3" w:semiHidden="1" w:unhideWhenUsed="1"/>
+    <w:lsdException w:name="Table Classic 4" w:semiHidden="1" w:unhideWhenUsed="1"/>
+    <w:lsdException w:name="Table Colorful 1" w:semiHidden="1" w:unhideWhenUsed="1"/>
+    <w:lsdException w:name="Table Colorful 2" w:semiHidden="1" w:unhideWhenUsed="1"/>
+    <w:lsdException w:name="Table Colorful 3" w:semiHidden="1" w:unhideWhenUsed="1"/>
+    <w:lsdException w:name="Table Columns 1" w:semiHidden="1" w:unhideWhenUsed="1"/>
+    <w:lsdException w:name="Table Columns 2" w:semiHidden="1" w:unhideWhenUsed="1"/>
+    <w:lsdException w:name="Table Columns 3" w:semiHidden="1" w:unhideWhenUsed="1"/>
+    <w:lsdException w:name="Table Columns 4" w:semiHidden="1" w:unhideWhenUsed="1"/>
+    <w:lsdException w:name="Table Columns 5" w:semiHidden="1" w:unhideWhenUsed="1"/>
+    <w:lsdException w:name="Table Grid 1" w:semiHidden="1" w:unhideWhenUsed="1"/>
+    <w:lsdException w:name="Table Grid 2" w:semiHidden="1" w:unhideWhenUsed="1"/>
+    <w:lsdException w:name="Table Grid 3" w:semiHidden="1" w:unhideWhenUsed="1"/>
+    <w:lsdException w:name="Table Grid 4" w:semiHidden="1" w:unhideWhenUsed="1"/>
+    <w:lsdException w:name="Table Grid 5" w:semiHidden="1" w:unhideWhenUsed="1"/>
+    <w:lsdException w:name="Table Grid 6" w:semiHidden="1" w:unhideWhenUsed="1"/>
+    <w:lsdException w:name="Table Grid 7" w:semiHidden="1" w:unhideWhenUsed="1"/>
+    <w:lsdException w:name="Table Grid 8" w:semiHidden="1" w:unhideWhenUsed="1"/>
+    <w:lsdException w:name="Table List 1" w:semiHidden="1" w:unhideWhenUsed="1"/>
+    <w:lsdException w:name="Table List 2" w:semiHidden="1" w:unhideWhenUsed="1"/>
+    <w:lsdException w:name="Table List 3" w:semiHidden="1" w:unhideWhenUsed="1"/>
+    <w:lsdException w:name="Table List 4" w:semiHidden="1" w:unhideWhenUsed="1"/>
+    <w:lsdException w:name="Table List 5" w:semiHidden="1" w:unhideWhenUsed="1"/>
+    <w:lsdException w:name="Table List 6" w:semiHidden="1" w:unhideWhenUsed="1"/>
+    <w:lsdException w:name="Table List 7" w:semiHidden="1" w:unhideWhenUsed="1"/>
+    <w:lsdException w:name="Table List 8" w:semiHidden="1" w:unhideWhenUsed="1"/>
+    <w:lsdException w:name="Table 3D effects 1" w:semiHidden="1" w:unhideWhenUsed="1"/>
+    <w:lsdException w:name="Table 3D effects 2" w:semiHidden="1" w:unhideWhenUsed="1"/>
+    <w:lsdException w:name="Table 3D effects 3" w:semiHidden="1" w:unhideWhenUsed="1"/>
+    <w:lsdException w:name="Table Contemporary" w:semiHidden="1" w:unhideWhenUsed="1"/>
+    <w:lsdException w:name="Table Elegant" w:semiHidden="1" w:unhideWhenUsed="1"/>
+    <w:lsdException w:name="Table Professional" w:semiHidden="1" w:unhideWhenUsed="1"/>
+    <w:lsdException w:name="Table Subtle 1" w:semiHidden="1" w:unhideWhenUsed="1"/>
+    <w:lsdException w:name="Table Subtle 2" w:semiHidden="1" w:unhideWhenUsed="1"/>
+    <w:lsdException w:name="Table Web 1" w:semiHidden="1" w:unhideWhenUsed="1"/>
+    <w:lsdException w:name="Table Web 2" w:semiHidden="1" w:unhideWhenUsed="1"/>
+    <w:lsdException w:name="Table Web 3" w:semiHidden="1" w:unhideWhenUsed="1"/>
+    <w:lsdException w:name="Balloon Text" w:semiHidden="1" w:unhideWhenUsed="1"/>
+    <w:lsdException w:name="Table Grid" w:uiPriority="39"/>
+    <w:lsdException w:name="Table Theme" w:semiHidden="1" w:unhideWhenUsed="1"/>
+    <w:lsdException w:name="Placeholder Text" w:semiHidden="1"/>
+    <w:lsdException w:name="No Spacing" w:uiPriority="1" w:qFormat="1"/>
+    <w:lsdException w:name="Light Shading" w:uiPriority="60"/>
+    <w:lsdException w:name="Light List" w:uiPriority="61"/>
+    <w:lsdException w:name="Light Grid" w:uiPriority="62"/>
+    <w:lsdException w:name="Medium Shading 1" w:uiPriority="63"/>
+    <w:lsdException w:name="Medium Shading 2" w:uiPriority="64"/>
+    <w:lsdException w:name="Medium List 1" w:uiPriority="65"/>
+    <w:lsdException w:name="Medium List 2" w:uiPriority="66"/>
+    <w:lsdException w:name="Medium Grid 1" w:uiPriority="67"/>
+    <w:lsdException w:name="Medium Grid 2" w:uiPriority="68"/>
+    <w:lsdException w:name="Medium Grid 3" w:uiPriority="69"/>
+    <w:lsdException w:name="Dark List" w:uiPriority="70"/>
+    <w:lsdException w:name="Colorful Shading" w:uiPriority="71"/>
+    <w:lsdException w:name="Colorful List" w:uiPriority="72"/>
+    <w:lsdException w:name="Colorful Grid" w:uiPriority="73"/>
+    <w:lsdException w:name="Light Shading Accent 1" w:uiPriority="60"/>
+    <w:lsdException w:name="Light List Accent 1" w:uiPriority="61"/>
+    <w:lsdException w:name="Light Grid Accent 1" w:uiPriority="62"/>
+    <w:lsdException w:name="Medium Shading 1 Accent 1" w:uiPriority="63"/>
+    <w:lsdException w:name="Medium Shading 2 Accent 1" w:uiPriority="64"/>
+    <w:lsdException w:name="Medium List 1 Accent 1" w:uiPriority="65"/>
+    <w:lsdException w:name="Revision" w:semiHidden="1"/>
+    <w:lsdException w:name="List Paragraph" w:uiPriority="34" w:qFormat="1"/>
+    <w:lsdException w:name="Quote" w:uiPriority="29" w:qFormat="1"/>
+    <w:lsdException w:name="Intense Quote" w:uiPriority="30" w:qFormat="1"/>
+    <w:lsdException w:name="Medium List 2 Accent 1" w:uiPriority="66"/>
+    <w:lsdException w:name="Medium Grid 1 Accent 1" w:uiPriority="67"/>
+    <w:lsdException w:name="Medium Grid 2 Accent 1" w:uiPriority="68"/>
+    <w:lsdException w:name="Medium Grid 3 Accent 1" w:uiPriority="69"/>
+    <w:lsdException w:name="Dark List Accent 1" w:uiPriority="70"/>
+    <w:lsdException w:name="Colorful Shading Accent 1" w:uiPriority="71"/>
+    <w:lsdException w:name="Colorful List Accent 1" w:uiPriority="72"/>
+    <w:lsdException w:name="Colorful Grid Accent 1" w:uiPriority="73"/>
+    <w:lsdException w:name="Light Shading Accent 2" w:uiPriority="60"/>
+    <w:lsdException w:name="Light List Accent 2" w:uiPriority="61"/>
+    <w:lsdException w:name="Light Grid Accent 2" w:uiPriority="62"/>
+    <w:lsdException w:name="Medium Shading 1 Accent 2" w:uiPriority="63"/>
+    <w:lsdException w:name="Medium Shading 2 Accent 2" w:uiPriority="64"/>
+    <w:lsdException w:name="Medium List 1 Accent 2" w:uiPriority="65"/>
+    <w:lsdException w:name="Medium List 2 Accent 2" w:uiPriority="66"/>
+    <w:lsdException w:name="Medium Grid 1 Accent 2" w:uiPriority="67"/>
+    <w:lsdException w:name="Medium Grid 2 Accent 2" w:uiPriority="68"/>
+    <w:lsdException w:name="Medium Grid 3 Accent 2" w:uiPriority="69"/>
+    <w:lsdException w:name="Dark List Accent 2" w:uiPriority="70"/>
+    <w:lsdException w:name="Colorful Shading Accent 2" w:uiPriority="71"/>
+    <w:lsdException w:name="Colorful List Accent 2" w:uiPriority="72"/>
+    <w:lsdException w:name="Colorful Grid Accent 2" w:uiPriority="73"/>
+    <w:lsdException w:name="Light Shading Accent 3" w:uiPriority="60"/>
+    <w:lsdException w:name="Light List Accent 3" w:uiPriority="61"/>
+    <w:lsdException w:name="Light Grid Accent 3" w:uiPriority="62"/>
+    <w:lsdException w:name="Medium Shading 1 Accent 3" w:uiPriority="63"/>
+    <w:lsdException w:name="Medium Shading 2 Accent 3" w:uiPriority="64"/>
+    <w:lsdException w:name="Medium List 1 Accent 3" w:uiPriority="65"/>
+    <w:lsdException w:name="Medium List 2 Accent 3" w:uiPriority="66"/>
+    <w:lsdException w:name="Medium Grid 1 Accent 3" w:uiPriority="67"/>
+    <w:lsdException w:name="Medium Grid 2 Accent 3" w:uiPriority="68"/>
+    <w:lsdException w:name="Medium Grid 3 Accent 3" w:uiPriority="69"/>
+    <w:lsdException w:name="Dark List Accent 3" w:uiPriority="70"/>
+    <w:lsdException w:name="Colorful Shading Accent 3" w:uiPriority="71"/>
+    <w:lsdException w:name="Colorful List Accent 3" w:uiPriority="72"/>
+    <w:lsdException w:name="Colorful Grid Accent 3" w:uiPriority="73"/>
+    <w:lsdException w:name="Light Shading Accent 4" w:uiPriority="60"/>
+    <w:lsdException w:name="Light List Accent 4" w:uiPriority="61"/>
+    <w:lsdException w:name="Light Grid Accent 4" w:uiPriority="62"/>
+    <w:lsdException w:name="Medium Shading 1 Accent 4" w:uiPriority="63"/>
+    <w:lsdException w:name="Medium Shading 2 Accent 4" w:uiPriority="64"/>
+    <w:lsdException w:name="Medium List 1 Accent 4" w:uiPriority="65"/>
+    <w:lsdException w:name="Medium List 2 Accent 4" w:uiPriority="66"/>
+    <w:lsdException w:name="Medium Grid 1 Accent 4" w:uiPriority="67"/>
+    <w:lsdException w:name="Medium Grid 2 Accent 4" w:uiPriority="68"/>
+    <w:lsdException w:name="Medium Grid 3 Accent 4" w:uiPriority="69"/>
+    <w:lsdException w:name="Dark List Accent 4" w:uiPriority="70"/>
+    <w:lsdException w:name="Colorful Shading Accent 4" w:uiPriority="71"/>
+    <w:lsdException w:name="Colorful List Accent 4" w:uiPriority="72"/>
+    <w:lsdException w:name="Colorful Grid Accent 4" w:uiPriority="73"/>
+    <w:lsdException w:name="Light Shading Accent 5" w:uiPriority="60"/>
+    <w:lsdException w:name="Light List Accent 5" w:uiPriority="61"/>
+    <w:lsdException w:name="Light Grid Accent 5" w:uiPriority="62"/>
+    <w:lsdException w:name="Medium Shading 1 Accent 5" w:uiPriority="63"/>
+    <w:lsdException w:name="Medium Shading 2 Accent 5" w:uiPriority="64"/>
+    <w:lsdException w:name="Medium List 1 Accent 5" w:uiPriority="65"/>
+    <w:lsdException w:name="Medium List 2 Accent 5" w:uiPriority="66"/>
+    <w:lsdException w:name="Medium Grid 1 Accent 5" w:uiPriority="67"/>
+    <w:lsdException w:name="Medium Grid 2 Accent 5" w:uiPriority="68"/>
+    <w:lsdException w:name="Medium Grid 3 Accent 5" w:uiPriority="69"/>
+    <w:lsdException w:name="Dark List Accent 5" w:uiPriority="70"/>
+    <w:lsdException w:name="Colorful Shading Accent 5" w:uiPriority="71"/>
+    <w:lsdException w:name="Colorful List Accent 5" w:uiPriority="72"/>
+    <w:lsdException w:name="Colorful Grid Accent 5" w:uiPriority="73"/>
+    <w:lsdException w:name="Light Shading Accent 6" w:uiPriority="60"/>
+    <w:lsdException w:name="Light List Accent 6" w:uiPriority="61"/>
+    <w:lsdException w:name="Light Grid Accent 6" w:uiPriority="62"/>
+    <w:lsdException w:name="Medium Shading 1 Accent 6" w:uiPriority="63"/>
+    <w:lsdException w:name="Medium Shading 2 Accent 6" w:uiPriority="64"/>
+    <w:lsdException w:name="Medium List 1 Accent 6" w:uiPriority="65"/>
+    <w:lsdException w:name="Medium List 2 Accent 6" w:uiPriority="66"/>
+    <w:lsdException w:name="Medium Grid 1 Accent 6" w:uiPriority="67"/>
+    <w:lsdException w:name="Medium Grid 2 Accent 6" w:uiPriority="68"/>
+    <w:lsdException w:name="Medium Grid 3 Accent 6" w:uiPriority="69"/>
+    <w:lsdException w:name="Dark List Accent 6" w:uiPriority="70"/>
+    <w:lsdException w:name="Colorful Shading Accent 6" w:uiPriority="71"/>
+    <w:lsdException w:name="Colorful List Accent 6" w:uiPriority="72"/>
+    <w:lsdException w:name="Colorful Grid Accent 6" w:uiPriority="73"/>
+    <w:lsdException w:name="Subtle Emphasis" w:uiPriority="19" w:qFormat="1"/>
+    <w:lsdException w:name="Intense Emphasis" w:uiPriority="21" w:qFormat="1"/>
+    <w:lsdException w:name="Subtle Reference" w:uiPriority="31" w:qFormat="1"/>
+    <w:lsdException w:name="Intense Reference" w:uiPriority="32" w:qFormat="1"/>
+    <w:lsdException w:name="Book Title" w:uiPriority="33" w:qFormat="1"/>
+    <w:lsdException w:name="Bibliography" w:semiHidden="1" w:uiPriority="37" w:unhideWhenUsed="1"/>
+    <w:lsdException w:name="TOC Heading" w:semiHidden="1" w:uiPriority="39" w:unhideWhenUsed="1" w:qFormat="1"/>
+    <w:lsdException w:name="Plain Table 1" w:uiPriority="41"/>
+    <w:lsdException w:name="Plain Table 2" w:uiPriority="42"/>
+    <w:lsdException w:name="Plain Table 3" w:uiPriority="43"/>
+    <w:lsdException w:name="Plain Table 4" w:uiPriority="44"/>
+    <w:lsdException w:name="Plain Table 5" w:uiPriority="45"/>
+    <w:lsdException w:name="Grid Table Light" w:uiPriority="40"/>
+    <w:lsdException w:name="Grid Table 1 Light" w:uiPriority="46"/>
+    <w:lsdException w:name="Grid Table 2" w:uiPriority="47"/>
+    <w:lsdException w:name="Grid Table 3" w:uiPriority="48"/>
+    <w:lsdException w:name="Grid Table 4" w:uiPriority="49"/>
+    <w:lsdException w:name="Grid Table 5 Dark" w:uiPriority="50"/>
+    <w:lsdException w:name="Grid Table 6 Colorful" w:uiPriority="51"/>
+    <w:lsdException w:name="Grid Table 7 Colorful" w:uiPriority="52"/>
+    <w:lsdException w:name="Grid Table 1 Light Accent 1" w:uiPriority="46"/>
+    <w:lsdException w:name="Grid Table 2 Accent 1" w:uiPriority="47"/>
+    <w:lsdException w:name="Grid Table 3 Accent 1" w:uiPriority="48"/>
+    <w:lsdException w:name="Grid Table 4 Accent 1" w:uiPriority="49"/>
+    <w:lsdException w:name="Grid Table 5 Dark Accent 1" w:uiPriority="50"/>
+    <w:lsdException w:name="Grid Table 6 Colorful Accent 1" w:uiPriority="51"/>
+    <w:lsdException w:name="Grid Table 7 Colorful Accent 1" w:uiPriority="52"/>
+    <w:lsdException w:name="Grid Table 1 Light Accent 2" w:uiPriority="46"/>
+    <w:lsdException w:name="Grid Table 2 Accent 2" w:uiPriority="47"/>
+    <w:lsdException w:name="Grid Table 3 Accent 2" w:uiPriority="48"/>
+    <w:lsdException w:name="Grid Table 4 Accent 2" w:uiPriority="49"/>
+    <w:lsdException w:name="Grid Table 5 Dark Accent 2" w:uiPriority="50"/>
+    <w:lsdException w:name="Grid Table 6 Colorful Accent 2" w:uiPriority="51"/>
+    <w:lsdException w:name="Grid Table 7 Colorful Accent 2" w:uiPriority="52"/>
+    <w:lsdException w:name="Grid Table 1 Light Accent 3" w:uiPriority="46"/>
+    <w:lsdException w:name="Grid Table 2 Accent 3" w:uiPriority="47"/>
+    <w:lsdException w:name="Grid Table 3 Accent 3" w:uiPriority="48"/>
+    <w:lsdException w:name="Grid Table 4 Accent 3" w:uiPriority="49"/>
+    <w:lsdException w:name="Grid Table 5 Dark Accent 3" w:uiPriority="50"/>
+    <w:lsdException w:name="Grid Table 6 Colorful Accent 3" w:uiPriority="51"/>
+    <w:lsdException w:name="Grid Table 7 Colorful Accent 3" w:uiPriority="52"/>
+    <w:lsdException w:name="Grid Table 1 Light Accent 4" w:uiPriority="46"/>
+    <w:lsdException w:name="Grid Table 2 Accent 4" w:uiPriority="47"/>
+    <w:lsdException w:name="Grid Table 3 Accent 4" w:uiPriority="48"/>
+    <w:lsdException w:name="Grid Table 4 Accent 4" w:uiPriority="49"/>
+    <w:lsdException w:name="Grid Table 5 Dark Accent 4" w:uiPriority="50"/>
+    <w:lsdException w:name="Grid Table 6 Colorful Accent 4" w:uiPriority="51"/>
+    <w:lsdException w:name="Grid Table 7 Colorful Accent 4" w:uiPriority="52"/>
+    <w:lsdException w:name="Grid Table 1 Light Accent 5" w:uiPriority="46"/>
+    <w:lsdException w:name="Grid Table 2 Accent 5" w:uiPriority="47"/>
+    <w:lsdException w:name="Grid Table 3 Accent 5" w:uiPriority="48"/>
+    <w:lsdException w:name="Grid Table 4 Accent 5" w:uiPriority="49"/>
+    <w:lsdException w:name="Grid Table 5 Dark Accent 5" w:uiPriority="50"/>
+    <w:lsdException w:name="Grid Table 6 Colorful Accent 5" w:uiPriority="51"/>
+    <w:lsdException w:name="Grid Table 7 Colorful Accent 5" w:uiPriority="52"/>
+    <w:lsdException w:name="Grid Table 1 Light Accent 6" w:uiPriority="46"/>
+    <w:lsdException w:name="Grid Table 2 Accent 6" w:uiPriority="47"/>
+    <w:lsdException w:name="Grid Table 3 Accent 6" w:uiPriority="48"/>
+    <w:lsdException w:name="Grid Table 4 Accent 6" w:uiPriority="49"/>
+    <w:lsdException w:name="Grid Table 5 Dark Accent 6" w:uiPriority="50"/>
+    <w:lsdException w:name="Grid Table 6 Colorful Accent 6" w:uiPriority="51"/>
+    <w:lsdException w:name="Grid Table 7 Colorful Accent 6" w:uiPriority="52"/>
+    <w:lsdException w:name="List Table 1 Light" w:uiPriority="46"/>
+    <w:lsdException w:name="List Table 2" w:uiPriority="47"/>
+    <w:lsdException w:name="List Table 3" w:uiPriority="48"/>
+    <w:lsdException w:name="List Table 4" w:uiPriority="49"/>
+    <w:lsdException w:name="List Table 5 Dark" w:uiPriority="50"/>
+    <w:lsdException w:name="List Table 6 Colorful" w:uiPriority="51"/>
+    <w:lsdException w:name="List Table 7 Colorful" w:uiPriority="52"/>
+    <w:lsdException w:name="List Table 1 Light Accent 1" w:uiPriority="46"/>
+    <w:lsdException w:name="List Table 2 Accent 1" w:uiPriority="47"/>
+    <w:lsdException w:name="List Table 3 Accent 1" w:uiPriority="48"/>
+    <w:lsdException w:name="List Table 4 Accent 1" w:uiPriority="49"/>
+    <w:lsdException w:name="List Table 5 Dark Accent 1" w:uiPriority="50"/>
+    <w:lsdException w:name="List Table 6 Colorful Accent 1" w:uiPriority="51"/>
+    <w:lsdException w:name="List Table 7 Colorful Accent 1" w:uiPriority="52"/>
+    <w:lsdException w:name="List Table 1 Light Accent 2" w:uiPriority="46"/>
+    <w:lsdException w:name="List Table 2 Accent 2" w:uiPriority="47"/>
+    <w:lsdException w:name="List Table 3 Accent 2" w:uiPriority="48"/>
+    <w:lsdException w:name="List Table 4 Accent 2" w:uiPriority="49"/>
+    <w:lsdException w:name="List Table 5 Dark Accent 2" w:uiPriority="50"/>
+    <w:lsdException w:name="List Table 6 Colorful Accent 2" w:uiPriority="51"/>
+    <w:lsdException w:name="List Table 7 Colorful Accent 2" w:uiPriority="52"/>
+    <w:lsdException w:name="List Table 1 Light Accent 3" w:uiPriority="46"/>
+    <w:lsdException w:name="List Table 2 Accent 3" w:uiPriority="47"/>
+    <w:lsdException w:name="List Table 3 Accent 3" w:uiPriority="48"/>
+    <w:lsdException w:name="List Table 4 Accent 3" w:uiPriority="49"/>
+    <w:lsdException w:name="List Table 5 Dark Accent 3" w:uiPriority="50"/>
+    <w:lsdException w:name="List Table 6 Colorful Accent 3" w:uiPriority="51"/>
+    <w:lsdException w:name="List Table 7 Colorful Accent 3" w:uiPriority="52"/>
+    <w:lsdException w:name="List Table 1 Light Accent 4" w:uiPriority="46"/>
+    <w:lsdException w:name="List Table 2 Accent 4" w:uiPriority="47"/>
+    <w:lsdException w:name="List Table 3 Accent 4" w:uiPriority="48"/>
+    <w:lsdException w:name="List Table 4 Accent 4" w:uiPriority="49"/>
+    <w:lsdException w:name="List Table 5 Dark Accent 4" w:uiPriority="50"/>
+    <w:lsdException w:name="List Table 6 Colorful Accent 4" w:uiPriority="51"/>
+    <w:lsdException w:name="List Table 7 Colorful Accent 4" w:uiPriority="52"/>
+    <w:lsdException w:name="List Table 1 Light Accent 5" w:uiPriority="46"/>
+    <w:lsdException w:name="List Table 2 Accent 5" w:uiPriority="47"/>
+    <w:lsdException w:name="List Table 3 Accent 5" w:uiPriority="48"/>
+    <w:lsdException w:name="List Table 4 Accent 5" w:uiPriority="49"/>
+    <w:lsdException w:name="List Table 5 Dark Accent 5" w:uiPriority="50"/>
+    <w:lsdException w:name="List Table 6 Colorful Accent 5" w:uiPriority="51"/>
+    <w:lsdException w:name="List Table 7 Colorful Accent 5" w:uiPriority="52"/>
+    <w:lsdException w:name="List Table 1 Light Accent 6" w:uiPriority="46"/>
+    <w:lsdException w:name="List Table 2 Accent 6" w:uiPriority="47"/>
+    <w:lsdException w:name="List Table 3 Accent 6" w:uiPriority="48"/>
+    <w:lsdException w:name="List Table 4 Accent 6" w:uiPriority="49"/>
+    <w:lsdException w:name="List Table 5 Dark Accent 6" w:uiPriority="50"/>
+    <w:lsdException w:name="List Table 6 Colorful Accent 6" w:uiPriority="51"/>
+    <w:lsdException w:name="List Table 7 Colorful Accent 6" w:uiPriority="52"/>
+    <w:lsdException w:name="Mention" w:semiHidden="1" w:unhideWhenUsed="1"/>
+    <w:lsdException w:name="Smart Hyperlink" w:semiHidden="1" w:unhideWhenUsed="1"/>
+    <w:lsdException w:name="Hashtag" w:semiHidden="1" w:unhideWhenUsed="1"/>
+    <w:lsdException w:name="Unresolved Mention" w:semiHidden="1" w:unhideWhenUsed="1"/>
+    <w:lsdException w:name="Smart Link" w:semiHidden="1" w:unhideWhenUsed="1"/>
+  </w:latentStyles>
+  <w:style w:type="paragraph" w:default="1" w:styleId="Normal">
+    <w:name w:val="Normal"/>
+    <w:qFormat/>
   </w:style>
   <w:style w:type="paragraph" w:styleId="Heading1">
     <w:name w:val="heading 1"/>
     <w:basedOn w:val="Normal"/>
     <w:next w:val="Normal"/>
+    <w:uiPriority w:val="9"/>
+    <w:qFormat/>
     <w:pPr>
-      <w:keepNext w:val="1"/>
-      <w:keepLines w:val="1"/>
-      <w:pageBreakBefore w:val="0"/>
-      <w:spacing w:after="120" w:before="400" w:lineRule="auto"/>
+      <w:keepNext/>
+      <w:keepLines/>
+      <w:spacing w:before="400" w:after="120"/>
+      <w:outlineLvl w:val="0"/>
     </w:pPr>
     <w:rPr>
       <w:sz w:val="40"/>
@@ -2996,15 +4613,17 @@
     <w:name w:val="heading 2"/>
     <w:basedOn w:val="Normal"/>
     <w:next w:val="Normal"/>
+    <w:uiPriority w:val="9"/>
+    <w:semiHidden/>
+    <w:unhideWhenUsed/>
+    <w:qFormat/>
     <w:pPr>
-      <w:keepNext w:val="1"/>
-      <w:keepLines w:val="1"/>
-      <w:pageBreakBefore w:val="0"/>
-      <w:spacing w:after="120" w:before="360" w:lineRule="auto"/>
+      <w:keepNext/>
+      <w:keepLines/>
+      <w:spacing w:before="360" w:after="120"/>
+      <w:outlineLvl w:val="1"/>
     </w:pPr>
     <w:rPr>
-      <w:b w:val="0"/>
-      <w:bCs w:val="0"/>
       <w:sz w:val="32"/>
       <w:szCs w:val="32"/>
     </w:rPr>
@@ -3013,15 +4632,17 @@
     <w:name w:val="heading 3"/>
     <w:basedOn w:val="Normal"/>
     <w:next w:val="Normal"/>
+    <w:uiPriority w:val="9"/>
+    <w:semiHidden/>
+    <w:unhideWhenUsed/>
+    <w:qFormat/>
     <w:pPr>
-      <w:keepNext w:val="1"/>
-      <w:keepLines w:val="1"/>
-      <w:pageBreakBefore w:val="0"/>
-      <w:spacing w:after="80" w:before="320" w:lineRule="auto"/>
+      <w:keepNext/>
+      <w:keepLines/>
+      <w:spacing w:before="320" w:after="80"/>
+      <w:outlineLvl w:val="2"/>
     </w:pPr>
     <w:rPr>
-      <w:b w:val="0"/>
-      <w:bCs w:val="0"/>
       <w:color w:val="434343"/>
       <w:sz w:val="28"/>
       <w:szCs w:val="28"/>
@@ -3031,11 +4652,15 @@
     <w:name w:val="heading 4"/>
     <w:basedOn w:val="Normal"/>
     <w:next w:val="Normal"/>
+    <w:uiPriority w:val="9"/>
+    <w:semiHidden/>
+    <w:unhideWhenUsed/>
+    <w:qFormat/>
     <w:pPr>
-      <w:keepNext w:val="1"/>
-      <w:keepLines w:val="1"/>
-      <w:pageBreakBefore w:val="0"/>
-      <w:spacing w:after="80" w:before="280" w:lineRule="auto"/>
+      <w:keepNext/>
+      <w:keepLines/>
+      <w:spacing w:before="280" w:after="80"/>
+      <w:outlineLvl w:val="3"/>
     </w:pPr>
     <w:rPr>
       <w:color w:val="666666"/>
@@ -3047,45 +4672,87 @@
     <w:name w:val="heading 5"/>
     <w:basedOn w:val="Normal"/>
     <w:next w:val="Normal"/>
+    <w:uiPriority w:val="9"/>
+    <w:semiHidden/>
+    <w:unhideWhenUsed/>
+    <w:qFormat/>
     <w:pPr>
-      <w:keepNext w:val="1"/>
-      <w:keepLines w:val="1"/>
-      <w:pageBreakBefore w:val="0"/>
-      <w:spacing w:after="80" w:before="240" w:lineRule="auto"/>
+      <w:keepNext/>
+      <w:keepLines/>
+      <w:spacing w:before="240" w:after="80"/>
+      <w:outlineLvl w:val="4"/>
     </w:pPr>
     <w:rPr>
       <w:color w:val="666666"/>
-      <w:sz w:val="22"/>
-      <w:szCs w:val="22"/>
     </w:rPr>
   </w:style>
   <w:style w:type="paragraph" w:styleId="Heading6">
     <w:name w:val="heading 6"/>
     <w:basedOn w:val="Normal"/>
     <w:next w:val="Normal"/>
+    <w:uiPriority w:val="9"/>
+    <w:semiHidden/>
+    <w:unhideWhenUsed/>
+    <w:qFormat/>
     <w:pPr>
-      <w:keepNext w:val="1"/>
-      <w:keepLines w:val="1"/>
-      <w:pageBreakBefore w:val="0"/>
-      <w:spacing w:after="80" w:before="240" w:lineRule="auto"/>
+      <w:keepNext/>
+      <w:keepLines/>
+      <w:spacing w:before="240" w:after="80"/>
+      <w:outlineLvl w:val="5"/>
     </w:pPr>
     <w:rPr>
-      <w:i w:val="1"/>
-      <w:iCs w:val="1"/>
+      <w:i/>
+      <w:iCs/>
       <w:color w:val="666666"/>
-      <w:sz w:val="22"/>
-      <w:szCs w:val="22"/>
     </w:rPr>
+  </w:style>
+  <w:style w:type="character" w:default="1" w:styleId="DefaultParagraphFont">
+    <w:name w:val="Default Paragraph Font"/>
+    <w:uiPriority w:val="1"/>
+    <w:unhideWhenUsed/>
+  </w:style>
+  <w:style w:type="table" w:default="1" w:styleId="TableNormal">
+    <w:name w:val="Normal Table"/>
+    <w:uiPriority w:val="99"/>
+    <w:semiHidden/>
+    <w:unhideWhenUsed/>
+    <w:tblPr>
+      <w:tblInd w:w="0" w:type="dxa"/>
+      <w:tblCellMar>
+        <w:top w:w="0" w:type="dxa"/>
+        <w:left w:w="108" w:type="dxa"/>
+        <w:bottom w:w="0" w:type="dxa"/>
+        <w:right w:w="108" w:type="dxa"/>
+      </w:tblCellMar>
+    </w:tblPr>
+  </w:style>
+  <w:style w:type="numbering" w:default="1" w:styleId="NoList">
+    <w:name w:val="No List"/>
+    <w:uiPriority w:val="99"/>
+    <w:semiHidden/>
+    <w:unhideWhenUsed/>
+  </w:style>
+  <w:style w:type="table" w:customStyle="1" w:styleId="TableNormal0">
+    <w:name w:val="TableNormal"/>
+    <w:tblPr>
+      <w:tblCellMar>
+        <w:top w:w="100" w:type="dxa"/>
+        <w:left w:w="100" w:type="dxa"/>
+        <w:bottom w:w="100" w:type="dxa"/>
+        <w:right w:w="100" w:type="dxa"/>
+      </w:tblCellMar>
+    </w:tblPr>
   </w:style>
   <w:style w:type="paragraph" w:styleId="Title">
     <w:name w:val="Title"/>
     <w:basedOn w:val="Normal"/>
     <w:next w:val="Normal"/>
+    <w:uiPriority w:val="10"/>
+    <w:qFormat/>
     <w:pPr>
-      <w:keepNext w:val="1"/>
-      <w:keepLines w:val="1"/>
-      <w:pageBreakBefore w:val="0"/>
-      <w:spacing w:after="60" w:before="0" w:lineRule="auto"/>
+      <w:keepNext/>
+      <w:keepLines/>
+      <w:spacing w:after="60"/>
     </w:pPr>
     <w:rPr>
       <w:sz w:val="52"/>
@@ -3096,26 +4763,71 @@
     <w:name w:val="Subtitle"/>
     <w:basedOn w:val="Normal"/>
     <w:next w:val="Normal"/>
+    <w:uiPriority w:val="11"/>
+    <w:qFormat/>
     <w:pPr>
-      <w:keepNext w:val="1"/>
-      <w:keepLines w:val="1"/>
-      <w:pageBreakBefore w:val="0"/>
-      <w:spacing w:after="320" w:before="0" w:lineRule="auto"/>
+      <w:keepNext/>
+      <w:keepLines/>
+      <w:spacing w:after="320"/>
     </w:pPr>
     <w:rPr>
-      <w:rFonts w:ascii="Arial" w:cs="Arial" w:eastAsia="Arial" w:hAnsi="Arial"/>
-      <w:i w:val="0"/>
-      <w:iCs w:val="0"/>
       <w:color w:val="666666"/>
       <w:sz w:val="30"/>
       <w:szCs w:val="30"/>
     </w:rPr>
   </w:style>
-  <w:style w:type="table" w:styleId="Table1">
-    <w:basedOn w:val="TableNormal"/>
+  <w:style w:type="table" w:customStyle="1" w:styleId="a">
+    <w:basedOn w:val="TableNormal0"/>
     <w:tblPr>
       <w:tblStyleRowBandSize w:val="1"/>
       <w:tblStyleColBandSize w:val="1"/>
+    </w:tblPr>
+  </w:style>
+  <w:style w:type="paragraph" w:styleId="ListParagraph">
+    <w:name w:val="List Paragraph"/>
+    <w:basedOn w:val="Normal"/>
+    <w:uiPriority w:val="34"/>
+    <w:qFormat/>
+    <w:rsid w:val="009A29EE"/>
+    <w:pPr>
+      <w:ind w:left="720"/>
+      <w:contextualSpacing/>
+    </w:pPr>
+  </w:style>
+  <w:style w:type="paragraph" w:styleId="NormalWeb">
+    <w:name w:val="Normal (Web)"/>
+    <w:basedOn w:val="Normal"/>
+    <w:uiPriority w:val="99"/>
+    <w:semiHidden/>
+    <w:unhideWhenUsed/>
+    <w:rsid w:val="009A29EE"/>
+    <w:pPr>
+      <w:spacing w:before="100" w:beforeAutospacing="1" w:after="100" w:afterAutospacing="1" w:line="240" w:lineRule="auto"/>
+    </w:pPr>
+    <w:rPr>
+      <w:rFonts w:ascii="Times New Roman" w:eastAsia="Times New Roman" w:hAnsi="Times New Roman" w:cs="Times New Roman"/>
+      <w:sz w:val="24"/>
+      <w:szCs w:val="24"/>
+      <w:lang w:val="vi-VN"/>
+    </w:rPr>
+  </w:style>
+  <w:style w:type="table" w:styleId="TableGrid">
+    <w:name w:val="Table Grid"/>
+    <w:basedOn w:val="TableNormal"/>
+    <w:uiPriority w:val="39"/>
+    <w:rsid w:val="009A29EE"/>
+    <w:pPr>
+      <w:spacing w:line="240" w:lineRule="auto"/>
+    </w:pPr>
+    <w:tblPr>
+      <w:tblBorders>
+        <w:top w:val="single" w:sz="4" w:space="0" w:color="auto"/>
+        <w:left w:val="single" w:sz="4" w:space="0" w:color="auto"/>
+        <w:bottom w:val="single" w:sz="4" w:space="0" w:color="auto"/>
+        <w:right w:val="single" w:sz="4" w:space="0" w:color="auto"/>
+        <w:insideH w:val="single" w:sz="4" w:space="0" w:color="auto"/>
+        <w:insideV w:val="single" w:sz="4" w:space="0" w:color="auto"/>
+      </w:tblBorders>
     </w:tblPr>
   </w:style>
 </w:styles>
@@ -3441,17 +5153,17 @@
 </a:theme>
 </file>
 
-<file path=customXML/item1.xml><?xml version="1.0" encoding="utf-8"?>
+<file path=customXml/item1.xml><?xml version="1.0" encoding="utf-8"?>
 <go:gDocsCustomXmlDataStorage xmlns:go="http://customooxmlschemas.google.com/" xmlns:r="http://schemas.openxmlformats.org/officeDocument/2006/relationships" uri="GoogleDocsCustomDataVersion2">
   <go:docsCustomData xmlns:go="http://customooxmlschemas.google.com/" roundtripDataSignature="AMtx7miqxAGz23usey6O/EonoHgXxgGtuA==">CgMxLjAaHwoBMBIaChgICVIUChJ0YWJsZS5kdWVyc2lvb2l5cjUyDmguYXByMzk1aHRxZnZmMg5oLmJzOGl3aHZxNzdzNzIOaC5uMWU0ZXpiNGxieG8yDmgueDFncnhqM29mMDJjMg5oLmlpOHBoOHF3Mzl1djIOaC5yaTc0c3V1dWh3eGUyDmguaDk4dHBlMXg2NmliMg5oLjR3bzhoY2NmcmdwbzIOaC45ZnNhdDRzbDFzeHMyDWguZndjaDN1Y2hlcjMyDWguZmNzODVrcDVwdnUyDWguajh5bG11N2JhNTgyDmgucmhtcm44MWt2NXV0Mg5oLmM3OTZrbDFoZmV6MDIOaC5xcGJrOHBkYm8weWI4AHIhMW5Wc0ZhUzdsYW9Ld3FUazdLRkFzblgyUUtCclp1bWVD</go:docsCustomData>
 </go:gDocsCustomXmlDataStorage>
 </file>
 
-<file path=customXML/itemProps1.xml><?xml version="1.0" encoding="utf-8"?>
+<file path=customXml/itemProps1.xml><?xml version="1.0" encoding="utf-8"?>
 <ds:datastoreItem xmlns:ds="http://schemas.openxmlformats.org/officeDocument/2006/customXml" ds:itemID="{11111111-1234-1234-1234-123412341234}">
   <ds:schemaRefs>
+    <ds:schemaRef ds:uri="http://customooxmlschemas.google.com/"/>
     <ds:schemaRef ds:uri="http://schemas.openxmlformats.org/officeDocument/2006/relationships"/>
-    <ds:schemaRef ds:uri="http://customooxmlschemas.google.com/"/>
   </ds:schemaRefs>
 </ds:datastoreItem>
 </file>